--- a/计划.docx
+++ b/计划.docx
@@ -81,6 +81,83 @@
       </w:pPr>
       <w:r>
         <w:t>角色表情整备</w:t>
+      </w:r>
+    </w:p>
+    <w:p>
+      <w:pPr>
+        <w:numPr>
+          <w:ilvl w:val="0"/>
+          <w:numId w:val="1"/>
+        </w:numPr>
+      </w:pPr>
+      <w:r>
+        <w:t>基础动作组完善</w:t>
+      </w:r>
+    </w:p>
+    <w:p>
+      <w:pPr>
+        <w:numPr>
+          <w:ilvl w:val="0"/>
+          <w:numId w:val="1"/>
+        </w:numPr>
+      </w:pPr>
+      <w:r>
+        <w:t>更加灵活的伤害设置方式（能量波不爆炸不造成伤害一类的）</w:t>
+      </w:r>
+    </w:p>
+    <w:p>
+      <w:pPr>
+        <w:numPr>
+          <w:ilvl w:val="0"/>
+          <w:numId w:val="1"/>
+        </w:numPr>
+      </w:pPr>
+      <w:r>
+        <w:t>调查特效伤害回到对象池后却没被setactve false问题</w:t>
+      </w:r>
+    </w:p>
+    <w:p>
+      <w:pPr>
+        <w:numPr>
+          <w:ilvl w:val="0"/>
+          <w:numId w:val="1"/>
+        </w:numPr>
+      </w:pPr>
+      <w:r>
+        <w:t>测试模式直接重来情况下产生的错误</w:t>
+      </w:r>
+    </w:p>
+    <w:p>
+      <w:pPr>
+        <w:numPr>
+          <w:ilvl w:val="0"/>
+          <w:numId w:val="1"/>
+        </w:numPr>
+      </w:pPr>
+      <w:r>
+        <w:t>全身变色特效</w:t>
+      </w:r>
+    </w:p>
+    <w:p>
+      <w:pPr>
+        <w:numPr>
+          <w:ilvl w:val="0"/>
+          <w:numId w:val="1"/>
+        </w:numPr>
+      </w:pPr>
+      <w:r>
+        <w:t>对象池缩减节能</w:t>
+      </w:r>
+    </w:p>
+    <w:p>
+      <w:pPr>
+        <w:numPr>
+          <w:ilvl w:val="0"/>
+          <w:numId w:val="1"/>
+        </w:numPr>
+      </w:pPr>
+      <w:r>
+        <w:t>没队员不让进限制</w:t>
       </w:r>
       <w:bookmarkStart w:id="0" w:name="_GoBack"/>
       <w:bookmarkEnd w:id="0"/>

--- a/计划.docx
+++ b/计划.docx
@@ -124,7 +124,7 @@
         </w:numPr>
       </w:pPr>
       <w:r>
-        <w:t>测试模式直接重来情况下产生的错误</w:t>
+        <w:t>全身变色特效</w:t>
       </w:r>
     </w:p>
     <w:p>
@@ -135,7 +135,7 @@
         </w:numPr>
       </w:pPr>
       <w:r>
-        <w:t>全身变色特效</w:t>
+        <w:t>对象池缩减节能</w:t>
       </w:r>
     </w:p>
     <w:p>
@@ -146,7 +146,7 @@
         </w:numPr>
       </w:pPr>
       <w:r>
-        <w:t>对象池缩减节能</w:t>
+        <w:t>没队员不让进限制</w:t>
       </w:r>
     </w:p>
     <w:p>
@@ -157,7 +157,97 @@
         </w:numPr>
       </w:pPr>
       <w:r>
-        <w:t>没队员不让进限制</w:t>
+        <w:t>几个主角的原生技能</w:t>
+      </w:r>
+    </w:p>
+    <w:p>
+      <w:pPr>
+        <w:numPr>
+          <w:ilvl w:val="0"/>
+          <w:numId w:val="1"/>
+        </w:numPr>
+      </w:pPr>
+      <w:r>
+        <w:t>关卡至今不能做的原因。如何让这个工作可以提前进行</w:t>
+      </w:r>
+    </w:p>
+    <w:p>
+      <w:pPr>
+        <w:numPr>
+          <w:numId w:val="0"/>
+        </w:numPr>
+        <w:spacing w:after="200" w:line="276" w:lineRule="auto"/>
+        <w:jc w:val="both"/>
+      </w:pPr>
+    </w:p>
+    <w:p>
+      <w:pPr>
+        <w:numPr>
+          <w:numId w:val="0"/>
+        </w:numPr>
+        <w:spacing w:after="200" w:line="276" w:lineRule="auto"/>
+        <w:jc w:val="both"/>
+      </w:pPr>
+    </w:p>
+    <w:p>
+      <w:pPr>
+        <w:numPr>
+          <w:numId w:val="0"/>
+        </w:numPr>
+        <w:spacing w:after="200" w:line="276" w:lineRule="auto"/>
+        <w:jc w:val="both"/>
+      </w:pPr>
+      <w:r>
+        <w:t>关卡之所以至今没有做，是因为多方面原因让我们倾向于认为这个工作应该放到最后的最后。以下罗列这些因素</w:t>
+      </w:r>
+    </w:p>
+    <w:p>
+      <w:pPr>
+        <w:numPr>
+          <w:numId w:val="0"/>
+        </w:numPr>
+        <w:spacing w:after="200" w:line="276" w:lineRule="auto"/>
+        <w:jc w:val="both"/>
+      </w:pPr>
+      <w:r>
+        <w:t>1. 技能表没有完善。我们至今都还没有给所有技能进行一个分级，不光是ex等级，还有rare等级。如果这些东西没有确定的话，那么一方面编辑出来的技能组可能非法，另一方面不好把握让一些更精彩</w:t>
+      </w:r>
+    </w:p>
+    <w:p>
+      <w:pPr>
+        <w:numPr>
+          <w:numId w:val="0"/>
+        </w:numPr>
+        <w:spacing w:after="200" w:line="276" w:lineRule="auto"/>
+        <w:jc w:val="both"/>
+      </w:pPr>
+      <w:r>
+        <w:t>的技能按游戏进度的节奏出现，比如让一些绚丽的技能出现在boss关卡，以及越往后的关卡招术越绚丽。</w:t>
+      </w:r>
+    </w:p>
+    <w:p>
+      <w:pPr>
+        <w:numPr>
+          <w:ilvl w:val="0"/>
+          <w:numId w:val="2"/>
+        </w:numPr>
+        <w:spacing w:after="200" w:line="276" w:lineRule="auto"/>
+        <w:jc w:val="both"/>
+      </w:pPr>
+      <w:r>
+        <w:t>角色资源没安排。编辑出的关卡角色要有号码吧，那么我们现在完全没有安排一些主角外的人物，也就没法完整的去做好这个关卡。而且，不是存在固有技能？这个固有技能在闯关模式下也和角色紧密挂钩的话，那固有技能都没安排好的话我们也没法提前做关卡。更何况不是还说想做个龙？那个龙还搞不搞了</w:t>
+      </w:r>
+    </w:p>
+    <w:p>
+      <w:pPr>
+        <w:numPr>
+          <w:numId w:val="0"/>
+        </w:numPr>
+        <w:spacing w:after="200" w:line="276" w:lineRule="auto"/>
+        <w:jc w:val="both"/>
+      </w:pPr>
+      <w:r>
+        <w:t>关卡没法开始制作的主要原因差不多就是上面这些。。。So。。。。如果真希望早点开始做关卡，一方面可以想办法把当前的一些障碍给靠企划让他消失掉，另一方面可以把一些环节给做活，让这些工序未必非要一前一后</w:t>
       </w:r>
       <w:bookmarkStart w:id="0" w:name="_GoBack"/>
       <w:bookmarkEnd w:id="0"/>
@@ -186,8 +276,23 @@
       <w:lvlJc w:val="left"/>
     </w:lvl>
   </w:abstractNum>
+  <w:abstractNum w:abstractNumId="1">
+    <w:nsid w:val="5F016BA9"/>
+    <w:multiLevelType w:val="singleLevel"/>
+    <w:tmpl w:val="5F016BA9"/>
+    <w:lvl w:ilvl="0" w:tentative="0">
+      <w:start w:val="2"/>
+      <w:numFmt w:val="decimal"/>
+      <w:suff w:val="space"/>
+      <w:lvlText w:val="%1."/>
+      <w:lvlJc w:val="left"/>
+    </w:lvl>
+  </w:abstractNum>
   <w:num w:numId="1">
     <w:abstractNumId w:val="0"/>
+  </w:num>
+  <w:num w:numId="2">
+    <w:abstractNumId w:val="1"/>
   </w:num>
 </w:numbering>
 </file>

--- a/计划.docx
+++ b/计划.docx
@@ -174,83 +174,90 @@
     <w:p>
       <w:pPr>
         <w:numPr>
+          <w:ilvl w:val="0"/>
+          <w:numId w:val="1"/>
+        </w:numPr>
+      </w:pPr>
+      <w:r>
+        <w:t>确定下目前已经技能的EX等级，并且重新考虑战斗过程中的吸气机制，并且考虑个更好的当前气量显示方式。</w:t>
+      </w:r>
+    </w:p>
+    <w:p>
+      <w:pPr>
+        <w:numPr>
+          <w:ilvl w:val="0"/>
           <w:numId w:val="0"/>
         </w:numPr>
         <w:spacing w:after="200" w:line="276" w:lineRule="auto"/>
         <w:jc w:val="both"/>
       </w:pPr>
-    </w:p>
-    <w:p>
-      <w:pPr>
-        <w:numPr>
+      <w:bookmarkStart w:id="0" w:name="_GoBack"/>
+      <w:bookmarkEnd w:id="0"/>
+    </w:p>
+    <w:p>
+      <w:pPr>
+        <w:numPr>
+          <w:ilvl w:val="0"/>
           <w:numId w:val="0"/>
         </w:numPr>
         <w:spacing w:after="200" w:line="276" w:lineRule="auto"/>
         <w:jc w:val="both"/>
       </w:pPr>
-    </w:p>
-    <w:p>
-      <w:pPr>
-        <w:numPr>
+      <w:r>
+        <w:t>关卡之所以至今没有做，是因为多方面原因让我们倾向于认为这个工作应该放到最后的最后。以下罗列这些因素</w:t>
+      </w:r>
+    </w:p>
+    <w:p>
+      <w:pPr>
+        <w:numPr>
+          <w:ilvl w:val="0"/>
           <w:numId w:val="0"/>
         </w:numPr>
         <w:spacing w:after="200" w:line="276" w:lineRule="auto"/>
         <w:jc w:val="both"/>
       </w:pPr>
       <w:r>
-        <w:t>关卡之所以至今没有做，是因为多方面原因让我们倾向于认为这个工作应该放到最后的最后。以下罗列这些因素</w:t>
-      </w:r>
-    </w:p>
-    <w:p>
-      <w:pPr>
-        <w:numPr>
+        <w:t>1. 技能表没有完善。我们至今都还没有给所有技能进行一个分级，不光是ex等级，还有rare等级。如果这些东西没有确定的话，那么一方面编辑出来的技能组可能非法，另一方面不好把握让一些更精彩</w:t>
+      </w:r>
+    </w:p>
+    <w:p>
+      <w:pPr>
+        <w:numPr>
+          <w:ilvl w:val="0"/>
           <w:numId w:val="0"/>
         </w:numPr>
         <w:spacing w:after="200" w:line="276" w:lineRule="auto"/>
         <w:jc w:val="both"/>
       </w:pPr>
       <w:r>
-        <w:t>1. 技能表没有完善。我们至今都还没有给所有技能进行一个分级，不光是ex等级，还有rare等级。如果这些东西没有确定的话，那么一方面编辑出来的技能组可能非法，另一方面不好把握让一些更精彩</w:t>
-      </w:r>
-    </w:p>
-    <w:p>
-      <w:pPr>
-        <w:numPr>
-          <w:numId w:val="0"/>
+        <w:t>的技能按游戏进度的节奏出现，比如让一些绚丽的技能出现在boss关卡，以及越往后的关卡招术越绚丽。</w:t>
+      </w:r>
+    </w:p>
+    <w:p>
+      <w:pPr>
+        <w:numPr>
+          <w:ilvl w:val="0"/>
+          <w:numId w:val="2"/>
         </w:numPr>
         <w:spacing w:after="200" w:line="276" w:lineRule="auto"/>
         <w:jc w:val="both"/>
       </w:pPr>
       <w:r>
-        <w:t>的技能按游戏进度的节奏出现，比如让一些绚丽的技能出现在boss关卡，以及越往后的关卡招术越绚丽。</w:t>
-      </w:r>
-    </w:p>
-    <w:p>
-      <w:pPr>
-        <w:numPr>
-          <w:ilvl w:val="0"/>
-          <w:numId w:val="2"/>
+        <w:t>角色资源没安排。编辑出的关卡角色要有号码吧，那么我们现在完全没有安排一些主角外的人物，也就没法完整的去做好这个关卡。而且，不是存在固有技能？这个固有技能在闯关模式下也和角色紧密挂钩的话，那固有技能都没安排好的话我们也没法提前做关卡。更何况不是还说想做个龙？那个龙还搞不搞了</w:t>
+      </w:r>
+    </w:p>
+    <w:p>
+      <w:pPr>
+        <w:numPr>
+          <w:ilvl w:val="0"/>
+          <w:numId w:val="0"/>
         </w:numPr>
         <w:spacing w:after="200" w:line="276" w:lineRule="auto"/>
         <w:jc w:val="both"/>
       </w:pPr>
       <w:r>
-        <w:t>角色资源没安排。编辑出的关卡角色要有号码吧，那么我们现在完全没有安排一些主角外的人物，也就没法完整的去做好这个关卡。而且，不是存在固有技能？这个固有技能在闯关模式下也和角色紧密挂钩的话，那固有技能都没安排好的话我们也没法提前做关卡。更何况不是还说想做个龙？那个龙还搞不搞了</w:t>
-      </w:r>
-    </w:p>
-    <w:p>
-      <w:pPr>
-        <w:numPr>
-          <w:numId w:val="0"/>
-        </w:numPr>
-        <w:spacing w:after="200" w:line="276" w:lineRule="auto"/>
-        <w:jc w:val="both"/>
-      </w:pPr>
-      <w:r>
         <w:t>关卡没法开始制作的主要原因差不多就是上面这些。。。So。。。。如果真希望早点开始做关卡，一方面可以想办法把当前的一些障碍给靠企划让他消失掉，另一方面可以把一些环节给做活，让这些工序未必非要一前一后</w:t>
       </w:r>
-      <w:bookmarkStart w:id="0" w:name="_GoBack"/>
-      <w:bookmarkEnd w:id="0"/>
     </w:p>
     <w:sectPr>
       <w:pgSz w:w="11909" w:h="16834"/>

--- a/计划.docx
+++ b/计划.docx
@@ -181,6 +181,14 @@
       <w:r>
         <w:t>确定下目前已经技能的EX等级，并且重新考虑战斗过程中的吸气机制，并且考虑个更好的当前气量显示方式。</w:t>
       </w:r>
+      <w:r>
+        <w:t>(注意关于新吸气机制，数值企划存在很大逻辑问题还没解决</w:t>
+      </w:r>
+      <w:bookmarkStart w:id="0" w:name="_GoBack"/>
+      <w:bookmarkEnd w:id="0"/>
+      <w:r>
+        <w:t>)</w:t>
+      </w:r>
     </w:p>
     <w:p>
       <w:pPr>
@@ -191,8 +199,6 @@
         <w:spacing w:after="200" w:line="276" w:lineRule="auto"/>
         <w:jc w:val="both"/>
       </w:pPr>
-      <w:bookmarkStart w:id="0" w:name="_GoBack"/>
-      <w:bookmarkEnd w:id="0"/>
     </w:p>
     <w:p>
       <w:pPr>

--- a/计划.docx
+++ b/计划.docx
@@ -135,7 +135,7 @@
         </w:numPr>
       </w:pPr>
       <w:r>
-        <w:t>对象池缩减节能</w:t>
+        <w:t>没队员不让进限制</w:t>
       </w:r>
     </w:p>
     <w:p>
@@ -146,7 +146,7 @@
         </w:numPr>
       </w:pPr>
       <w:r>
-        <w:t>没队员不让进限制</w:t>
+        <w:t>几个主角的原生技能</w:t>
       </w:r>
     </w:p>
     <w:p>
@@ -157,7 +157,7 @@
         </w:numPr>
       </w:pPr>
       <w:r>
-        <w:t>几个主角的原生技能</w:t>
+        <w:t>关卡至今不能做的原因。如何让这个工作可以提前进行</w:t>
       </w:r>
     </w:p>
     <w:p>
@@ -168,7 +168,7 @@
         </w:numPr>
       </w:pPr>
       <w:r>
-        <w:t>关卡至今不能做的原因。如何让这个工作可以提前进行</w:t>
+        <w:t>确定下目前已经技能的EX等级，并且重新考虑战斗过程中的吸气机制，并且考虑个更好的当前气量显示方式。(注意关于新吸气机制，数值企划存在很大逻辑问题还没解决)</w:t>
       </w:r>
     </w:p>
     <w:p>
@@ -179,91 +179,119 @@
         </w:numPr>
       </w:pPr>
       <w:r>
-        <w:t>确定下目前已经技能的EX等级，并且重新考虑战斗过程中的吸气机制，并且考虑个更好的当前气量显示方式。</w:t>
-      </w:r>
-      <w:r>
-        <w:t>(注意关于新吸气机制，数值企划存在很大逻辑问题还没解决</w:t>
+        <w:t>两个角色的相互碰撞莫名其妙消失的bug</w:t>
+      </w:r>
+    </w:p>
+    <w:p>
+      <w:pPr>
+        <w:numPr>
+          <w:ilvl w:val="0"/>
+          <w:numId w:val="1"/>
+        </w:numPr>
+      </w:pPr>
+      <w:r>
+        <w:t>9格内部必杀与非必杀背景格的颜色区别（大体逻辑已经做成。需要进一步调整。）</w:t>
+      </w:r>
+    </w:p>
+    <w:p>
+      <w:pPr>
+        <w:numPr>
+          <w:ilvl w:val="0"/>
+          <w:numId w:val="0"/>
+        </w:numPr>
+        <w:spacing w:after="200" w:line="276" w:lineRule="auto"/>
+        <w:jc w:val="both"/>
+      </w:pPr>
+    </w:p>
+    <w:p>
+      <w:pPr>
+        <w:numPr>
+          <w:ilvl w:val="0"/>
+          <w:numId w:val="0"/>
+        </w:numPr>
+        <w:spacing w:after="200" w:line="276" w:lineRule="auto"/>
+        <w:jc w:val="both"/>
+      </w:pPr>
+      <w:r>
+        <w:t>关卡之所以至今没有做，是因为多方面原因让我们倾向于认为这个工作应该放到最后的最后。以下罗列这些因素</w:t>
+      </w:r>
+    </w:p>
+    <w:p>
+      <w:pPr>
+        <w:numPr>
+          <w:ilvl w:val="0"/>
+          <w:numId w:val="0"/>
+        </w:numPr>
+        <w:spacing w:after="200" w:line="276" w:lineRule="auto"/>
+        <w:jc w:val="both"/>
+      </w:pPr>
+      <w:r>
+        <w:t>1. 技能表没有完善。我们至今都还没有给所有技能进行一个分级，不光是ex等级，还有rare等级。如果这些东西没有确定的话，那么一方面编辑出来的技能组可能非法，另一方面不好把握让一些更精彩</w:t>
+      </w:r>
+    </w:p>
+    <w:p>
+      <w:pPr>
+        <w:numPr>
+          <w:ilvl w:val="0"/>
+          <w:numId w:val="0"/>
+        </w:numPr>
+        <w:spacing w:after="200" w:line="276" w:lineRule="auto"/>
+        <w:jc w:val="both"/>
+      </w:pPr>
+      <w:r>
+        <w:t>的技能按游戏进度的节奏出现，比如让一些绚丽的技能出现在boss关卡，以及越往后的关卡招术越绚丽。</w:t>
+      </w:r>
+    </w:p>
+    <w:p>
+      <w:pPr>
+        <w:numPr>
+          <w:ilvl w:val="0"/>
+          <w:numId w:val="2"/>
+        </w:numPr>
+        <w:spacing w:after="200" w:line="276" w:lineRule="auto"/>
+        <w:jc w:val="both"/>
+      </w:pPr>
+      <w:r>
+        <w:t>角色资源没安排。编辑出的关卡角色要有号码吧，那么我们现在完全没有安排一些主角外的人物，也就没法完整的去做好这个关卡。而且，不是存在固有技能？这个固有技能在闯关模式下也和角色紧密挂钩的话，那固有技能都没安排好的话我们也没法提前做关卡。更何况不是还说想做个龙？那个龙还搞不搞了</w:t>
+      </w:r>
+    </w:p>
+    <w:p>
+      <w:pPr>
+        <w:numPr>
+          <w:ilvl w:val="0"/>
+          <w:numId w:val="0"/>
+        </w:numPr>
+        <w:spacing w:after="200" w:line="276" w:lineRule="auto"/>
+        <w:jc w:val="both"/>
+      </w:pPr>
+      <w:r>
+        <w:t>关卡没法开始制作的主要原因差不多就是上面这些。。。So。。。。如果真希望早点开始做关卡，一方面可以想办法把当前的一些障碍给靠企划让他消失掉，另一方面可以把一些环节给做活，让这些工序未必非要一前一后</w:t>
+      </w:r>
+    </w:p>
+    <w:p>
+      <w:pPr>
+        <w:numPr>
+          <w:ilvl w:val="0"/>
+          <w:numId w:val="0"/>
+        </w:numPr>
+        <w:spacing w:after="200" w:line="276" w:lineRule="auto"/>
+        <w:jc w:val="both"/>
+      </w:pPr>
+    </w:p>
+    <w:p>
+      <w:pPr>
+        <w:numPr>
+          <w:ilvl w:val="0"/>
+          <w:numId w:val="0"/>
+        </w:numPr>
+        <w:spacing w:after="200" w:line="276" w:lineRule="auto"/>
+        <w:jc w:val="both"/>
+      </w:pPr>
+      <w:r>
+        <w:t>技能必杀技等级问题，产生一个新的明显问题：按企划普工一般会多达5到6个。如果这些技能都是拳打脚踢那过于无聊。需要让一些轻中，远距离技能降低为普攻。</w:t>
       </w:r>
       <w:bookmarkStart w:id="0" w:name="_GoBack"/>
       <w:bookmarkEnd w:id="0"/>
-      <w:r>
-        <w:t>)</w:t>
-      </w:r>
-    </w:p>
-    <w:p>
-      <w:pPr>
-        <w:numPr>
-          <w:ilvl w:val="0"/>
-          <w:numId w:val="0"/>
-        </w:numPr>
-        <w:spacing w:after="200" w:line="276" w:lineRule="auto"/>
-        <w:jc w:val="both"/>
-      </w:pPr>
-    </w:p>
-    <w:p>
-      <w:pPr>
-        <w:numPr>
-          <w:ilvl w:val="0"/>
-          <w:numId w:val="0"/>
-        </w:numPr>
-        <w:spacing w:after="200" w:line="276" w:lineRule="auto"/>
-        <w:jc w:val="both"/>
-      </w:pPr>
-      <w:r>
-        <w:t>关卡之所以至今没有做，是因为多方面原因让我们倾向于认为这个工作应该放到最后的最后。以下罗列这些因素</w:t>
-      </w:r>
-    </w:p>
-    <w:p>
-      <w:pPr>
-        <w:numPr>
-          <w:ilvl w:val="0"/>
-          <w:numId w:val="0"/>
-        </w:numPr>
-        <w:spacing w:after="200" w:line="276" w:lineRule="auto"/>
-        <w:jc w:val="both"/>
-      </w:pPr>
-      <w:r>
-        <w:t>1. 技能表没有完善。我们至今都还没有给所有技能进行一个分级，不光是ex等级，还有rare等级。如果这些东西没有确定的话，那么一方面编辑出来的技能组可能非法，另一方面不好把握让一些更精彩</w:t>
-      </w:r>
-    </w:p>
-    <w:p>
-      <w:pPr>
-        <w:numPr>
-          <w:ilvl w:val="0"/>
-          <w:numId w:val="0"/>
-        </w:numPr>
-        <w:spacing w:after="200" w:line="276" w:lineRule="auto"/>
-        <w:jc w:val="both"/>
-      </w:pPr>
-      <w:r>
-        <w:t>的技能按游戏进度的节奏出现，比如让一些绚丽的技能出现在boss关卡，以及越往后的关卡招术越绚丽。</w:t>
-      </w:r>
-    </w:p>
-    <w:p>
-      <w:pPr>
-        <w:numPr>
-          <w:ilvl w:val="0"/>
-          <w:numId w:val="2"/>
-        </w:numPr>
-        <w:spacing w:after="200" w:line="276" w:lineRule="auto"/>
-        <w:jc w:val="both"/>
-      </w:pPr>
-      <w:r>
-        <w:t>角色资源没安排。编辑出的关卡角色要有号码吧，那么我们现在完全没有安排一些主角外的人物，也就没法完整的去做好这个关卡。而且，不是存在固有技能？这个固有技能在闯关模式下也和角色紧密挂钩的话，那固有技能都没安排好的话我们也没法提前做关卡。更何况不是还说想做个龙？那个龙还搞不搞了</w:t>
-      </w:r>
-    </w:p>
-    <w:p>
-      <w:pPr>
-        <w:numPr>
-          <w:ilvl w:val="0"/>
-          <w:numId w:val="0"/>
-        </w:numPr>
-        <w:spacing w:after="200" w:line="276" w:lineRule="auto"/>
-        <w:jc w:val="both"/>
-      </w:pPr>
-      <w:r>
-        <w:t>关卡没法开始制作的主要原因差不多就是上面这些。。。So。。。。如果真希望早点开始做关卡，一方面可以想办法把当前的一些障碍给靠企划让他消失掉，另一方面可以把一些环节给做活，让这些工序未必非要一前一后</w:t>
-      </w:r>
     </w:p>
     <w:sectPr>
       <w:pgSz w:w="11909" w:h="16834"/>

--- a/计划.docx
+++ b/计划.docx
@@ -2,36 +2,6 @@
 <file path=word/document.xml><?xml version="1.0" encoding="utf-8"?>
 <w:document xmlns:wpc="http://schemas.microsoft.com/office/word/2010/wordprocessingCanvas" xmlns:mc="http://schemas.openxmlformats.org/markup-compatibility/2006" xmlns:o="urn:schemas-microsoft-com:office:office" xmlns:r="http://schemas.openxmlformats.org/officeDocument/2006/relationships" xmlns:m="http://schemas.openxmlformats.org/officeDocument/2006/math" xmlns:v="urn:schemas-microsoft-com:vml" xmlns:wp14="http://schemas.microsoft.com/office/word/2010/wordprocessingDrawing" xmlns:wp="http://schemas.openxmlformats.org/drawingml/2006/wordprocessingDrawing" xmlns:w="http://schemas.openxmlformats.org/wordprocessingml/2006/main" xmlns:w14="http://schemas.microsoft.com/office/word/2010/wordml" xmlns:w10="urn:schemas-microsoft-com:office:word" xmlns:w15="http://schemas.microsoft.com/office/word/2012/wordml" xmlns:wpg="http://schemas.microsoft.com/office/word/2010/wordprocessingGroup" xmlns:wpi="http://schemas.microsoft.com/office/word/2010/wordprocessingInk" xmlns:wne="http://schemas.microsoft.com/office/word/2006/wordml" xmlns:wps="http://schemas.microsoft.com/office/word/2010/wordprocessingShape" xmlns:wpsCustomData="http://www.wps.cn/officeDocument/2013/wpsCustomData" mc:Ignorable="w14 w15 wp14">
   <w:body>
-    <w:p>
-      <w:pPr>
-        <w:pStyle w:val="3"/>
-        <w:numPr>
-          <w:ilvl w:val="0"/>
-          <w:numId w:val="1"/>
-        </w:numPr>
-        <w:rPr>
-          <w:rFonts w:asciiTheme="minorHAnsi" w:hAnsiTheme="minorHAnsi" w:eastAsiaTheme="minorEastAsia" w:cstheme="minorBidi"/>
-          <w:b w:val="0"/>
-          <w:smallCaps w:val="0"/>
-          <w:spacing w:val="0"/>
-          <w:sz w:val="20"/>
-          <w:szCs w:val="20"/>
-          <w:lang w:eastAsia="zh-CN" w:bidi="ar-SA"/>
-        </w:rPr>
-      </w:pPr>
-      <w:r>
-        <w:rPr>
-          <w:rFonts w:asciiTheme="minorHAnsi" w:hAnsiTheme="minorHAnsi" w:eastAsiaTheme="minorEastAsia" w:cstheme="minorBidi"/>
-          <w:b w:val="0"/>
-          <w:smallCaps w:val="0"/>
-          <w:spacing w:val="0"/>
-          <w:sz w:val="20"/>
-          <w:szCs w:val="20"/>
-          <w:lang w:eastAsia="zh-CN" w:bidi="ar-SA"/>
-        </w:rPr>
-        <w:t>主界面展示模型变为微俯视</w:t>
-      </w:r>
-    </w:p>
     <w:p>
       <w:pPr>
         <w:numPr>
@@ -197,6 +167,19 @@
       <w:pPr>
         <w:numPr>
           <w:ilvl w:val="0"/>
+          <w:numId w:val="1"/>
+        </w:numPr>
+      </w:pPr>
+      <w:r>
+        <w:t>按键特效系统有问题，而且资源不全</w:t>
+      </w:r>
+      <w:bookmarkStart w:id="0" w:name="_GoBack"/>
+      <w:bookmarkEnd w:id="0"/>
+    </w:p>
+    <w:p>
+      <w:pPr>
+        <w:numPr>
+          <w:ilvl w:val="0"/>
           <w:numId w:val="0"/>
         </w:numPr>
         <w:spacing w:after="200" w:line="276" w:lineRule="auto"/>
@@ -290,8 +273,6 @@
       <w:r>
         <w:t>技能必杀技等级问题，产生一个新的明显问题：按企划普工一般会多达5到6个。如果这些技能都是拳打脚踢那过于无聊。需要让一些轻中，远距离技能降低为普攻。</w:t>
       </w:r>
-      <w:bookmarkStart w:id="0" w:name="_GoBack"/>
-      <w:bookmarkEnd w:id="0"/>
     </w:p>
     <w:sectPr>
       <w:pgSz w:w="11909" w:h="16834"/>

--- a/计划.docx
+++ b/计划.docx
@@ -105,7 +105,7 @@
         </w:numPr>
       </w:pPr>
       <w:r>
-        <w:t>没队员不让进限制</w:t>
+        <w:t xml:space="preserve">几个主角的原生技能 </w:t>
       </w:r>
     </w:p>
     <w:p>
@@ -116,7 +116,7 @@
         </w:numPr>
       </w:pPr>
       <w:r>
-        <w:t>几个主角的原生技能</w:t>
+        <w:t>关卡至今不能做的原因。如何让这个工作可以提前进行</w:t>
       </w:r>
     </w:p>
     <w:p>
@@ -127,7 +127,7 @@
         </w:numPr>
       </w:pPr>
       <w:r>
-        <w:t>关卡至今不能做的原因。如何让这个工作可以提前进行</w:t>
+        <w:t>确定下目前已经技能的EX等级，并且重新考虑战斗过程中的吸气机制，并且考虑个更好的当前气量显示方式。(注意关于新吸气机制，数值企划存在很大逻辑问题还没解决)</w:t>
       </w:r>
     </w:p>
     <w:p>
@@ -138,7 +138,7 @@
         </w:numPr>
       </w:pPr>
       <w:r>
-        <w:t>确定下目前已经技能的EX等级，并且重新考虑战斗过程中的吸气机制，并且考虑个更好的当前气量显示方式。(注意关于新吸气机制，数值企划存在很大逻辑问题还没解决)</w:t>
+        <w:t>两个角色的相互碰撞莫名其妙消失的bug</w:t>
       </w:r>
     </w:p>
     <w:p>
@@ -149,7 +149,7 @@
         </w:numPr>
       </w:pPr>
       <w:r>
-        <w:t>两个角色的相互碰撞莫名其妙消失的bug</w:t>
+        <w:t>9格内部必杀与非必杀背景格的颜色区别（大体逻辑已经做成。需要进一步调整。）</w:t>
       </w:r>
     </w:p>
     <w:p>
@@ -160,7 +160,7 @@
         </w:numPr>
       </w:pPr>
       <w:r>
-        <w:t>9格内部必杀与非必杀背景格的颜色区别（大体逻辑已经做成。需要进一步调整。）</w:t>
+        <w:t>按键特效系统有问题，而且资源不全</w:t>
       </w:r>
     </w:p>
     <w:p>
@@ -171,10 +171,49 @@
         </w:numPr>
       </w:pPr>
       <w:r>
-        <w:t>按键特效系统有问题，而且资源不全</w:t>
+        <w:t>Arcade 全自动模式（自动下一关）</w:t>
+      </w:r>
+    </w:p>
+    <w:p>
+      <w:pPr>
+        <w:numPr>
+          <w:ilvl w:val="0"/>
+          <w:numId w:val="1"/>
+        </w:numPr>
+      </w:pPr>
+      <w:r>
+        <w:t>boss模式（无限气，补充气</w:t>
+      </w:r>
+      <w:r>
+        <w:t>、一角三血</w:t>
       </w:r>
       <w:bookmarkStart w:id="0" w:name="_GoBack"/>
       <w:bookmarkEnd w:id="0"/>
+      <w:r>
+        <w:t>）</w:t>
+      </w:r>
+    </w:p>
+    <w:p>
+      <w:pPr>
+        <w:numPr>
+          <w:ilvl w:val="0"/>
+          <w:numId w:val="1"/>
+        </w:numPr>
+      </w:pPr>
+      <w:r>
+        <w:t>技能组性能平均化（ 是否有必要单独研究，指的是把所有装备中技能石的性能平均 ）</w:t>
+      </w:r>
+    </w:p>
+    <w:p>
+      <w:pPr>
+        <w:numPr>
+          <w:ilvl w:val="0"/>
+          <w:numId w:val="1"/>
+        </w:numPr>
+      </w:pPr>
+      <w:r>
+        <w:t>技能编辑器选择技能下拉菜单中，当前角色的被动技能高亮</w:t>
+      </w:r>
     </w:p>
     <w:p>
       <w:pPr>
@@ -248,7 +287,7 @@
         <w:jc w:val="both"/>
       </w:pPr>
       <w:r>
-        <w:t>关卡没法开始制作的主要原因差不多就是上面这些。。。So。。。。如果真希望早点开始做关卡，一方面可以想办法把当前的一些障碍给靠企划让他消失掉，另一方面可以把一些环节给做活，让这些工序未必非要一前一后</w:t>
+        <w:t>关卡没法开始制作的主要原因差不多就是上面这些。。。So。。。。如果真希望早点开始做关卡，一方面可以想办法把当前的一些障碍给靠企划让他消失掉，另一方面可以把一些环节给做活，让这些工序未必非要一前一后。</w:t>
       </w:r>
     </w:p>
     <w:p>
@@ -260,6 +299,22 @@
         <w:spacing w:after="200" w:line="276" w:lineRule="auto"/>
         <w:jc w:val="both"/>
       </w:pPr>
+      <w:r>
+        <w:t>我们姑且可以先做几十个个关卡，然后后期如果角色有了一些。。。原生技能的追加，那可以后调整。而且那个本来也不重要，反正就是arcade模式和pk模式不一样呗。</w:t>
+      </w:r>
+    </w:p>
+    <w:p>
+      <w:pPr>
+        <w:numPr>
+          <w:ilvl w:val="0"/>
+          <w:numId w:val="0"/>
+        </w:numPr>
+        <w:spacing w:after="200" w:line="276" w:lineRule="auto"/>
+        <w:jc w:val="both"/>
+      </w:pPr>
+      <w:r>
+        <w:t>真正麻烦的是不要去调技能的必杀技等级。所以开始做关卡之前我们还是应该把现有技能必杀技等级这个玩意给确定一下。这个你做完了关卡再调整的话那已经编辑好的关卡可能会产生技能组不合法问题。</w:t>
+      </w:r>
     </w:p>
     <w:p>
       <w:pPr>

--- a/计划.docx
+++ b/计划.docx
@@ -41,156 +41,117 @@
       <w:r>
         <w:t>角色声优与战斗中发声问题。</w:t>
       </w:r>
-    </w:p>
-    <w:p>
-      <w:pPr>
-        <w:numPr>
-          <w:ilvl w:val="0"/>
-          <w:numId w:val="1"/>
-        </w:numPr>
-      </w:pPr>
-      <w:r>
-        <w:t>角色表情整备</w:t>
-      </w:r>
-    </w:p>
-    <w:p>
-      <w:pPr>
-        <w:numPr>
-          <w:ilvl w:val="0"/>
-          <w:numId w:val="1"/>
-        </w:numPr>
-      </w:pPr>
-      <w:r>
-        <w:t>基础动作组完善</w:t>
-      </w:r>
-    </w:p>
-    <w:p>
-      <w:pPr>
-        <w:numPr>
-          <w:ilvl w:val="0"/>
-          <w:numId w:val="1"/>
-        </w:numPr>
-      </w:pPr>
-      <w:r>
-        <w:t>更加灵活的伤害设置方式（能量波不爆炸不造成伤害一类的）</w:t>
-      </w:r>
-    </w:p>
-    <w:p>
-      <w:pPr>
-        <w:numPr>
-          <w:ilvl w:val="0"/>
-          <w:numId w:val="1"/>
-        </w:numPr>
-      </w:pPr>
-      <w:r>
-        <w:t>调查特效伤害回到对象池后却没被setactve false问题</w:t>
-      </w:r>
-    </w:p>
-    <w:p>
-      <w:pPr>
-        <w:numPr>
-          <w:ilvl w:val="0"/>
-          <w:numId w:val="1"/>
-        </w:numPr>
-      </w:pPr>
-      <w:r>
-        <w:t>全身变色特效</w:t>
-      </w:r>
-    </w:p>
-    <w:p>
-      <w:pPr>
-        <w:numPr>
-          <w:ilvl w:val="0"/>
-          <w:numId w:val="1"/>
-        </w:numPr>
-      </w:pPr>
-      <w:r>
-        <w:t xml:space="preserve">几个主角的原生技能 </w:t>
-      </w:r>
-    </w:p>
-    <w:p>
-      <w:pPr>
-        <w:numPr>
-          <w:ilvl w:val="0"/>
-          <w:numId w:val="1"/>
-        </w:numPr>
-      </w:pPr>
-      <w:r>
-        <w:t>关卡至今不能做的原因。如何让这个工作可以提前进行</w:t>
-      </w:r>
-    </w:p>
-    <w:p>
-      <w:pPr>
-        <w:numPr>
-          <w:ilvl w:val="0"/>
-          <w:numId w:val="1"/>
-        </w:numPr>
-      </w:pPr>
-      <w:r>
-        <w:t>确定下目前已经技能的EX等级，并且重新考虑战斗过程中的吸气机制，并且考虑个更好的当前气量显示方式。(注意关于新吸气机制，数值企划存在很大逻辑问题还没解决)</w:t>
-      </w:r>
-    </w:p>
-    <w:p>
-      <w:pPr>
-        <w:numPr>
-          <w:ilvl w:val="0"/>
-          <w:numId w:val="1"/>
-        </w:numPr>
-      </w:pPr>
-      <w:r>
-        <w:t>两个角色的相互碰撞莫名其妙消失的bug</w:t>
-      </w:r>
-    </w:p>
-    <w:p>
-      <w:pPr>
-        <w:numPr>
-          <w:ilvl w:val="0"/>
-          <w:numId w:val="1"/>
-        </w:numPr>
-      </w:pPr>
-      <w:r>
-        <w:t>9格内部必杀与非必杀背景格的颜色区别（大体逻辑已经做成。需要进一步调整。）</w:t>
-      </w:r>
-    </w:p>
-    <w:p>
-      <w:pPr>
-        <w:numPr>
-          <w:ilvl w:val="0"/>
-          <w:numId w:val="1"/>
-        </w:numPr>
-      </w:pPr>
-      <w:r>
-        <w:t>按键特效系统有问题，而且资源不全</w:t>
-      </w:r>
-    </w:p>
-    <w:p>
-      <w:pPr>
-        <w:numPr>
-          <w:ilvl w:val="0"/>
-          <w:numId w:val="1"/>
-        </w:numPr>
-      </w:pPr>
-      <w:r>
-        <w:t>Arcade 全自动模式（自动下一关）</w:t>
-      </w:r>
-    </w:p>
-    <w:p>
-      <w:pPr>
-        <w:numPr>
-          <w:ilvl w:val="0"/>
-          <w:numId w:val="1"/>
-        </w:numPr>
-      </w:pPr>
-      <w:r>
-        <w:t>boss模式（无限气，补充气</w:t>
-      </w:r>
-      <w:r>
-        <w:t>、一角三血</w:t>
-      </w:r>
       <w:bookmarkStart w:id="0" w:name="_GoBack"/>
       <w:bookmarkEnd w:id="0"/>
-      <w:r>
-        <w:t>）</w:t>
+    </w:p>
+    <w:p>
+      <w:pPr>
+        <w:numPr>
+          <w:ilvl w:val="0"/>
+          <w:numId w:val="1"/>
+        </w:numPr>
+      </w:pPr>
+      <w:r>
+        <w:t>角色表情整备</w:t>
+      </w:r>
+    </w:p>
+    <w:p>
+      <w:pPr>
+        <w:numPr>
+          <w:ilvl w:val="0"/>
+          <w:numId w:val="1"/>
+        </w:numPr>
+      </w:pPr>
+      <w:r>
+        <w:t>基础动作组完善</w:t>
+      </w:r>
+    </w:p>
+    <w:p>
+      <w:pPr>
+        <w:numPr>
+          <w:ilvl w:val="0"/>
+          <w:numId w:val="1"/>
+        </w:numPr>
+      </w:pPr>
+      <w:r>
+        <w:t>更加灵活的伤害设置方式（能量波不爆炸不造成伤害一类的）</w:t>
+      </w:r>
+    </w:p>
+    <w:p>
+      <w:pPr>
+        <w:numPr>
+          <w:ilvl w:val="0"/>
+          <w:numId w:val="1"/>
+        </w:numPr>
+      </w:pPr>
+      <w:r>
+        <w:t>全身变色特效</w:t>
+      </w:r>
+    </w:p>
+    <w:p>
+      <w:pPr>
+        <w:numPr>
+          <w:ilvl w:val="0"/>
+          <w:numId w:val="1"/>
+        </w:numPr>
+      </w:pPr>
+      <w:r>
+        <w:t xml:space="preserve">几个主角的原生技能 </w:t>
+      </w:r>
+    </w:p>
+    <w:p>
+      <w:pPr>
+        <w:numPr>
+          <w:ilvl w:val="0"/>
+          <w:numId w:val="1"/>
+        </w:numPr>
+      </w:pPr>
+      <w:r>
+        <w:t>关卡至今不能做的原因。如何让这个工作可以提前进行</w:t>
+      </w:r>
+    </w:p>
+    <w:p>
+      <w:pPr>
+        <w:numPr>
+          <w:ilvl w:val="0"/>
+          <w:numId w:val="1"/>
+        </w:numPr>
+      </w:pPr>
+      <w:r>
+        <w:t>9格内部必杀与非必杀背景格的颜色区别（大体逻辑已经做成。需要进一步调整。）</w:t>
+      </w:r>
+    </w:p>
+    <w:p>
+      <w:pPr>
+        <w:numPr>
+          <w:ilvl w:val="0"/>
+          <w:numId w:val="1"/>
+        </w:numPr>
+      </w:pPr>
+      <w:r>
+        <w:t>按键特效资源不全</w:t>
+      </w:r>
+    </w:p>
+    <w:p>
+      <w:pPr>
+        <w:numPr>
+          <w:ilvl w:val="0"/>
+          <w:numId w:val="1"/>
+        </w:numPr>
+      </w:pPr>
+      <w:r>
+        <w:t>Arcade 全自动模式（自动下一关）</w:t>
+      </w:r>
+    </w:p>
+    <w:p>
+      <w:pPr>
+        <w:numPr>
+          <w:ilvl w:val="0"/>
+          <w:numId w:val="1"/>
+        </w:numPr>
+      </w:pPr>
+      <w:r>
+        <w:t>boss模式（无限气，补充气、一角三血）</w:t>
       </w:r>
     </w:p>
     <w:p>

--- a/计划.docx
+++ b/计划.docx
@@ -41,140 +41,140 @@
       <w:r>
         <w:t>角色声优与战斗中发声问题。</w:t>
       </w:r>
+    </w:p>
+    <w:p>
+      <w:pPr>
+        <w:numPr>
+          <w:ilvl w:val="0"/>
+          <w:numId w:val="1"/>
+        </w:numPr>
+      </w:pPr>
+      <w:r>
+        <w:t>角色表情整备</w:t>
+      </w:r>
+    </w:p>
+    <w:p>
+      <w:pPr>
+        <w:numPr>
+          <w:ilvl w:val="0"/>
+          <w:numId w:val="1"/>
+        </w:numPr>
+      </w:pPr>
+      <w:r>
+        <w:t>基础动作组完善</w:t>
+      </w:r>
+    </w:p>
+    <w:p>
+      <w:pPr>
+        <w:numPr>
+          <w:ilvl w:val="0"/>
+          <w:numId w:val="1"/>
+        </w:numPr>
+      </w:pPr>
+      <w:r>
+        <w:t>更加灵活的伤害设置方式（能量波不爆炸不造成伤害一类的）</w:t>
+      </w:r>
+    </w:p>
+    <w:p>
+      <w:pPr>
+        <w:numPr>
+          <w:ilvl w:val="0"/>
+          <w:numId w:val="1"/>
+        </w:numPr>
+      </w:pPr>
+      <w:r>
+        <w:t>全身变色特效</w:t>
+      </w:r>
+    </w:p>
+    <w:p>
+      <w:pPr>
+        <w:numPr>
+          <w:ilvl w:val="0"/>
+          <w:numId w:val="1"/>
+        </w:numPr>
+      </w:pPr>
+      <w:r>
+        <w:t xml:space="preserve">几个主角的原生技能 </w:t>
+      </w:r>
+    </w:p>
+    <w:p>
+      <w:pPr>
+        <w:numPr>
+          <w:ilvl w:val="0"/>
+          <w:numId w:val="1"/>
+        </w:numPr>
+      </w:pPr>
+      <w:r>
+        <w:t>关卡至今不能做的原因。如何让这个工作可以提前进行</w:t>
+      </w:r>
+    </w:p>
+    <w:p>
+      <w:pPr>
+        <w:numPr>
+          <w:ilvl w:val="0"/>
+          <w:numId w:val="1"/>
+        </w:numPr>
+      </w:pPr>
+      <w:r>
+        <w:t>9格内部必杀与非必杀背景格的颜色区别（大体逻辑已经做成。需要进一步调整。）</w:t>
+      </w:r>
+    </w:p>
+    <w:p>
+      <w:pPr>
+        <w:numPr>
+          <w:ilvl w:val="0"/>
+          <w:numId w:val="1"/>
+        </w:numPr>
+      </w:pPr>
+      <w:r>
+        <w:t>Arcade 全自动模式（自动下一关）</w:t>
+      </w:r>
+    </w:p>
+    <w:p>
+      <w:pPr>
+        <w:numPr>
+          <w:ilvl w:val="0"/>
+          <w:numId w:val="1"/>
+        </w:numPr>
+      </w:pPr>
+      <w:r>
+        <w:t>boss模式（无限气，补充气、一角三血）</w:t>
+      </w:r>
+    </w:p>
+    <w:p>
+      <w:pPr>
+        <w:numPr>
+          <w:ilvl w:val="0"/>
+          <w:numId w:val="1"/>
+        </w:numPr>
+      </w:pPr>
+      <w:r>
+        <w:t>技能组性能平均化（ 是否有必要单独研究，指的是把所有装备中技能石的性能平均 ）</w:t>
+      </w:r>
+    </w:p>
+    <w:p>
+      <w:pPr>
+        <w:numPr>
+          <w:ilvl w:val="0"/>
+          <w:numId w:val="1"/>
+        </w:numPr>
+      </w:pPr>
+      <w:r>
+        <w:t>技能编辑器选择技能下拉菜单中，当前角色的被动技能高亮</w:t>
+      </w:r>
+    </w:p>
+    <w:p>
+      <w:pPr>
+        <w:numPr>
+          <w:ilvl w:val="0"/>
+          <w:numId w:val="1"/>
+        </w:numPr>
+      </w:pPr>
+      <w:r>
+        <w:t>gotcha动画。</w:t>
+      </w:r>
       <w:bookmarkStart w:id="0" w:name="_GoBack"/>
       <w:bookmarkEnd w:id="0"/>
-    </w:p>
-    <w:p>
-      <w:pPr>
-        <w:numPr>
-          <w:ilvl w:val="0"/>
-          <w:numId w:val="1"/>
-        </w:numPr>
-      </w:pPr>
-      <w:r>
-        <w:t>角色表情整备</w:t>
-      </w:r>
-    </w:p>
-    <w:p>
-      <w:pPr>
-        <w:numPr>
-          <w:ilvl w:val="0"/>
-          <w:numId w:val="1"/>
-        </w:numPr>
-      </w:pPr>
-      <w:r>
-        <w:t>基础动作组完善</w:t>
-      </w:r>
-    </w:p>
-    <w:p>
-      <w:pPr>
-        <w:numPr>
-          <w:ilvl w:val="0"/>
-          <w:numId w:val="1"/>
-        </w:numPr>
-      </w:pPr>
-      <w:r>
-        <w:t>更加灵活的伤害设置方式（能量波不爆炸不造成伤害一类的）</w:t>
-      </w:r>
-    </w:p>
-    <w:p>
-      <w:pPr>
-        <w:numPr>
-          <w:ilvl w:val="0"/>
-          <w:numId w:val="1"/>
-        </w:numPr>
-      </w:pPr>
-      <w:r>
-        <w:t>全身变色特效</w:t>
-      </w:r>
-    </w:p>
-    <w:p>
-      <w:pPr>
-        <w:numPr>
-          <w:ilvl w:val="0"/>
-          <w:numId w:val="1"/>
-        </w:numPr>
-      </w:pPr>
-      <w:r>
-        <w:t xml:space="preserve">几个主角的原生技能 </w:t>
-      </w:r>
-    </w:p>
-    <w:p>
-      <w:pPr>
-        <w:numPr>
-          <w:ilvl w:val="0"/>
-          <w:numId w:val="1"/>
-        </w:numPr>
-      </w:pPr>
-      <w:r>
-        <w:t>关卡至今不能做的原因。如何让这个工作可以提前进行</w:t>
-      </w:r>
-    </w:p>
-    <w:p>
-      <w:pPr>
-        <w:numPr>
-          <w:ilvl w:val="0"/>
-          <w:numId w:val="1"/>
-        </w:numPr>
-      </w:pPr>
-      <w:r>
-        <w:t>9格内部必杀与非必杀背景格的颜色区别（大体逻辑已经做成。需要进一步调整。）</w:t>
-      </w:r>
-    </w:p>
-    <w:p>
-      <w:pPr>
-        <w:numPr>
-          <w:ilvl w:val="0"/>
-          <w:numId w:val="1"/>
-        </w:numPr>
-      </w:pPr>
-      <w:r>
-        <w:t>按键特效资源不全</w:t>
-      </w:r>
-    </w:p>
-    <w:p>
-      <w:pPr>
-        <w:numPr>
-          <w:ilvl w:val="0"/>
-          <w:numId w:val="1"/>
-        </w:numPr>
-      </w:pPr>
-      <w:r>
-        <w:t>Arcade 全自动模式（自动下一关）</w:t>
-      </w:r>
-    </w:p>
-    <w:p>
-      <w:pPr>
-        <w:numPr>
-          <w:ilvl w:val="0"/>
-          <w:numId w:val="1"/>
-        </w:numPr>
-      </w:pPr>
-      <w:r>
-        <w:t>boss模式（无限气，补充气、一角三血）</w:t>
-      </w:r>
-    </w:p>
-    <w:p>
-      <w:pPr>
-        <w:numPr>
-          <w:ilvl w:val="0"/>
-          <w:numId w:val="1"/>
-        </w:numPr>
-      </w:pPr>
-      <w:r>
-        <w:t>技能组性能平均化（ 是否有必要单独研究，指的是把所有装备中技能石的性能平均 ）</w:t>
-      </w:r>
-    </w:p>
-    <w:p>
-      <w:pPr>
-        <w:numPr>
-          <w:ilvl w:val="0"/>
-          <w:numId w:val="1"/>
-        </w:numPr>
-      </w:pPr>
-      <w:r>
-        <w:t>技能编辑器选择技能下拉菜单中，当前角色的被动技能高亮</w:t>
-      </w:r>
     </w:p>
     <w:p>
       <w:pPr>

--- a/计划.docx
+++ b/计划.docx
@@ -30,6 +30,18 @@
         </w:rPr>
         <w:t>所有模型，尤其女性的模型整备</w:t>
       </w:r>
+      <w:r>
+        <w:rPr>
+          <w:rFonts w:hint="eastAsia" w:cstheme="minorBidi"/>
+          <w:b w:val="0"/>
+          <w:smallCaps w:val="0"/>
+          <w:spacing w:val="0"/>
+          <w:sz w:val="20"/>
+          <w:szCs w:val="20"/>
+          <w:lang w:val="en-US" w:eastAsia="zh-CN" w:bidi="ar-SA"/>
+        </w:rPr>
+        <w:t xml:space="preserve">   1d</w:t>
+      </w:r>
     </w:p>
     <w:p>
       <w:pPr>
@@ -41,6 +53,48 @@
       <w:r>
         <w:t>角色声优与战斗中发声问题。</w:t>
       </w:r>
+      <w:r>
+        <w:rPr>
+          <w:rFonts w:hint="eastAsia"/>
+          <w:lang w:val="en-US" w:eastAsia="zh-CN"/>
+        </w:rPr>
+        <w:t xml:space="preserve"> </w:t>
+      </w:r>
+      <w:r>
+        <w:rPr>
+          <w:rFonts w:hint="default" w:eastAsia="MS Mincho"/>
+          <w:lang w:val="en-GB" w:eastAsia="ja-JP"/>
+        </w:rPr>
+        <w:t>2d</w:t>
+      </w:r>
+    </w:p>
+    <w:p>
+      <w:pPr>
+        <w:numPr>
+          <w:ilvl w:val="0"/>
+          <w:numId w:val="0"/>
+        </w:numPr>
+        <w:spacing w:after="200" w:line="276" w:lineRule="auto"/>
+        <w:jc w:val="both"/>
+        <w:rPr>
+          <w:rFonts w:hint="default" w:eastAsiaTheme="minorEastAsia"/>
+          <w:lang w:val="en-GB" w:eastAsia="zh-CN"/>
+        </w:rPr>
+      </w:pPr>
+      <w:r>
+        <w:rPr>
+          <w:rFonts w:hint="eastAsia"/>
+          <w:lang w:val="en-US" w:eastAsia="zh-CN"/>
+        </w:rPr>
+        <w:t>这个其实已经可以开始做了。。。因为毕竟也是挺麻烦的一堆事。。</w:t>
+      </w:r>
+      <w:r>
+        <w:rPr>
+          <w:rFonts w:hint="default"/>
+          <w:lang w:val="en-GB" w:eastAsia="zh-CN"/>
+        </w:rPr>
+        <w:t xml:space="preserve"> </w:t>
+      </w:r>
     </w:p>
     <w:p>
       <w:pPr>
@@ -52,6 +106,34 @@
       <w:r>
         <w:t>角色表情整备</w:t>
       </w:r>
+      <w:r>
+        <w:rPr>
+          <w:rFonts w:hint="default"/>
+          <w:lang w:val="en-GB"/>
+        </w:rPr>
+        <w:t xml:space="preserve">   0.5d</w:t>
+      </w:r>
+    </w:p>
+    <w:p>
+      <w:pPr>
+        <w:numPr>
+          <w:ilvl w:val="0"/>
+          <w:numId w:val="0"/>
+        </w:numPr>
+        <w:spacing w:after="200" w:line="276" w:lineRule="auto"/>
+        <w:jc w:val="both"/>
+        <w:rPr>
+          <w:rFonts w:hint="default" w:eastAsiaTheme="minorEastAsia"/>
+          <w:lang w:val="en-US" w:eastAsia="zh-CN"/>
+        </w:rPr>
+      </w:pPr>
+      <w:r>
+        <w:rPr>
+          <w:rFonts w:hint="eastAsia"/>
+          <w:lang w:val="en-US" w:eastAsia="zh-CN"/>
+        </w:rPr>
+        <w:t>动画器的设置问题，实际版本如果有一些尝试激活的表情确不存在，那怎么办。。</w:t>
+      </w:r>
     </w:p>
     <w:p>
       <w:pPr>
@@ -63,6 +145,32 @@
       <w:r>
         <w:t>基础动作组完善</w:t>
       </w:r>
+      <w:r>
+        <w:rPr>
+          <w:rFonts w:hint="default"/>
+          <w:lang w:val="en-GB"/>
+        </w:rPr>
+        <w:t xml:space="preserve">  1d</w:t>
+      </w:r>
+    </w:p>
+    <w:p>
+      <w:pPr>
+        <w:numPr>
+          <w:ilvl w:val="0"/>
+          <w:numId w:val="0"/>
+        </w:numPr>
+        <w:rPr>
+          <w:rFonts w:hint="default" w:eastAsiaTheme="minorEastAsia"/>
+          <w:lang w:val="en-US" w:eastAsia="zh-CN"/>
+        </w:rPr>
+      </w:pPr>
+      <w:r>
+        <w:rPr>
+          <w:rFonts w:hint="eastAsia"/>
+          <w:lang w:val="en-US" w:eastAsia="zh-CN"/>
+        </w:rPr>
+        <w:t>除了对战斗效果有意义的基础动作外，还有胜利动作，怎么表现这个角色的性格？</w:t>
+      </w:r>
     </w:p>
     <w:p>
       <w:pPr>
@@ -74,27 +182,89 @@
       <w:r>
         <w:t>更加灵活的伤害设置方式（能量波不爆炸不造成伤害一类的）</w:t>
       </w:r>
-    </w:p>
-    <w:p>
-      <w:pPr>
-        <w:numPr>
-          <w:ilvl w:val="0"/>
-          <w:numId w:val="1"/>
-        </w:numPr>
+      <w:r>
+        <w:rPr>
+          <w:rFonts w:hint="default"/>
+          <w:lang w:val="en-GB"/>
+        </w:rPr>
+        <w:t xml:space="preserve"> 1d</w:t>
+      </w:r>
+    </w:p>
+    <w:p>
+      <w:pPr>
+        <w:numPr>
+          <w:ilvl w:val="0"/>
+          <w:numId w:val="0"/>
+        </w:numPr>
+        <w:rPr>
+          <w:rFonts w:hint="default" w:eastAsiaTheme="minorEastAsia"/>
+          <w:lang w:val="en-US" w:eastAsia="zh-CN"/>
+        </w:rPr>
+      </w:pPr>
+      <w:r>
+        <w:rPr>
+          <w:rFonts w:hint="eastAsia"/>
+          <w:lang w:val="en-US" w:eastAsia="zh-CN"/>
+        </w:rPr>
+        <w:t>这个牵扯到最麻烦的数值设置问题</w:t>
+      </w:r>
+    </w:p>
+    <w:p>
+      <w:pPr>
+        <w:numPr>
+          <w:ilvl w:val="0"/>
+          <w:numId w:val="1"/>
+        </w:numPr>
+        <w:rPr>
+          <w:rFonts w:hint="eastAsia" w:eastAsiaTheme="minorEastAsia"/>
+          <w:lang w:val="en-US" w:eastAsia="zh-CN"/>
+        </w:rPr>
       </w:pPr>
       <w:r>
         <w:t>全身变色特效</w:t>
       </w:r>
-    </w:p>
-    <w:p>
-      <w:pPr>
-        <w:numPr>
-          <w:ilvl w:val="0"/>
-          <w:numId w:val="1"/>
-        </w:numPr>
-      </w:pPr>
-      <w:r>
-        <w:t xml:space="preserve">几个主角的原生技能 </w:t>
+      <w:r>
+        <w:rPr>
+          <w:rFonts w:hint="default"/>
+          <w:lang w:val="en-GB"/>
+        </w:rPr>
+        <w:t xml:space="preserve">  1d</w:t>
+      </w:r>
+    </w:p>
+    <w:p>
+      <w:pPr>
+        <w:numPr>
+          <w:ilvl w:val="0"/>
+          <w:numId w:val="1"/>
+        </w:numPr>
+      </w:pPr>
+      <w:r>
+        <w:t>几个主角的原生技能</w:t>
+      </w:r>
+      <w:r>
+        <w:rPr>
+          <w:rFonts w:hint="default"/>
+          <w:lang w:val="en-GB"/>
+        </w:rPr>
+        <w:t xml:space="preserve">  1d</w:t>
+      </w:r>
+    </w:p>
+    <w:p>
+      <w:pPr>
+        <w:numPr>
+          <w:ilvl w:val="0"/>
+          <w:numId w:val="0"/>
+        </w:numPr>
+      </w:pPr>
+      <w:r>
+        <w:rPr>
+          <w:rFonts w:hint="eastAsia"/>
+          <w:lang w:val="en-US" w:eastAsia="zh-CN"/>
+        </w:rPr>
+        <w:t>原生技能系统现在有没有什么bug？</w:t>
+      </w:r>
+      <w:r>
+        <w:t xml:space="preserve"> </w:t>
       </w:r>
     </w:p>
     <w:p>
@@ -107,6 +277,13 @@
       <w:r>
         <w:t>关卡至今不能做的原因。如何让这个工作可以提前进行</w:t>
       </w:r>
+      <w:r>
+        <w:rPr>
+          <w:rFonts w:hint="default"/>
+          <w:lang w:val="en-GB"/>
+        </w:rPr>
+        <w:t xml:space="preserve">   </w:t>
+      </w:r>
     </w:p>
     <w:p>
       <w:pPr>
@@ -127,19 +304,15 @@
         </w:numPr>
       </w:pPr>
       <w:r>
-        <w:t>Arcade 全自动模式（自动下一关）</w:t>
-      </w:r>
-    </w:p>
-    <w:p>
-      <w:pPr>
-        <w:numPr>
-          <w:ilvl w:val="0"/>
-          <w:numId w:val="1"/>
-        </w:numPr>
-      </w:pPr>
-      <w:r>
         <w:t>boss模式（无限气，补充气、一角三血）</w:t>
       </w:r>
+      <w:r>
+        <w:rPr>
+          <w:rFonts w:hint="default"/>
+          <w:lang w:val="en-GB"/>
+        </w:rPr>
+        <w:t>1d</w:t>
+      </w:r>
     </w:p>
     <w:p>
       <w:pPr>
@@ -151,6 +324,13 @@
       <w:r>
         <w:t>技能组性能平均化（ 是否有必要单独研究，指的是把所有装备中技能石的性能平均 ）</w:t>
       </w:r>
+      <w:r>
+        <w:rPr>
+          <w:rFonts w:hint="default"/>
+          <w:lang w:val="en-GB"/>
+        </w:rPr>
+        <w:t xml:space="preserve"> 1d</w:t>
+      </w:r>
     </w:p>
     <w:p>
       <w:pPr>
@@ -173,122 +353,235 @@
       <w:r>
         <w:t>gotcha动画。</w:t>
       </w:r>
+      <w:r>
+        <w:rPr>
+          <w:rFonts w:hint="default"/>
+          <w:lang w:val="en-GB"/>
+        </w:rPr>
+        <w:t xml:space="preserve"> 3d</w:t>
+      </w:r>
+    </w:p>
+    <w:p>
+      <w:pPr>
+        <w:numPr>
+          <w:ilvl w:val="0"/>
+          <w:numId w:val="1"/>
+        </w:numPr>
+      </w:pPr>
+      <w:r>
+        <w:rPr>
+          <w:rFonts w:hint="eastAsia"/>
+          <w:lang w:val="en-US" w:eastAsia="zh-CN"/>
+        </w:rPr>
+        <w:t>UI美术进一步整备</w:t>
+      </w:r>
+      <w:r>
+        <w:rPr>
+          <w:rFonts w:hint="default"/>
+          <w:lang w:val="en-GB" w:eastAsia="zh-CN"/>
+        </w:rPr>
+        <w:t xml:space="preserve">  3d</w:t>
+      </w:r>
+    </w:p>
+    <w:p>
+      <w:pPr>
+        <w:numPr>
+          <w:ilvl w:val="0"/>
+          <w:numId w:val="1"/>
+        </w:numPr>
+      </w:pPr>
+      <w:r>
+        <w:rPr>
+          <w:rFonts w:hint="eastAsia"/>
+          <w:lang w:val="en-US" w:eastAsia="zh-CN"/>
+        </w:rPr>
+        <w:t>角色晃动特效的自适应优化问题</w:t>
+      </w:r>
+      <w:r>
+        <w:rPr>
+          <w:rFonts w:hint="default"/>
+          <w:lang w:val="en-GB" w:eastAsia="zh-CN"/>
+        </w:rPr>
+        <w:t xml:space="preserve">  2d</w:t>
+      </w:r>
+    </w:p>
+    <w:p>
+      <w:pPr>
+        <w:numPr>
+          <w:ilvl w:val="0"/>
+          <w:numId w:val="1"/>
+        </w:numPr>
+        <w:ind w:left="0" w:leftChars="0" w:firstLine="0" w:firstLineChars="0"/>
+        <w:rPr>
+          <w:rFonts w:hint="default"/>
+          <w:lang w:val="en-GB"/>
+        </w:rPr>
+      </w:pPr>
+      <w:r>
+        <w:rPr>
+          <w:rFonts w:hint="eastAsia"/>
+          <w:lang w:val="en-US" w:eastAsia="zh-CN"/>
+        </w:rPr>
+        <w:t>各种充当敌人的角色与资源安排 3d</w:t>
+      </w:r>
+    </w:p>
+    <w:p>
+      <w:pPr>
+        <w:numPr>
+          <w:ilvl w:val="0"/>
+          <w:numId w:val="1"/>
+        </w:numPr>
+        <w:ind w:left="0" w:leftChars="0" w:firstLine="0" w:firstLineChars="0"/>
+        <w:rPr>
+          <w:rFonts w:hint="default"/>
+          <w:lang w:val="en-GB"/>
+        </w:rPr>
+      </w:pPr>
+      <w:r>
+        <w:rPr>
+          <w:rFonts w:hint="eastAsia"/>
+          <w:lang w:val="en-US" w:eastAsia="zh-CN"/>
+        </w:rPr>
+        <w:t>游戏程序开头画面 3d</w:t>
+      </w:r>
+    </w:p>
+    <w:p>
+      <w:pPr>
+        <w:numPr>
+          <w:ilvl w:val="0"/>
+          <w:numId w:val="1"/>
+        </w:numPr>
+        <w:ind w:left="0" w:leftChars="0" w:firstLine="0" w:firstLineChars="0"/>
+        <w:rPr>
+          <w:rFonts w:hint="default"/>
+          <w:lang w:val="en-GB"/>
+        </w:rPr>
+      </w:pPr>
+      <w:r>
+        <w:rPr>
+          <w:rFonts w:hint="eastAsia"/>
+          <w:lang w:val="en-US" w:eastAsia="zh-CN"/>
+        </w:rPr>
+        <w:t xml:space="preserve">教学模式  4d  </w:t>
+      </w:r>
+    </w:p>
+    <w:p>
+      <w:pPr>
+        <w:numPr>
+          <w:ilvl w:val="0"/>
+          <w:numId w:val="1"/>
+        </w:numPr>
+        <w:ind w:left="0" w:leftChars="0" w:firstLine="0" w:firstLineChars="0"/>
+        <w:rPr>
+          <w:rFonts w:hint="default"/>
+          <w:lang w:val="en-GB"/>
+        </w:rPr>
+      </w:pPr>
+      <w:r>
+        <w:rPr>
+          <w:rFonts w:hint="eastAsia"/>
+          <w:lang w:val="en-US" w:eastAsia="zh-CN"/>
+        </w:rPr>
+        <w:t>技能平衡 4d</w:t>
+      </w:r>
+    </w:p>
+    <w:p>
+      <w:pPr>
+        <w:numPr>
+          <w:ilvl w:val="0"/>
+          <w:numId w:val="1"/>
+        </w:numPr>
+        <w:ind w:left="0" w:leftChars="0" w:firstLine="0" w:firstLineChars="0"/>
+        <w:rPr>
+          <w:rFonts w:hint="default"/>
+          <w:lang w:val="en-GB"/>
+        </w:rPr>
+      </w:pPr>
+      <w:r>
+        <w:rPr>
+          <w:rFonts w:hint="eastAsia"/>
+          <w:lang w:val="en-US" w:eastAsia="zh-CN"/>
+        </w:rPr>
+        <w:t>技能图标制作与适配 5d</w:t>
+      </w:r>
+    </w:p>
+    <w:p>
+      <w:pPr>
+        <w:numPr>
+          <w:ilvl w:val="0"/>
+          <w:numId w:val="1"/>
+        </w:numPr>
+        <w:ind w:left="0" w:leftChars="0" w:firstLine="0" w:firstLineChars="0"/>
+      </w:pPr>
+      <w:r>
+        <w:rPr>
+          <w:rFonts w:hint="eastAsia"/>
+          <w:lang w:val="en-US" w:eastAsia="zh-CN"/>
+        </w:rPr>
+        <w:t>AI进一步优化问题（防止无限对波等）</w:t>
+      </w:r>
+    </w:p>
+    <w:p>
+      <w:pPr>
+        <w:numPr>
+          <w:numId w:val="0"/>
+        </w:numPr>
+        <w:spacing w:after="200" w:line="276" w:lineRule="auto"/>
+        <w:jc w:val="both"/>
+        <w:rPr>
+          <w:rFonts w:hint="eastAsia"/>
+          <w:lang w:val="en-US" w:eastAsia="zh-CN"/>
+        </w:rPr>
+      </w:pPr>
+    </w:p>
+    <w:p>
+      <w:pPr>
+        <w:numPr>
+          <w:numId w:val="0"/>
+        </w:numPr>
+        <w:spacing w:after="200" w:line="276" w:lineRule="auto"/>
+        <w:jc w:val="both"/>
+        <w:rPr>
+          <w:rFonts w:hint="eastAsia"/>
+          <w:lang w:val="en-US" w:eastAsia="zh-CN"/>
+        </w:rPr>
+      </w:pPr>
+    </w:p>
+    <w:p>
+      <w:pPr>
+        <w:numPr>
+          <w:numId w:val="0"/>
+        </w:numPr>
+        <w:spacing w:after="200" w:line="276" w:lineRule="auto"/>
+        <w:jc w:val="both"/>
+        <w:rPr>
+          <w:rFonts w:hint="eastAsia"/>
+          <w:lang w:val="en-US" w:eastAsia="zh-CN"/>
+        </w:rPr>
+      </w:pPr>
+      <w:r>
+        <w:rPr>
+          <w:rFonts w:hint="eastAsia"/>
+          <w:lang w:val="en-US" w:eastAsia="zh-CN"/>
+        </w:rPr>
+        <w:t>上面这些。。。我们可以说是杂项，我们再把所谓的大头给罗列出来</w:t>
+      </w:r>
+    </w:p>
+    <w:p>
+      <w:pPr>
+        <w:numPr>
+          <w:ilvl w:val="0"/>
+          <w:numId w:val="2"/>
+        </w:numPr>
+        <w:spacing w:after="200" w:line="276" w:lineRule="auto"/>
+        <w:jc w:val="both"/>
+        <w:rPr>
+          <w:rFonts w:hint="default"/>
+          <w:lang w:val="en-US" w:eastAsia="zh-CN"/>
+        </w:rPr>
+      </w:pPr>
       <w:bookmarkStart w:id="0" w:name="_GoBack"/>
       <w:bookmarkEnd w:id="0"/>
-    </w:p>
-    <w:p>
-      <w:pPr>
-        <w:numPr>
-          <w:ilvl w:val="0"/>
-          <w:numId w:val="0"/>
-        </w:numPr>
-        <w:spacing w:after="200" w:line="276" w:lineRule="auto"/>
-        <w:jc w:val="both"/>
-      </w:pPr>
-    </w:p>
-    <w:p>
-      <w:pPr>
-        <w:numPr>
-          <w:ilvl w:val="0"/>
-          <w:numId w:val="0"/>
-        </w:numPr>
-        <w:spacing w:after="200" w:line="276" w:lineRule="auto"/>
-        <w:jc w:val="both"/>
-      </w:pPr>
-      <w:r>
-        <w:t>关卡之所以至今没有做，是因为多方面原因让我们倾向于认为这个工作应该放到最后的最后。以下罗列这些因素</w:t>
-      </w:r>
-    </w:p>
-    <w:p>
-      <w:pPr>
-        <w:numPr>
-          <w:ilvl w:val="0"/>
-          <w:numId w:val="0"/>
-        </w:numPr>
-        <w:spacing w:after="200" w:line="276" w:lineRule="auto"/>
-        <w:jc w:val="both"/>
-      </w:pPr>
-      <w:r>
-        <w:t>1. 技能表没有完善。我们至今都还没有给所有技能进行一个分级，不光是ex等级，还有rare等级。如果这些东西没有确定的话，那么一方面编辑出来的技能组可能非法，另一方面不好把握让一些更精彩</w:t>
-      </w:r>
-    </w:p>
-    <w:p>
-      <w:pPr>
-        <w:numPr>
-          <w:ilvl w:val="0"/>
-          <w:numId w:val="0"/>
-        </w:numPr>
-        <w:spacing w:after="200" w:line="276" w:lineRule="auto"/>
-        <w:jc w:val="both"/>
-      </w:pPr>
-      <w:r>
-        <w:t>的技能按游戏进度的节奏出现，比如让一些绚丽的技能出现在boss关卡，以及越往后的关卡招术越绚丽。</w:t>
-      </w:r>
-    </w:p>
-    <w:p>
-      <w:pPr>
-        <w:numPr>
-          <w:ilvl w:val="0"/>
-          <w:numId w:val="2"/>
-        </w:numPr>
-        <w:spacing w:after="200" w:line="276" w:lineRule="auto"/>
-        <w:jc w:val="both"/>
-      </w:pPr>
-      <w:r>
-        <w:t>角色资源没安排。编辑出的关卡角色要有号码吧，那么我们现在完全没有安排一些主角外的人物，也就没法完整的去做好这个关卡。而且，不是存在固有技能？这个固有技能在闯关模式下也和角色紧密挂钩的话，那固有技能都没安排好的话我们也没法提前做关卡。更何况不是还说想做个龙？那个龙还搞不搞了</w:t>
-      </w:r>
-    </w:p>
-    <w:p>
-      <w:pPr>
-        <w:numPr>
-          <w:ilvl w:val="0"/>
-          <w:numId w:val="0"/>
-        </w:numPr>
-        <w:spacing w:after="200" w:line="276" w:lineRule="auto"/>
-        <w:jc w:val="both"/>
-      </w:pPr>
-      <w:r>
-        <w:t>关卡没法开始制作的主要原因差不多就是上面这些。。。So。。。。如果真希望早点开始做关卡，一方面可以想办法把当前的一些障碍给靠企划让他消失掉，另一方面可以把一些环节给做活，让这些工序未必非要一前一后。</w:t>
-      </w:r>
-    </w:p>
-    <w:p>
-      <w:pPr>
-        <w:numPr>
-          <w:ilvl w:val="0"/>
-          <w:numId w:val="0"/>
-        </w:numPr>
-        <w:spacing w:after="200" w:line="276" w:lineRule="auto"/>
-        <w:jc w:val="both"/>
-      </w:pPr>
-      <w:r>
-        <w:t>我们姑且可以先做几十个个关卡，然后后期如果角色有了一些。。。原生技能的追加，那可以后调整。而且那个本来也不重要，反正就是arcade模式和pk模式不一样呗。</w:t>
-      </w:r>
-    </w:p>
-    <w:p>
-      <w:pPr>
-        <w:numPr>
-          <w:ilvl w:val="0"/>
-          <w:numId w:val="0"/>
-        </w:numPr>
-        <w:spacing w:after="200" w:line="276" w:lineRule="auto"/>
-        <w:jc w:val="both"/>
-      </w:pPr>
-      <w:r>
-        <w:t>真正麻烦的是不要去调技能的必杀技等级。所以开始做关卡之前我们还是应该把现有技能必杀技等级这个玩意给确定一下。这个你做完了关卡再调整的话那已经编辑好的关卡可能会产生技能组不合法问题。</w:t>
-      </w:r>
-    </w:p>
-    <w:p>
-      <w:pPr>
-        <w:numPr>
-          <w:ilvl w:val="0"/>
-          <w:numId w:val="0"/>
-        </w:numPr>
-        <w:spacing w:after="200" w:line="276" w:lineRule="auto"/>
-        <w:jc w:val="both"/>
-      </w:pPr>
-      <w:r>
-        <w:t>技能必杀技等级问题，产生一个新的明显问题：按企划普工一般会多达5到6个。如果这些技能都是拳打脚踢那过于无聊。需要让一些轻中，远距离技能降低为普攻。</w:t>
-      </w:r>
     </w:p>
     <w:sectPr>
       <w:pgSz w:w="11909" w:h="16834"/>
@@ -303,6 +596,18 @@
 <file path=word/numbering.xml><?xml version="1.0" encoding="utf-8"?>
 <w:numbering xmlns:wpc="http://schemas.microsoft.com/office/word/2010/wordprocessingCanvas" xmlns:mc="http://schemas.openxmlformats.org/markup-compatibility/2006" xmlns:o="urn:schemas-microsoft-com:office:office" xmlns:r="http://schemas.openxmlformats.org/officeDocument/2006/relationships" xmlns:m="http://schemas.openxmlformats.org/officeDocument/2006/math" xmlns:v="urn:schemas-microsoft-com:vml" xmlns:wp14="http://schemas.microsoft.com/office/word/2010/wordprocessingDrawing" xmlns:wp="http://schemas.openxmlformats.org/drawingml/2006/wordprocessingDrawing" xmlns:w10="urn:schemas-microsoft-com:office:word" xmlns:w="http://schemas.openxmlformats.org/wordprocessingml/2006/main" xmlns:w14="http://schemas.microsoft.com/office/word/2010/wordml" xmlns:wpg="http://schemas.microsoft.com/office/word/2010/wordprocessingGroup" xmlns:wpi="http://schemas.microsoft.com/office/word/2010/wordprocessingInk" xmlns:wne="http://schemas.microsoft.com/office/word/2006/wordml" xmlns:wps="http://schemas.microsoft.com/office/word/2010/wordprocessingShape" mc:Ignorable="w14 wp14">
   <w:abstractNum w:abstractNumId="0">
+    <w:nsid w:val="47BC5123"/>
+    <w:multiLevelType w:val="singleLevel"/>
+    <w:tmpl w:val="47BC5123"/>
+    <w:lvl w:ilvl="0" w:tentative="0">
+      <w:start w:val="1"/>
+      <w:numFmt w:val="decimal"/>
+      <w:suff w:val="space"/>
+      <w:lvlText w:val="%1."/>
+      <w:lvlJc w:val="left"/>
+    </w:lvl>
+  </w:abstractNum>
+  <w:abstractNum w:abstractNumId="1">
     <w:nsid w:val="5EFC6946"/>
     <w:multiLevelType w:val="singleLevel"/>
     <w:tmpl w:val="5EFC6946"/>
@@ -314,23 +619,11 @@
       <w:lvlJc w:val="left"/>
     </w:lvl>
   </w:abstractNum>
-  <w:abstractNum w:abstractNumId="1">
-    <w:nsid w:val="5F016BA9"/>
-    <w:multiLevelType w:val="singleLevel"/>
-    <w:tmpl w:val="5F016BA9"/>
-    <w:lvl w:ilvl="0" w:tentative="0">
-      <w:start w:val="2"/>
-      <w:numFmt w:val="decimal"/>
-      <w:suff w:val="space"/>
-      <w:lvlText w:val="%1."/>
-      <w:lvlJc w:val="left"/>
-    </w:lvl>
-  </w:abstractNum>
   <w:num w:numId="1">
-    <w:abstractNumId w:val="0"/>
+    <w:abstractNumId w:val="1"/>
   </w:num>
   <w:num w:numId="2">
-    <w:abstractNumId w:val="1"/>
+    <w:abstractNumId w:val="0"/>
   </w:num>
 </w:numbering>
 </file>
@@ -662,7 +955,7 @@
       <w:outlineLvl w:val="2"/>
     </w:pPr>
     <w:rPr>
-      <w:rFonts w:eastAsia="SimHei"/>
+      <w:rFonts w:eastAsia="黑体"/>
       <w:b/>
       <w:smallCaps/>
       <w:color w:val="0070C0"/>
@@ -799,13 +1092,13 @@
       <w:color w:val="632523" w:themeColor="accent2" w:themeShade="80"/>
     </w:rPr>
   </w:style>
-  <w:style w:type="character" w:default="1" w:styleId="15">
+  <w:style w:type="character" w:default="1" w:styleId="16">
     <w:name w:val="Default Paragraph Font"/>
     <w:unhideWhenUsed/>
     <w:qFormat/>
     <w:uiPriority w:val="1"/>
   </w:style>
-  <w:style w:type="table" w:default="1" w:styleId="18">
+  <w:style w:type="table" w:default="1" w:styleId="15">
     <w:name w:val="Normal Table"/>
     <w:unhideWhenUsed/>
     <w:qFormat/>
@@ -882,7 +1175,7 @@
       <w:szCs w:val="48"/>
     </w:rPr>
   </w:style>
-  <w:style w:type="character" w:styleId="16">
+  <w:style w:type="character" w:styleId="17">
     <w:name w:val="Strong"/>
     <w:qFormat/>
     <w:uiPriority w:val="22"/>
@@ -896,7 +1189,7 @@
       </w14:textFill>
     </w:rPr>
   </w:style>
-  <w:style w:type="character" w:styleId="17">
+  <w:style w:type="character" w:styleId="18">
     <w:name w:val="Emphasis"/>
     <w:qFormat/>
     <w:uiPriority w:val="20"/>
@@ -945,7 +1238,7 @@
   </w:style>
   <w:style w:type="character" w:customStyle="1" w:styleId="22">
     <w:name w:val="日期字符"/>
-    <w:basedOn w:val="15"/>
+    <w:basedOn w:val="16"/>
     <w:link w:val="12"/>
     <w:semiHidden/>
     <w:qFormat/>
@@ -959,7 +1252,7 @@
   </w:style>
   <w:style w:type="character" w:customStyle="1" w:styleId="23">
     <w:name w:val="标题 1字符"/>
-    <w:basedOn w:val="15"/>
+    <w:basedOn w:val="16"/>
     <w:link w:val="2"/>
     <w:qFormat/>
     <w:uiPriority w:val="9"/>
@@ -972,7 +1265,7 @@
   </w:style>
   <w:style w:type="character" w:customStyle="1" w:styleId="24">
     <w:name w:val="标题 2字符"/>
-    <w:basedOn w:val="15"/>
+    <w:basedOn w:val="16"/>
     <w:link w:val="3"/>
     <w:qFormat/>
     <w:uiPriority w:val="9"/>
@@ -987,12 +1280,12 @@
   </w:style>
   <w:style w:type="character" w:customStyle="1" w:styleId="25">
     <w:name w:val="标题 3字符"/>
-    <w:basedOn w:val="15"/>
+    <w:basedOn w:val="16"/>
     <w:link w:val="4"/>
     <w:qFormat/>
     <w:uiPriority w:val="9"/>
     <w:rPr>
-      <w:rFonts w:eastAsia="SimHei"/>
+      <w:rFonts w:eastAsia="黑体"/>
       <w:b/>
       <w:smallCaps/>
       <w:color w:val="0070C0"/>
@@ -1003,7 +1296,7 @@
   </w:style>
   <w:style w:type="character" w:customStyle="1" w:styleId="26">
     <w:name w:val="标题 4字符"/>
-    <w:basedOn w:val="15"/>
+    <w:basedOn w:val="16"/>
     <w:link w:val="5"/>
     <w:qFormat/>
     <w:uiPriority w:val="9"/>
@@ -1013,7 +1306,7 @@
   </w:style>
   <w:style w:type="character" w:customStyle="1" w:styleId="27">
     <w:name w:val="标题 5字符"/>
-    <w:basedOn w:val="15"/>
+    <w:basedOn w:val="16"/>
     <w:link w:val="6"/>
     <w:qFormat/>
     <w:uiPriority w:val="9"/>
@@ -1027,7 +1320,7 @@
   </w:style>
   <w:style w:type="character" w:customStyle="1" w:styleId="28">
     <w:name w:val="标题 6字符"/>
-    <w:basedOn w:val="15"/>
+    <w:basedOn w:val="16"/>
     <w:link w:val="7"/>
     <w:qFormat/>
     <w:uiPriority w:val="9"/>
@@ -1045,7 +1338,7 @@
   </w:style>
   <w:style w:type="character" w:customStyle="1" w:styleId="29">
     <w:name w:val="标题 7字符"/>
-    <w:basedOn w:val="15"/>
+    <w:basedOn w:val="16"/>
     <w:link w:val="8"/>
     <w:semiHidden/>
     <w:qFormat/>
@@ -1064,7 +1357,7 @@
   </w:style>
   <w:style w:type="character" w:customStyle="1" w:styleId="30">
     <w:name w:val="标题 8字符"/>
-    <w:basedOn w:val="15"/>
+    <w:basedOn w:val="16"/>
     <w:link w:val="9"/>
     <w:semiHidden/>
     <w:qFormat/>
@@ -1078,7 +1371,7 @@
   </w:style>
   <w:style w:type="character" w:customStyle="1" w:styleId="31">
     <w:name w:val="标题 9字符"/>
-    <w:basedOn w:val="15"/>
+    <w:basedOn w:val="16"/>
     <w:link w:val="10"/>
     <w:semiHidden/>
     <w:qFormat/>
@@ -1092,7 +1385,7 @@
   </w:style>
   <w:style w:type="character" w:customStyle="1" w:styleId="32">
     <w:name w:val="标题字符"/>
-    <w:basedOn w:val="15"/>
+    <w:basedOn w:val="16"/>
     <w:link w:val="14"/>
     <w:qFormat/>
     <w:uiPriority w:val="10"/>
@@ -1104,7 +1397,7 @@
   </w:style>
   <w:style w:type="character" w:customStyle="1" w:styleId="33">
     <w:name w:val="副标题字符"/>
-    <w:basedOn w:val="15"/>
+    <w:basedOn w:val="16"/>
     <w:link w:val="13"/>
     <w:qFormat/>
     <w:uiPriority w:val="11"/>
@@ -1136,7 +1429,7 @@
   </w:style>
   <w:style w:type="character" w:customStyle="1" w:styleId="36">
     <w:name w:val="引用字符"/>
-    <w:basedOn w:val="15"/>
+    <w:basedOn w:val="16"/>
     <w:link w:val="35"/>
     <w:qFormat/>
     <w:uiPriority w:val="29"/>
@@ -1175,7 +1468,7 @@
   </w:style>
   <w:style w:type="character" w:customStyle="1" w:styleId="38">
     <w:name w:val="明显引用字符"/>
-    <w:basedOn w:val="15"/>
+    <w:basedOn w:val="16"/>
     <w:link w:val="37"/>
     <w:qFormat/>
     <w:uiPriority w:val="30"/>
@@ -1265,7 +1558,7 @@
   </w:style>
   <w:style w:type="character" w:customStyle="1" w:styleId="45">
     <w:name w:val="无间隔字符"/>
-    <w:basedOn w:val="15"/>
+    <w:basedOn w:val="16"/>
     <w:link w:val="34"/>
     <w:qFormat/>
     <w:uiPriority w:val="1"/>

--- a/计划.docx
+++ b/计划.docx
@@ -512,6 +512,10 @@
           <w:numId w:val="1"/>
         </w:numPr>
         <w:ind w:left="0" w:leftChars="0" w:firstLine="0" w:firstLineChars="0"/>
+        <w:rPr>
+          <w:rFonts w:hint="default"/>
+          <w:lang w:val="en-US" w:eastAsia="zh-CN"/>
+        </w:rPr>
       </w:pPr>
       <w:r>
         <w:rPr>
@@ -520,66 +524,6 @@
         </w:rPr>
         <w:t>AI进一步优化问题（防止无限对波等）</w:t>
       </w:r>
-    </w:p>
-    <w:p>
-      <w:pPr>
-        <w:numPr>
-          <w:numId w:val="0"/>
-        </w:numPr>
-        <w:spacing w:after="200" w:line="276" w:lineRule="auto"/>
-        <w:jc w:val="both"/>
-        <w:rPr>
-          <w:rFonts w:hint="eastAsia"/>
-          <w:lang w:val="en-US" w:eastAsia="zh-CN"/>
-        </w:rPr>
-      </w:pPr>
-    </w:p>
-    <w:p>
-      <w:pPr>
-        <w:numPr>
-          <w:numId w:val="0"/>
-        </w:numPr>
-        <w:spacing w:after="200" w:line="276" w:lineRule="auto"/>
-        <w:jc w:val="both"/>
-        <w:rPr>
-          <w:rFonts w:hint="eastAsia"/>
-          <w:lang w:val="en-US" w:eastAsia="zh-CN"/>
-        </w:rPr>
-      </w:pPr>
-    </w:p>
-    <w:p>
-      <w:pPr>
-        <w:numPr>
-          <w:numId w:val="0"/>
-        </w:numPr>
-        <w:spacing w:after="200" w:line="276" w:lineRule="auto"/>
-        <w:jc w:val="both"/>
-        <w:rPr>
-          <w:rFonts w:hint="eastAsia"/>
-          <w:lang w:val="en-US" w:eastAsia="zh-CN"/>
-        </w:rPr>
-      </w:pPr>
-      <w:r>
-        <w:rPr>
-          <w:rFonts w:hint="eastAsia"/>
-          <w:lang w:val="en-US" w:eastAsia="zh-CN"/>
-        </w:rPr>
-        <w:t>上面这些。。。我们可以说是杂项，我们再把所谓的大头给罗列出来</w:t>
-      </w:r>
-    </w:p>
-    <w:p>
-      <w:pPr>
-        <w:numPr>
-          <w:ilvl w:val="0"/>
-          <w:numId w:val="2"/>
-        </w:numPr>
-        <w:spacing w:after="200" w:line="276" w:lineRule="auto"/>
-        <w:jc w:val="both"/>
-        <w:rPr>
-          <w:rFonts w:hint="default"/>
-          <w:lang w:val="en-US" w:eastAsia="zh-CN"/>
-        </w:rPr>
-      </w:pPr>
       <w:bookmarkStart w:id="0" w:name="_GoBack"/>
       <w:bookmarkEnd w:id="0"/>
     </w:p>
@@ -596,18 +540,6 @@
 <file path=word/numbering.xml><?xml version="1.0" encoding="utf-8"?>
 <w:numbering xmlns:wpc="http://schemas.microsoft.com/office/word/2010/wordprocessingCanvas" xmlns:mc="http://schemas.openxmlformats.org/markup-compatibility/2006" xmlns:o="urn:schemas-microsoft-com:office:office" xmlns:r="http://schemas.openxmlformats.org/officeDocument/2006/relationships" xmlns:m="http://schemas.openxmlformats.org/officeDocument/2006/math" xmlns:v="urn:schemas-microsoft-com:vml" xmlns:wp14="http://schemas.microsoft.com/office/word/2010/wordprocessingDrawing" xmlns:wp="http://schemas.openxmlformats.org/drawingml/2006/wordprocessingDrawing" xmlns:w10="urn:schemas-microsoft-com:office:word" xmlns:w="http://schemas.openxmlformats.org/wordprocessingml/2006/main" xmlns:w14="http://schemas.microsoft.com/office/word/2010/wordml" xmlns:wpg="http://schemas.microsoft.com/office/word/2010/wordprocessingGroup" xmlns:wpi="http://schemas.microsoft.com/office/word/2010/wordprocessingInk" xmlns:wne="http://schemas.microsoft.com/office/word/2006/wordml" xmlns:wps="http://schemas.microsoft.com/office/word/2010/wordprocessingShape" mc:Ignorable="w14 wp14">
   <w:abstractNum w:abstractNumId="0">
-    <w:nsid w:val="47BC5123"/>
-    <w:multiLevelType w:val="singleLevel"/>
-    <w:tmpl w:val="47BC5123"/>
-    <w:lvl w:ilvl="0" w:tentative="0">
-      <w:start w:val="1"/>
-      <w:numFmt w:val="decimal"/>
-      <w:suff w:val="space"/>
-      <w:lvlText w:val="%1."/>
-      <w:lvlJc w:val="left"/>
-    </w:lvl>
-  </w:abstractNum>
-  <w:abstractNum w:abstractNumId="1">
     <w:nsid w:val="5EFC6946"/>
     <w:multiLevelType w:val="singleLevel"/>
     <w:tmpl w:val="5EFC6946"/>
@@ -620,9 +552,6 @@
     </w:lvl>
   </w:abstractNum>
   <w:num w:numId="1">
-    <w:abstractNumId w:val="1"/>
-  </w:num>
-  <w:num w:numId="2">
     <w:abstractNumId w:val="0"/>
   </w:num>
 </w:numbering>
@@ -1092,13 +1021,13 @@
       <w:color w:val="632523" w:themeColor="accent2" w:themeShade="80"/>
     </w:rPr>
   </w:style>
-  <w:style w:type="character" w:default="1" w:styleId="16">
+  <w:style w:type="character" w:default="1" w:styleId="15">
     <w:name w:val="Default Paragraph Font"/>
     <w:unhideWhenUsed/>
     <w:qFormat/>
     <w:uiPriority w:val="1"/>
   </w:style>
-  <w:style w:type="table" w:default="1" w:styleId="15">
+  <w:style w:type="table" w:default="1" w:styleId="18">
     <w:name w:val="Normal Table"/>
     <w:unhideWhenUsed/>
     <w:qFormat/>
@@ -1175,7 +1104,7 @@
       <w:szCs w:val="48"/>
     </w:rPr>
   </w:style>
-  <w:style w:type="character" w:styleId="17">
+  <w:style w:type="character" w:styleId="16">
     <w:name w:val="Strong"/>
     <w:qFormat/>
     <w:uiPriority w:val="22"/>
@@ -1189,7 +1118,7 @@
       </w14:textFill>
     </w:rPr>
   </w:style>
-  <w:style w:type="character" w:styleId="18">
+  <w:style w:type="character" w:styleId="17">
     <w:name w:val="Emphasis"/>
     <w:qFormat/>
     <w:uiPriority w:val="20"/>
@@ -1238,7 +1167,7 @@
   </w:style>
   <w:style w:type="character" w:customStyle="1" w:styleId="22">
     <w:name w:val="日期字符"/>
-    <w:basedOn w:val="16"/>
+    <w:basedOn w:val="15"/>
     <w:link w:val="12"/>
     <w:semiHidden/>
     <w:qFormat/>
@@ -1252,7 +1181,7 @@
   </w:style>
   <w:style w:type="character" w:customStyle="1" w:styleId="23">
     <w:name w:val="标题 1字符"/>
-    <w:basedOn w:val="16"/>
+    <w:basedOn w:val="15"/>
     <w:link w:val="2"/>
     <w:qFormat/>
     <w:uiPriority w:val="9"/>
@@ -1265,7 +1194,7 @@
   </w:style>
   <w:style w:type="character" w:customStyle="1" w:styleId="24">
     <w:name w:val="标题 2字符"/>
-    <w:basedOn w:val="16"/>
+    <w:basedOn w:val="15"/>
     <w:link w:val="3"/>
     <w:qFormat/>
     <w:uiPriority w:val="9"/>
@@ -1280,7 +1209,7 @@
   </w:style>
   <w:style w:type="character" w:customStyle="1" w:styleId="25">
     <w:name w:val="标题 3字符"/>
-    <w:basedOn w:val="16"/>
+    <w:basedOn w:val="15"/>
     <w:link w:val="4"/>
     <w:qFormat/>
     <w:uiPriority w:val="9"/>
@@ -1296,7 +1225,7 @@
   </w:style>
   <w:style w:type="character" w:customStyle="1" w:styleId="26">
     <w:name w:val="标题 4字符"/>
-    <w:basedOn w:val="16"/>
+    <w:basedOn w:val="15"/>
     <w:link w:val="5"/>
     <w:qFormat/>
     <w:uiPriority w:val="9"/>
@@ -1306,7 +1235,7 @@
   </w:style>
   <w:style w:type="character" w:customStyle="1" w:styleId="27">
     <w:name w:val="标题 5字符"/>
-    <w:basedOn w:val="16"/>
+    <w:basedOn w:val="15"/>
     <w:link w:val="6"/>
     <w:qFormat/>
     <w:uiPriority w:val="9"/>
@@ -1320,7 +1249,7 @@
   </w:style>
   <w:style w:type="character" w:customStyle="1" w:styleId="28">
     <w:name w:val="标题 6字符"/>
-    <w:basedOn w:val="16"/>
+    <w:basedOn w:val="15"/>
     <w:link w:val="7"/>
     <w:qFormat/>
     <w:uiPriority w:val="9"/>
@@ -1338,7 +1267,7 @@
   </w:style>
   <w:style w:type="character" w:customStyle="1" w:styleId="29">
     <w:name w:val="标题 7字符"/>
-    <w:basedOn w:val="16"/>
+    <w:basedOn w:val="15"/>
     <w:link w:val="8"/>
     <w:semiHidden/>
     <w:qFormat/>
@@ -1357,7 +1286,7 @@
   </w:style>
   <w:style w:type="character" w:customStyle="1" w:styleId="30">
     <w:name w:val="标题 8字符"/>
-    <w:basedOn w:val="16"/>
+    <w:basedOn w:val="15"/>
     <w:link w:val="9"/>
     <w:semiHidden/>
     <w:qFormat/>
@@ -1371,7 +1300,7 @@
   </w:style>
   <w:style w:type="character" w:customStyle="1" w:styleId="31">
     <w:name w:val="标题 9字符"/>
-    <w:basedOn w:val="16"/>
+    <w:basedOn w:val="15"/>
     <w:link w:val="10"/>
     <w:semiHidden/>
     <w:qFormat/>
@@ -1385,7 +1314,7 @@
   </w:style>
   <w:style w:type="character" w:customStyle="1" w:styleId="32">
     <w:name w:val="标题字符"/>
-    <w:basedOn w:val="16"/>
+    <w:basedOn w:val="15"/>
     <w:link w:val="14"/>
     <w:qFormat/>
     <w:uiPriority w:val="10"/>
@@ -1397,7 +1326,7 @@
   </w:style>
   <w:style w:type="character" w:customStyle="1" w:styleId="33">
     <w:name w:val="副标题字符"/>
-    <w:basedOn w:val="16"/>
+    <w:basedOn w:val="15"/>
     <w:link w:val="13"/>
     <w:qFormat/>
     <w:uiPriority w:val="11"/>
@@ -1429,7 +1358,7 @@
   </w:style>
   <w:style w:type="character" w:customStyle="1" w:styleId="36">
     <w:name w:val="引用字符"/>
-    <w:basedOn w:val="16"/>
+    <w:basedOn w:val="15"/>
     <w:link w:val="35"/>
     <w:qFormat/>
     <w:uiPriority w:val="29"/>
@@ -1468,7 +1397,7 @@
   </w:style>
   <w:style w:type="character" w:customStyle="1" w:styleId="38">
     <w:name w:val="明显引用字符"/>
-    <w:basedOn w:val="16"/>
+    <w:basedOn w:val="15"/>
     <w:link w:val="37"/>
     <w:qFormat/>
     <w:uiPriority w:val="30"/>
@@ -1558,7 +1487,7 @@
   </w:style>
   <w:style w:type="character" w:customStyle="1" w:styleId="45">
     <w:name w:val="无间隔字符"/>
-    <w:basedOn w:val="16"/>
+    <w:basedOn w:val="15"/>
     <w:link w:val="34"/>
     <w:qFormat/>
     <w:uiPriority w:val="1"/>

--- a/计划.docx
+++ b/计划.docx
@@ -523,6 +523,46 @@
           <w:lang w:val="en-US" w:eastAsia="zh-CN"/>
         </w:rPr>
         <w:t>AI进一步优化问题（防止无限对波等）</w:t>
+      </w:r>
+    </w:p>
+    <w:p>
+      <w:pPr>
+        <w:numPr>
+          <w:ilvl w:val="0"/>
+          <w:numId w:val="1"/>
+        </w:numPr>
+        <w:ind w:left="0" w:leftChars="0" w:firstLine="0" w:firstLineChars="0"/>
+        <w:rPr>
+          <w:rFonts w:hint="default"/>
+          <w:lang w:val="en-US" w:eastAsia="zh-CN"/>
+        </w:rPr>
+      </w:pPr>
+      <w:r>
+        <w:rPr>
+          <w:rFonts w:hint="default"/>
+          <w:lang w:eastAsia="zh-CN"/>
+        </w:rPr>
+        <w:t>技能编辑模式下的复位按钮</w:t>
+      </w:r>
+    </w:p>
+    <w:p>
+      <w:pPr>
+        <w:numPr>
+          <w:ilvl w:val="0"/>
+          <w:numId w:val="1"/>
+        </w:numPr>
+        <w:ind w:left="0" w:leftChars="0" w:firstLine="0" w:firstLineChars="0"/>
+        <w:rPr>
+          <w:rFonts w:hint="default"/>
+          <w:lang w:val="en-US" w:eastAsia="zh-CN"/>
+        </w:rPr>
+      </w:pPr>
+      <w:r>
+        <w:rPr>
+          <w:rFonts w:hint="default"/>
+          <w:lang w:eastAsia="zh-CN"/>
+        </w:rPr>
+        <w:t>技能编辑模式下那个确认按钮，如果能靠颜色反应当前编辑是否合法，会方便很多</w:t>
       </w:r>
       <w:bookmarkStart w:id="0" w:name="_GoBack"/>
       <w:bookmarkEnd w:id="0"/>

--- a/计划.docx
+++ b/计划.docx
@@ -563,6 +563,46 @@
           <w:lang w:eastAsia="zh-CN"/>
         </w:rPr>
         <w:t>技能编辑模式下那个确认按钮，如果能靠颜色反应当前编辑是否合法，会方便很多</w:t>
+      </w:r>
+    </w:p>
+    <w:p>
+      <w:pPr>
+        <w:numPr>
+          <w:ilvl w:val="0"/>
+          <w:numId w:val="1"/>
+        </w:numPr>
+        <w:ind w:left="0" w:leftChars="0" w:firstLine="0" w:firstLineChars="0"/>
+        <w:rPr>
+          <w:rFonts w:hint="default"/>
+          <w:lang w:val="en-US" w:eastAsia="zh-CN"/>
+        </w:rPr>
+      </w:pPr>
+      <w:r>
+        <w:rPr>
+          <w:rFonts w:hint="default"/>
+          <w:lang w:eastAsia="zh-CN"/>
+        </w:rPr>
+        <w:t>ex槽特效，战斗画面ex槽清晰化，和kof一样满一个槽就闪光</w:t>
+      </w:r>
+    </w:p>
+    <w:p>
+      <w:pPr>
+        <w:numPr>
+          <w:ilvl w:val="0"/>
+          <w:numId w:val="1"/>
+        </w:numPr>
+        <w:ind w:left="0" w:leftChars="0" w:firstLine="0" w:firstLineChars="0"/>
+        <w:rPr>
+          <w:rFonts w:hint="default"/>
+          <w:lang w:val="en-US" w:eastAsia="zh-CN"/>
+        </w:rPr>
+      </w:pPr>
+      <w:r>
+        <w:rPr>
+          <w:rFonts w:hint="default"/>
+          <w:lang w:eastAsia="zh-CN"/>
+        </w:rPr>
+        <w:t>智慧果实与钻石的图标</w:t>
       </w:r>
       <w:bookmarkStart w:id="0" w:name="_GoBack"/>
       <w:bookmarkEnd w:id="0"/>

--- a/计划.docx
+++ b/计划.docx
@@ -215,13 +215,9 @@
           <w:ilvl w:val="0"/>
           <w:numId w:val="1"/>
         </w:numPr>
-        <w:rPr>
-          <w:rFonts w:hint="eastAsia" w:eastAsiaTheme="minorEastAsia"/>
-          <w:lang w:val="en-US" w:eastAsia="zh-CN"/>
-        </w:rPr>
-      </w:pPr>
-      <w:r>
-        <w:t>全身变色特效</w:t>
+      </w:pPr>
+      <w:r>
+        <w:t>几个主角的原生技能</w:t>
       </w:r>
       <w:r>
         <w:rPr>
@@ -235,25 +231,119 @@
       <w:pPr>
         <w:numPr>
           <w:ilvl w:val="0"/>
-          <w:numId w:val="1"/>
-        </w:numPr>
-      </w:pPr>
-      <w:r>
-        <w:t>几个主角的原生技能</w:t>
+          <w:numId w:val="0"/>
+        </w:numPr>
+      </w:pPr>
+      <w:r>
+        <w:rPr>
+          <w:rFonts w:hint="eastAsia"/>
+          <w:lang w:val="en-US" w:eastAsia="zh-CN"/>
+        </w:rPr>
+        <w:t>原生技能系统现在有没有什么bug？</w:t>
+      </w:r>
+      <w:r>
+        <w:t xml:space="preserve"> </w:t>
+      </w:r>
+    </w:p>
+    <w:p>
+      <w:pPr>
+        <w:numPr>
+          <w:ilvl w:val="0"/>
+          <w:numId w:val="1"/>
+        </w:numPr>
+      </w:pPr>
+      <w:r>
+        <w:t>关卡至今不能做的原因。如何让这个工作可以提前进行</w:t>
       </w:r>
       <w:r>
         <w:rPr>
           <w:rFonts w:hint="default"/>
           <w:lang w:val="en-GB"/>
         </w:rPr>
-        <w:t xml:space="preserve">  1d</w:t>
-      </w:r>
-    </w:p>
-    <w:p>
-      <w:pPr>
-        <w:numPr>
-          <w:ilvl w:val="0"/>
-          <w:numId w:val="0"/>
+        <w:t xml:space="preserve">   </w:t>
+      </w:r>
+    </w:p>
+    <w:p>
+      <w:pPr>
+        <w:numPr>
+          <w:ilvl w:val="0"/>
+          <w:numId w:val="1"/>
+        </w:numPr>
+      </w:pPr>
+      <w:r>
+        <w:t>9格内部必杀与非必杀背景格的颜色区别（大体逻辑已经做成。需要进一步调整。）</w:t>
+      </w:r>
+    </w:p>
+    <w:p>
+      <w:pPr>
+        <w:numPr>
+          <w:ilvl w:val="0"/>
+          <w:numId w:val="1"/>
+        </w:numPr>
+      </w:pPr>
+      <w:r>
+        <w:t>boss模式（无限气，补充气、一角三血）</w:t>
+      </w:r>
+      <w:r>
+        <w:rPr>
+          <w:rFonts w:hint="default"/>
+          <w:lang w:val="en-GB"/>
+        </w:rPr>
+        <w:t>1d</w:t>
+      </w:r>
+    </w:p>
+    <w:p>
+      <w:pPr>
+        <w:numPr>
+          <w:ilvl w:val="0"/>
+          <w:numId w:val="1"/>
+        </w:numPr>
+      </w:pPr>
+      <w:r>
+        <w:t>技能组性能平均化（ 是否有必要单独研究，指的是把所有装备中技能石的性能平均 ）</w:t>
+      </w:r>
+      <w:r>
+        <w:rPr>
+          <w:rFonts w:hint="default"/>
+          <w:lang w:val="en-GB"/>
+        </w:rPr>
+        <w:t xml:space="preserve"> 1d</w:t>
+      </w:r>
+    </w:p>
+    <w:p>
+      <w:pPr>
+        <w:numPr>
+          <w:ilvl w:val="0"/>
+          <w:numId w:val="1"/>
+        </w:numPr>
+      </w:pPr>
+      <w:r>
+        <w:t>技能编辑器选择技能下拉菜单中，当前角色的被动技能高亮</w:t>
+      </w:r>
+    </w:p>
+    <w:p>
+      <w:pPr>
+        <w:numPr>
+          <w:ilvl w:val="0"/>
+          <w:numId w:val="1"/>
+        </w:numPr>
+      </w:pPr>
+      <w:r>
+        <w:t>gotcha动画。</w:t>
+      </w:r>
+      <w:r>
+        <w:rPr>
+          <w:rFonts w:hint="default"/>
+          <w:lang w:val="en-GB"/>
+        </w:rPr>
+        <w:t xml:space="preserve"> 3d</w:t>
+      </w:r>
+    </w:p>
+    <w:p>
+      <w:pPr>
+        <w:numPr>
+          <w:ilvl w:val="0"/>
+          <w:numId w:val="1"/>
         </w:numPr>
       </w:pPr>
       <w:r>
@@ -261,148 +351,136 @@
           <w:rFonts w:hint="eastAsia"/>
           <w:lang w:val="en-US" w:eastAsia="zh-CN"/>
         </w:rPr>
-        <w:t>原生技能系统现在有没有什么bug？</w:t>
-      </w:r>
-      <w:r>
-        <w:t xml:space="preserve"> </w:t>
-      </w:r>
-    </w:p>
-    <w:p>
-      <w:pPr>
-        <w:numPr>
-          <w:ilvl w:val="0"/>
-          <w:numId w:val="1"/>
-        </w:numPr>
-      </w:pPr>
-      <w:r>
-        <w:t>关卡至今不能做的原因。如何让这个工作可以提前进行</w:t>
-      </w:r>
-      <w:r>
+        <w:t>UI美术进一步整备</w:t>
+      </w:r>
+      <w:r>
+        <w:rPr>
+          <w:rFonts w:hint="default"/>
+          <w:lang w:val="en-GB" w:eastAsia="zh-CN"/>
+        </w:rPr>
+        <w:t xml:space="preserve">  3d</w:t>
+      </w:r>
+    </w:p>
+    <w:p>
+      <w:pPr>
+        <w:numPr>
+          <w:ilvl w:val="0"/>
+          <w:numId w:val="1"/>
+        </w:numPr>
+      </w:pPr>
+      <w:r>
+        <w:rPr>
+          <w:rFonts w:hint="eastAsia"/>
+          <w:lang w:val="en-US" w:eastAsia="zh-CN"/>
+        </w:rPr>
+        <w:t>角色晃动特效的自适应优化问题</w:t>
+      </w:r>
+      <w:r>
+        <w:rPr>
+          <w:rFonts w:hint="default"/>
+          <w:lang w:val="en-GB" w:eastAsia="zh-CN"/>
+        </w:rPr>
+        <w:t xml:space="preserve">  2d</w:t>
+      </w:r>
+    </w:p>
+    <w:p>
+      <w:pPr>
+        <w:numPr>
+          <w:ilvl w:val="0"/>
+          <w:numId w:val="1"/>
+        </w:numPr>
+        <w:ind w:left="0" w:leftChars="0" w:firstLine="0" w:firstLineChars="0"/>
         <w:rPr>
           <w:rFonts w:hint="default"/>
           <w:lang w:val="en-GB"/>
         </w:rPr>
-        <w:t xml:space="preserve">   </w:t>
-      </w:r>
-    </w:p>
-    <w:p>
-      <w:pPr>
-        <w:numPr>
-          <w:ilvl w:val="0"/>
-          <w:numId w:val="1"/>
-        </w:numPr>
-      </w:pPr>
-      <w:r>
-        <w:t>9格内部必杀与非必杀背景格的颜色区别（大体逻辑已经做成。需要进一步调整。）</w:t>
-      </w:r>
-    </w:p>
-    <w:p>
-      <w:pPr>
-        <w:numPr>
-          <w:ilvl w:val="0"/>
-          <w:numId w:val="1"/>
-        </w:numPr>
-      </w:pPr>
-      <w:r>
-        <w:t>boss模式（无限气，补充气、一角三血）</w:t>
-      </w:r>
-      <w:r>
+      </w:pPr>
+      <w:r>
+        <w:rPr>
+          <w:rFonts w:hint="eastAsia"/>
+          <w:lang w:val="en-US" w:eastAsia="zh-CN"/>
+        </w:rPr>
+        <w:t>各种充当敌人的角色与资源安排 3d</w:t>
+      </w:r>
+    </w:p>
+    <w:p>
+      <w:pPr>
+        <w:numPr>
+          <w:ilvl w:val="0"/>
+          <w:numId w:val="1"/>
+        </w:numPr>
+        <w:ind w:left="0" w:leftChars="0" w:firstLine="0" w:firstLineChars="0"/>
         <w:rPr>
           <w:rFonts w:hint="default"/>
           <w:lang w:val="en-GB"/>
         </w:rPr>
-        <w:t>1d</w:t>
-      </w:r>
-    </w:p>
-    <w:p>
-      <w:pPr>
-        <w:numPr>
-          <w:ilvl w:val="0"/>
-          <w:numId w:val="1"/>
-        </w:numPr>
-      </w:pPr>
-      <w:r>
-        <w:t>技能组性能平均化（ 是否有必要单独研究，指的是把所有装备中技能石的性能平均 ）</w:t>
-      </w:r>
-      <w:r>
+      </w:pPr>
+      <w:r>
+        <w:rPr>
+          <w:rFonts w:hint="eastAsia"/>
+          <w:lang w:val="en-US" w:eastAsia="zh-CN"/>
+        </w:rPr>
+        <w:t>游戏程序开头画面 3d</w:t>
+      </w:r>
+    </w:p>
+    <w:p>
+      <w:pPr>
+        <w:numPr>
+          <w:ilvl w:val="0"/>
+          <w:numId w:val="1"/>
+        </w:numPr>
+        <w:ind w:left="0" w:leftChars="0" w:firstLine="0" w:firstLineChars="0"/>
         <w:rPr>
           <w:rFonts w:hint="default"/>
           <w:lang w:val="en-GB"/>
         </w:rPr>
-        <w:t xml:space="preserve"> 1d</w:t>
-      </w:r>
-    </w:p>
-    <w:p>
-      <w:pPr>
-        <w:numPr>
-          <w:ilvl w:val="0"/>
-          <w:numId w:val="1"/>
-        </w:numPr>
-      </w:pPr>
-      <w:r>
-        <w:t>技能编辑器选择技能下拉菜单中，当前角色的被动技能高亮</w:t>
-      </w:r>
-    </w:p>
-    <w:p>
-      <w:pPr>
-        <w:numPr>
-          <w:ilvl w:val="0"/>
-          <w:numId w:val="1"/>
-        </w:numPr>
-      </w:pPr>
-      <w:r>
-        <w:t>gotcha动画。</w:t>
-      </w:r>
-      <w:r>
+      </w:pPr>
+      <w:r>
+        <w:rPr>
+          <w:rFonts w:hint="eastAsia"/>
+          <w:lang w:val="en-US" w:eastAsia="zh-CN"/>
+        </w:rPr>
+        <w:t xml:space="preserve">教学模式  4d  </w:t>
+      </w:r>
+    </w:p>
+    <w:p>
+      <w:pPr>
+        <w:numPr>
+          <w:ilvl w:val="0"/>
+          <w:numId w:val="1"/>
+        </w:numPr>
+        <w:ind w:left="0" w:leftChars="0" w:firstLine="0" w:firstLineChars="0"/>
         <w:rPr>
           <w:rFonts w:hint="default"/>
           <w:lang w:val="en-GB"/>
         </w:rPr>
-        <w:t xml:space="preserve"> 3d</w:t>
-      </w:r>
-    </w:p>
-    <w:p>
-      <w:pPr>
-        <w:numPr>
-          <w:ilvl w:val="0"/>
-          <w:numId w:val="1"/>
-        </w:numPr>
       </w:pPr>
       <w:r>
         <w:rPr>
           <w:rFonts w:hint="eastAsia"/>
           <w:lang w:val="en-US" w:eastAsia="zh-CN"/>
         </w:rPr>
-        <w:t>UI美术进一步整备</w:t>
-      </w:r>
-      <w:r>
-        <w:rPr>
-          <w:rFonts w:hint="default"/>
-          <w:lang w:val="en-GB" w:eastAsia="zh-CN"/>
-        </w:rPr>
-        <w:t xml:space="preserve">  3d</w:t>
-      </w:r>
-    </w:p>
-    <w:p>
-      <w:pPr>
-        <w:numPr>
-          <w:ilvl w:val="0"/>
-          <w:numId w:val="1"/>
-        </w:numPr>
+        <w:t>技能平衡 4d</w:t>
+      </w:r>
+    </w:p>
+    <w:p>
+      <w:pPr>
+        <w:numPr>
+          <w:ilvl w:val="0"/>
+          <w:numId w:val="1"/>
+        </w:numPr>
+        <w:ind w:left="0" w:leftChars="0" w:firstLine="0" w:firstLineChars="0"/>
+        <w:rPr>
+          <w:rFonts w:hint="default"/>
+          <w:lang w:val="en-GB"/>
+        </w:rPr>
       </w:pPr>
       <w:r>
         <w:rPr>
           <w:rFonts w:hint="eastAsia"/>
           <w:lang w:val="en-US" w:eastAsia="zh-CN"/>
         </w:rPr>
-        <w:t>角色晃动特效的自适应优化问题</w:t>
-      </w:r>
-      <w:r>
-        <w:rPr>
-          <w:rFonts w:hint="default"/>
-          <w:lang w:val="en-GB" w:eastAsia="zh-CN"/>
-        </w:rPr>
-        <w:t xml:space="preserve">  2d</w:t>
+        <w:t>技能图标制作与适配 5d</w:t>
       </w:r>
     </w:p>
     <w:p>
@@ -414,7 +492,7 @@
         <w:ind w:left="0" w:leftChars="0" w:firstLine="0" w:firstLineChars="0"/>
         <w:rPr>
           <w:rFonts w:hint="default"/>
-          <w:lang w:val="en-GB"/>
+          <w:lang w:val="en-US" w:eastAsia="zh-CN"/>
         </w:rPr>
       </w:pPr>
       <w:r>
@@ -422,7 +500,7 @@
           <w:rFonts w:hint="eastAsia"/>
           <w:lang w:val="en-US" w:eastAsia="zh-CN"/>
         </w:rPr>
-        <w:t>各种充当敌人的角色与资源安排 3d</w:t>
+        <w:t>AI进一步优化问题（防止无限对波等）</w:t>
       </w:r>
     </w:p>
     <w:p>
@@ -434,15 +512,15 @@
         <w:ind w:left="0" w:leftChars="0" w:firstLine="0" w:firstLineChars="0"/>
         <w:rPr>
           <w:rFonts w:hint="default"/>
-          <w:lang w:val="en-GB"/>
-        </w:rPr>
-      </w:pPr>
-      <w:r>
-        <w:rPr>
-          <w:rFonts w:hint="eastAsia"/>
-          <w:lang w:val="en-US" w:eastAsia="zh-CN"/>
-        </w:rPr>
-        <w:t>游戏程序开头画面 3d</w:t>
+          <w:lang w:val="en-US" w:eastAsia="zh-CN"/>
+        </w:rPr>
+      </w:pPr>
+      <w:r>
+        <w:rPr>
+          <w:rFonts w:hint="default"/>
+          <w:lang w:eastAsia="zh-CN"/>
+        </w:rPr>
+        <w:t>技能编辑模式下的复位按钮</w:t>
       </w:r>
     </w:p>
     <w:p>
@@ -454,15 +532,15 @@
         <w:ind w:left="0" w:leftChars="0" w:firstLine="0" w:firstLineChars="0"/>
         <w:rPr>
           <w:rFonts w:hint="default"/>
-          <w:lang w:val="en-GB"/>
-        </w:rPr>
-      </w:pPr>
-      <w:r>
-        <w:rPr>
-          <w:rFonts w:hint="eastAsia"/>
-          <w:lang w:val="en-US" w:eastAsia="zh-CN"/>
-        </w:rPr>
-        <w:t xml:space="preserve">教学模式  4d  </w:t>
+          <w:lang w:val="en-US" w:eastAsia="zh-CN"/>
+        </w:rPr>
+      </w:pPr>
+      <w:r>
+        <w:rPr>
+          <w:rFonts w:hint="default"/>
+          <w:lang w:eastAsia="zh-CN"/>
+        </w:rPr>
+        <w:t>智慧果实与钻石的图标</w:t>
       </w:r>
     </w:p>
     <w:p>
@@ -474,15 +552,15 @@
         <w:ind w:left="0" w:leftChars="0" w:firstLine="0" w:firstLineChars="0"/>
         <w:rPr>
           <w:rFonts w:hint="default"/>
-          <w:lang w:val="en-GB"/>
-        </w:rPr>
-      </w:pPr>
-      <w:r>
-        <w:rPr>
-          <w:rFonts w:hint="eastAsia"/>
-          <w:lang w:val="en-US" w:eastAsia="zh-CN"/>
-        </w:rPr>
-        <w:t>技能平衡 4d</w:t>
+          <w:lang w:val="en-US" w:eastAsia="zh-CN"/>
+        </w:rPr>
+      </w:pPr>
+      <w:r>
+        <w:rPr>
+          <w:rFonts w:hint="default"/>
+          <w:lang w:eastAsia="zh-CN"/>
+        </w:rPr>
+        <w:t>hotaru应该有个商标对不对？这个。。。哪怕是作为个studio，是需要的</w:t>
       </w:r>
     </w:p>
     <w:p>
@@ -494,46 +572,6 @@
         <w:ind w:left="0" w:leftChars="0" w:firstLine="0" w:firstLineChars="0"/>
         <w:rPr>
           <w:rFonts w:hint="default"/>
-          <w:lang w:val="en-GB"/>
-        </w:rPr>
-      </w:pPr>
-      <w:r>
-        <w:rPr>
-          <w:rFonts w:hint="eastAsia"/>
-          <w:lang w:val="en-US" w:eastAsia="zh-CN"/>
-        </w:rPr>
-        <w:t>技能图标制作与适配 5d</w:t>
-      </w:r>
-    </w:p>
-    <w:p>
-      <w:pPr>
-        <w:numPr>
-          <w:ilvl w:val="0"/>
-          <w:numId w:val="1"/>
-        </w:numPr>
-        <w:ind w:left="0" w:leftChars="0" w:firstLine="0" w:firstLineChars="0"/>
-        <w:rPr>
-          <w:rFonts w:hint="default"/>
-          <w:lang w:val="en-US" w:eastAsia="zh-CN"/>
-        </w:rPr>
-      </w:pPr>
-      <w:r>
-        <w:rPr>
-          <w:rFonts w:hint="eastAsia"/>
-          <w:lang w:val="en-US" w:eastAsia="zh-CN"/>
-        </w:rPr>
-        <w:t>AI进一步优化问题（防止无限对波等）</w:t>
-      </w:r>
-    </w:p>
-    <w:p>
-      <w:pPr>
-        <w:numPr>
-          <w:ilvl w:val="0"/>
-          <w:numId w:val="1"/>
-        </w:numPr>
-        <w:ind w:left="0" w:leftChars="0" w:firstLine="0" w:firstLineChars="0"/>
-        <w:rPr>
-          <w:rFonts w:hint="default"/>
           <w:lang w:val="en-US" w:eastAsia="zh-CN"/>
         </w:rPr>
       </w:pPr>
@@ -542,67 +580,7 @@
           <w:rFonts w:hint="default"/>
           <w:lang w:eastAsia="zh-CN"/>
         </w:rPr>
-        <w:t>技能编辑模式下的复位按钮</w:t>
-      </w:r>
-    </w:p>
-    <w:p>
-      <w:pPr>
-        <w:numPr>
-          <w:ilvl w:val="0"/>
-          <w:numId w:val="1"/>
-        </w:numPr>
-        <w:ind w:left="0" w:leftChars="0" w:firstLine="0" w:firstLineChars="0"/>
-        <w:rPr>
-          <w:rFonts w:hint="default"/>
-          <w:lang w:val="en-US" w:eastAsia="zh-CN"/>
-        </w:rPr>
-      </w:pPr>
-      <w:r>
-        <w:rPr>
-          <w:rFonts w:hint="default"/>
-          <w:lang w:eastAsia="zh-CN"/>
-        </w:rPr>
-        <w:t>技能编辑模式下那个确认按钮，如果能靠颜色反应当前编辑是否合法，会方便很多</w:t>
-      </w:r>
-    </w:p>
-    <w:p>
-      <w:pPr>
-        <w:numPr>
-          <w:ilvl w:val="0"/>
-          <w:numId w:val="1"/>
-        </w:numPr>
-        <w:ind w:left="0" w:leftChars="0" w:firstLine="0" w:firstLineChars="0"/>
-        <w:rPr>
-          <w:rFonts w:hint="default"/>
-          <w:lang w:val="en-US" w:eastAsia="zh-CN"/>
-        </w:rPr>
-      </w:pPr>
-      <w:r>
-        <w:rPr>
-          <w:rFonts w:hint="default"/>
-          <w:lang w:eastAsia="zh-CN"/>
-        </w:rPr>
-        <w:t>ex槽特效，战斗画面ex槽清晰化，和kof一样满一个槽就闪光</w:t>
-      </w:r>
-    </w:p>
-    <w:p>
-      <w:pPr>
-        <w:numPr>
-          <w:ilvl w:val="0"/>
-          <w:numId w:val="1"/>
-        </w:numPr>
-        <w:ind w:left="0" w:leftChars="0" w:firstLine="0" w:firstLineChars="0"/>
-        <w:rPr>
-          <w:rFonts w:hint="default"/>
-          <w:lang w:val="en-US" w:eastAsia="zh-CN"/>
-        </w:rPr>
-      </w:pPr>
-      <w:r>
-        <w:rPr>
-          <w:rFonts w:hint="default"/>
-          <w:lang w:eastAsia="zh-CN"/>
-        </w:rPr>
-        <w:t>智慧果实与钻石的图标</w:t>
+        <w:t>游戏程序开头画面。我认为不如把这个开头画面作为个加载基础特效的机会</w:t>
       </w:r>
       <w:bookmarkStart w:id="0" w:name="_GoBack"/>
       <w:bookmarkEnd w:id="0"/>

--- a/计划.docx
+++ b/计划.docx
@@ -67,6 +67,8 @@
         </w:rPr>
         <w:t>2d</w:t>
       </w:r>
+      <w:bookmarkStart w:id="0" w:name="_GoBack"/>
+      <w:bookmarkEnd w:id="0"/>
     </w:p>
     <w:p>
       <w:pPr>
@@ -497,10 +499,30 @@
       </w:pPr>
       <w:r>
         <w:rPr>
-          <w:rFonts w:hint="eastAsia"/>
+          <w:rFonts w:hint="default"/>
+          <w:lang w:eastAsia="zh-CN"/>
+        </w:rPr>
+        <w:t>智慧果实与钻石的图标</w:t>
+      </w:r>
+    </w:p>
+    <w:p>
+      <w:pPr>
+        <w:numPr>
+          <w:ilvl w:val="0"/>
+          <w:numId w:val="1"/>
+        </w:numPr>
+        <w:ind w:left="0" w:leftChars="0" w:firstLine="0" w:firstLineChars="0"/>
+        <w:rPr>
+          <w:rFonts w:hint="default"/>
           <w:lang w:val="en-US" w:eastAsia="zh-CN"/>
         </w:rPr>
-        <w:t>AI进一步优化问题（防止无限对波等）</w:t>
+      </w:pPr>
+      <w:r>
+        <w:rPr>
+          <w:rFonts w:hint="default"/>
+          <w:lang w:eastAsia="zh-CN"/>
+        </w:rPr>
+        <w:t>hotaru应该有个商标对不对？这个。。。哪怕是作为个studio，是需要的</w:t>
       </w:r>
     </w:p>
     <w:p>
@@ -520,70 +542,8 @@
           <w:rFonts w:hint="default"/>
           <w:lang w:eastAsia="zh-CN"/>
         </w:rPr>
-        <w:t>技能编辑模式下的复位按钮</w:t>
-      </w:r>
-    </w:p>
-    <w:p>
-      <w:pPr>
-        <w:numPr>
-          <w:ilvl w:val="0"/>
-          <w:numId w:val="1"/>
-        </w:numPr>
-        <w:ind w:left="0" w:leftChars="0" w:firstLine="0" w:firstLineChars="0"/>
-        <w:rPr>
-          <w:rFonts w:hint="default"/>
-          <w:lang w:val="en-US" w:eastAsia="zh-CN"/>
-        </w:rPr>
-      </w:pPr>
-      <w:r>
-        <w:rPr>
-          <w:rFonts w:hint="default"/>
-          <w:lang w:eastAsia="zh-CN"/>
-        </w:rPr>
-        <w:t>智慧果实与钻石的图标</w:t>
-      </w:r>
-    </w:p>
-    <w:p>
-      <w:pPr>
-        <w:numPr>
-          <w:ilvl w:val="0"/>
-          <w:numId w:val="1"/>
-        </w:numPr>
-        <w:ind w:left="0" w:leftChars="0" w:firstLine="0" w:firstLineChars="0"/>
-        <w:rPr>
-          <w:rFonts w:hint="default"/>
-          <w:lang w:val="en-US" w:eastAsia="zh-CN"/>
-        </w:rPr>
-      </w:pPr>
-      <w:r>
-        <w:rPr>
-          <w:rFonts w:hint="default"/>
-          <w:lang w:eastAsia="zh-CN"/>
-        </w:rPr>
-        <w:t>hotaru应该有个商标对不对？这个。。。哪怕是作为个studio，是需要的</w:t>
-      </w:r>
-    </w:p>
-    <w:p>
-      <w:pPr>
-        <w:numPr>
-          <w:ilvl w:val="0"/>
-          <w:numId w:val="1"/>
-        </w:numPr>
-        <w:ind w:left="0" w:leftChars="0" w:firstLine="0" w:firstLineChars="0"/>
-        <w:rPr>
-          <w:rFonts w:hint="default"/>
-          <w:lang w:val="en-US" w:eastAsia="zh-CN"/>
-        </w:rPr>
-      </w:pPr>
-      <w:r>
-        <w:rPr>
-          <w:rFonts w:hint="default"/>
-          <w:lang w:eastAsia="zh-CN"/>
-        </w:rPr>
         <w:t>游戏程序开头画面。我认为不如把这个开头画面作为个加载基础特效的机会</w:t>
       </w:r>
-      <w:bookmarkStart w:id="0" w:name="_GoBack"/>
-      <w:bookmarkEnd w:id="0"/>
     </w:p>
     <w:sectPr>
       <w:pgSz w:w="11909" w:h="16834"/>

--- a/计划.docx
+++ b/计划.docx
@@ -67,483 +67,503 @@
         </w:rPr>
         <w:t>2d</w:t>
       </w:r>
+    </w:p>
+    <w:p>
+      <w:pPr>
+        <w:numPr>
+          <w:ilvl w:val="0"/>
+          <w:numId w:val="0"/>
+        </w:numPr>
+        <w:spacing w:after="200" w:line="276" w:lineRule="auto"/>
+        <w:jc w:val="both"/>
+        <w:rPr>
+          <w:rFonts w:hint="default" w:eastAsiaTheme="minorEastAsia"/>
+          <w:lang w:val="en-GB" w:eastAsia="zh-CN"/>
+        </w:rPr>
+      </w:pPr>
+      <w:r>
+        <w:rPr>
+          <w:rFonts w:hint="eastAsia"/>
+          <w:lang w:val="en-US" w:eastAsia="zh-CN"/>
+        </w:rPr>
+        <w:t>这个其实已经可以开始做了。。。因为毕竟也是挺麻烦的一堆事。。</w:t>
+      </w:r>
+      <w:r>
+        <w:rPr>
+          <w:rFonts w:hint="default"/>
+          <w:lang w:val="en-GB" w:eastAsia="zh-CN"/>
+        </w:rPr>
+        <w:t xml:space="preserve"> </w:t>
+      </w:r>
+    </w:p>
+    <w:p>
+      <w:pPr>
+        <w:numPr>
+          <w:ilvl w:val="0"/>
+          <w:numId w:val="1"/>
+        </w:numPr>
+      </w:pPr>
+      <w:r>
+        <w:t>角色表情整备</w:t>
+      </w:r>
+      <w:r>
+        <w:rPr>
+          <w:rFonts w:hint="default"/>
+          <w:lang w:val="en-GB"/>
+        </w:rPr>
+        <w:t xml:space="preserve">   0.5d</w:t>
+      </w:r>
+    </w:p>
+    <w:p>
+      <w:pPr>
+        <w:numPr>
+          <w:ilvl w:val="0"/>
+          <w:numId w:val="0"/>
+        </w:numPr>
+        <w:spacing w:after="200" w:line="276" w:lineRule="auto"/>
+        <w:jc w:val="both"/>
+        <w:rPr>
+          <w:rFonts w:hint="default" w:eastAsiaTheme="minorEastAsia"/>
+          <w:lang w:val="en-US" w:eastAsia="zh-CN"/>
+        </w:rPr>
+      </w:pPr>
+      <w:r>
+        <w:rPr>
+          <w:rFonts w:hint="eastAsia"/>
+          <w:lang w:val="en-US" w:eastAsia="zh-CN"/>
+        </w:rPr>
+        <w:t>动画器的设置问题，实际版本如果有一些尝试激活的表情确不存在，那怎么办。。</w:t>
+      </w:r>
+    </w:p>
+    <w:p>
+      <w:pPr>
+        <w:numPr>
+          <w:ilvl w:val="0"/>
+          <w:numId w:val="1"/>
+        </w:numPr>
+      </w:pPr>
+      <w:r>
+        <w:t>基础动作组完善</w:t>
+      </w:r>
+      <w:r>
+        <w:rPr>
+          <w:rFonts w:hint="default"/>
+          <w:lang w:val="en-GB"/>
+        </w:rPr>
+        <w:t xml:space="preserve">  1d</w:t>
+      </w:r>
+    </w:p>
+    <w:p>
+      <w:pPr>
+        <w:numPr>
+          <w:ilvl w:val="0"/>
+          <w:numId w:val="0"/>
+        </w:numPr>
+        <w:rPr>
+          <w:rFonts w:hint="default" w:eastAsiaTheme="minorEastAsia"/>
+          <w:lang w:val="en-US" w:eastAsia="zh-CN"/>
+        </w:rPr>
+      </w:pPr>
+      <w:r>
+        <w:rPr>
+          <w:rFonts w:hint="eastAsia"/>
+          <w:lang w:val="en-US" w:eastAsia="zh-CN"/>
+        </w:rPr>
+        <w:t>除了对战斗效果有意义的基础动作外，还有胜利动作，怎么表现这个角色的性格？</w:t>
+      </w:r>
+    </w:p>
+    <w:p>
+      <w:pPr>
+        <w:numPr>
+          <w:ilvl w:val="0"/>
+          <w:numId w:val="1"/>
+        </w:numPr>
+      </w:pPr>
+      <w:r>
+        <w:t>更加灵活的伤害设置方式（能量波不爆炸不造成伤害一类的）</w:t>
+      </w:r>
+      <w:r>
+        <w:rPr>
+          <w:rFonts w:hint="default"/>
+          <w:lang w:val="en-GB"/>
+        </w:rPr>
+        <w:t xml:space="preserve"> 1d</w:t>
+      </w:r>
+    </w:p>
+    <w:p>
+      <w:pPr>
+        <w:numPr>
+          <w:ilvl w:val="0"/>
+          <w:numId w:val="0"/>
+        </w:numPr>
+        <w:rPr>
+          <w:rFonts w:hint="default" w:eastAsiaTheme="minorEastAsia"/>
+          <w:lang w:val="en-US" w:eastAsia="zh-CN"/>
+        </w:rPr>
+      </w:pPr>
+      <w:r>
+        <w:rPr>
+          <w:rFonts w:hint="eastAsia"/>
+          <w:lang w:val="en-US" w:eastAsia="zh-CN"/>
+        </w:rPr>
+        <w:t>这个牵扯到最麻烦的数值设置问题</w:t>
+      </w:r>
+    </w:p>
+    <w:p>
+      <w:pPr>
+        <w:numPr>
+          <w:ilvl w:val="0"/>
+          <w:numId w:val="1"/>
+        </w:numPr>
+      </w:pPr>
+      <w:r>
+        <w:t>几个主角的原生技能</w:t>
+      </w:r>
+      <w:r>
+        <w:rPr>
+          <w:rFonts w:hint="default"/>
+          <w:lang w:val="en-GB"/>
+        </w:rPr>
+        <w:t xml:space="preserve">  1d</w:t>
+      </w:r>
+    </w:p>
+    <w:p>
+      <w:pPr>
+        <w:numPr>
+          <w:ilvl w:val="0"/>
+          <w:numId w:val="0"/>
+        </w:numPr>
+      </w:pPr>
+      <w:r>
+        <w:rPr>
+          <w:rFonts w:hint="eastAsia"/>
+          <w:lang w:val="en-US" w:eastAsia="zh-CN"/>
+        </w:rPr>
+        <w:t>原生技能系统现在有没有什么bug？</w:t>
+      </w:r>
+      <w:r>
+        <w:t xml:space="preserve"> </w:t>
+      </w:r>
+    </w:p>
+    <w:p>
+      <w:pPr>
+        <w:numPr>
+          <w:ilvl w:val="0"/>
+          <w:numId w:val="1"/>
+        </w:numPr>
+      </w:pPr>
+      <w:r>
+        <w:t>关卡至今不能做的原因。如何让这个工作可以提前进行</w:t>
+      </w:r>
+      <w:r>
+        <w:rPr>
+          <w:rFonts w:hint="default"/>
+          <w:lang w:val="en-GB"/>
+        </w:rPr>
+        <w:t xml:space="preserve">   </w:t>
+      </w:r>
+    </w:p>
+    <w:p>
+      <w:pPr>
+        <w:numPr>
+          <w:ilvl w:val="0"/>
+          <w:numId w:val="1"/>
+        </w:numPr>
+      </w:pPr>
+      <w:r>
+        <w:t>9格内部必杀与非必杀背景格的颜色区别（大体逻辑已经做成。需要进一步调整。）</w:t>
+      </w:r>
+    </w:p>
+    <w:p>
+      <w:pPr>
+        <w:numPr>
+          <w:ilvl w:val="0"/>
+          <w:numId w:val="1"/>
+        </w:numPr>
+      </w:pPr>
+      <w:r>
+        <w:t>boss模式（无限气，补充气、一角三血）</w:t>
+      </w:r>
+      <w:r>
+        <w:rPr>
+          <w:rFonts w:hint="default"/>
+          <w:lang w:val="en-GB"/>
+        </w:rPr>
+        <w:t>1d</w:t>
+      </w:r>
+    </w:p>
+    <w:p>
+      <w:pPr>
+        <w:numPr>
+          <w:ilvl w:val="0"/>
+          <w:numId w:val="1"/>
+        </w:numPr>
+      </w:pPr>
+      <w:r>
+        <w:t>技能组性能平均化（ 是否有必要单独研究，指的是把所有装备中技能石的性能平均 ）</w:t>
+      </w:r>
+      <w:r>
+        <w:rPr>
+          <w:rFonts w:hint="default"/>
+          <w:lang w:val="en-GB"/>
+        </w:rPr>
+        <w:t xml:space="preserve"> 1d</w:t>
+      </w:r>
+    </w:p>
+    <w:p>
+      <w:pPr>
+        <w:numPr>
+          <w:ilvl w:val="0"/>
+          <w:numId w:val="1"/>
+        </w:numPr>
+      </w:pPr>
+      <w:r>
+        <w:t>技能编辑器选择技能下拉菜单中，当前角色的被动技能高亮</w:t>
+      </w:r>
+    </w:p>
+    <w:p>
+      <w:pPr>
+        <w:numPr>
+          <w:ilvl w:val="0"/>
+          <w:numId w:val="1"/>
+        </w:numPr>
+      </w:pPr>
+      <w:r>
+        <w:t>gotcha动画。</w:t>
+      </w:r>
+      <w:r>
+        <w:rPr>
+          <w:rFonts w:hint="default"/>
+          <w:lang w:val="en-GB"/>
+        </w:rPr>
+        <w:t xml:space="preserve"> 3d</w:t>
+      </w:r>
+    </w:p>
+    <w:p>
+      <w:pPr>
+        <w:numPr>
+          <w:ilvl w:val="0"/>
+          <w:numId w:val="1"/>
+        </w:numPr>
+      </w:pPr>
+      <w:r>
+        <w:rPr>
+          <w:rFonts w:hint="eastAsia"/>
+          <w:lang w:val="en-US" w:eastAsia="zh-CN"/>
+        </w:rPr>
+        <w:t>UI美术进一步整备</w:t>
+      </w:r>
+      <w:r>
+        <w:rPr>
+          <w:rFonts w:hint="default"/>
+          <w:lang w:val="en-GB" w:eastAsia="zh-CN"/>
+        </w:rPr>
+        <w:t xml:space="preserve">  3d</w:t>
+      </w:r>
+    </w:p>
+    <w:p>
+      <w:pPr>
+        <w:numPr>
+          <w:ilvl w:val="0"/>
+          <w:numId w:val="1"/>
+        </w:numPr>
+      </w:pPr>
+      <w:r>
+        <w:rPr>
+          <w:rFonts w:hint="eastAsia"/>
+          <w:lang w:val="en-US" w:eastAsia="zh-CN"/>
+        </w:rPr>
+        <w:t>角色晃动特效的自适应优化问题</w:t>
+      </w:r>
+      <w:r>
+        <w:rPr>
+          <w:rFonts w:hint="default"/>
+          <w:lang w:val="en-GB" w:eastAsia="zh-CN"/>
+        </w:rPr>
+        <w:t xml:space="preserve">  2d</w:t>
+      </w:r>
+    </w:p>
+    <w:p>
+      <w:pPr>
+        <w:numPr>
+          <w:ilvl w:val="0"/>
+          <w:numId w:val="1"/>
+        </w:numPr>
+        <w:ind w:left="0" w:leftChars="0" w:firstLine="0" w:firstLineChars="0"/>
+        <w:rPr>
+          <w:rFonts w:hint="default"/>
+          <w:lang w:val="en-GB"/>
+        </w:rPr>
+      </w:pPr>
+      <w:r>
+        <w:rPr>
+          <w:rFonts w:hint="eastAsia"/>
+          <w:lang w:val="en-US" w:eastAsia="zh-CN"/>
+        </w:rPr>
+        <w:t>各种充当敌人的角色与资源安排 3d</w:t>
+      </w:r>
+    </w:p>
+    <w:p>
+      <w:pPr>
+        <w:numPr>
+          <w:ilvl w:val="0"/>
+          <w:numId w:val="1"/>
+        </w:numPr>
+        <w:ind w:left="0" w:leftChars="0" w:firstLine="0" w:firstLineChars="0"/>
+        <w:rPr>
+          <w:rFonts w:hint="default"/>
+          <w:lang w:val="en-GB"/>
+        </w:rPr>
+      </w:pPr>
+      <w:r>
+        <w:rPr>
+          <w:rFonts w:hint="eastAsia"/>
+          <w:lang w:val="en-US" w:eastAsia="zh-CN"/>
+        </w:rPr>
+        <w:t>游戏程序开头画面 3d</w:t>
+      </w:r>
+    </w:p>
+    <w:p>
+      <w:pPr>
+        <w:numPr>
+          <w:ilvl w:val="0"/>
+          <w:numId w:val="1"/>
+        </w:numPr>
+        <w:ind w:left="0" w:leftChars="0" w:firstLine="0" w:firstLineChars="0"/>
+        <w:rPr>
+          <w:rFonts w:hint="default"/>
+          <w:lang w:val="en-GB"/>
+        </w:rPr>
+      </w:pPr>
+      <w:r>
+        <w:rPr>
+          <w:rFonts w:hint="eastAsia"/>
+          <w:lang w:val="en-US" w:eastAsia="zh-CN"/>
+        </w:rPr>
+        <w:t xml:space="preserve">教学模式  4d  </w:t>
+      </w:r>
+    </w:p>
+    <w:p>
+      <w:pPr>
+        <w:numPr>
+          <w:ilvl w:val="0"/>
+          <w:numId w:val="1"/>
+        </w:numPr>
+        <w:ind w:left="0" w:leftChars="0" w:firstLine="0" w:firstLineChars="0"/>
+        <w:rPr>
+          <w:rFonts w:hint="default"/>
+          <w:lang w:val="en-GB"/>
+        </w:rPr>
+      </w:pPr>
+      <w:r>
+        <w:rPr>
+          <w:rFonts w:hint="eastAsia"/>
+          <w:lang w:val="en-US" w:eastAsia="zh-CN"/>
+        </w:rPr>
+        <w:t>技能平衡 4d</w:t>
+      </w:r>
+    </w:p>
+    <w:p>
+      <w:pPr>
+        <w:numPr>
+          <w:ilvl w:val="0"/>
+          <w:numId w:val="1"/>
+        </w:numPr>
+        <w:ind w:left="0" w:leftChars="0" w:firstLine="0" w:firstLineChars="0"/>
+        <w:rPr>
+          <w:rFonts w:hint="default"/>
+          <w:lang w:val="en-GB"/>
+        </w:rPr>
+      </w:pPr>
+      <w:r>
+        <w:rPr>
+          <w:rFonts w:hint="eastAsia"/>
+          <w:lang w:val="en-US" w:eastAsia="zh-CN"/>
+        </w:rPr>
+        <w:t>技能图标制作与适配 5d</w:t>
+      </w:r>
+    </w:p>
+    <w:p>
+      <w:pPr>
+        <w:numPr>
+          <w:ilvl w:val="0"/>
+          <w:numId w:val="1"/>
+        </w:numPr>
+        <w:ind w:left="0" w:leftChars="0" w:firstLine="0" w:firstLineChars="0"/>
+        <w:rPr>
+          <w:rFonts w:hint="default"/>
+          <w:lang w:val="en-US" w:eastAsia="zh-CN"/>
+        </w:rPr>
+      </w:pPr>
+      <w:r>
+        <w:rPr>
+          <w:rFonts w:hint="default"/>
+          <w:lang w:eastAsia="zh-CN"/>
+        </w:rPr>
+        <w:t>智慧果实与钻石的图标</w:t>
+      </w:r>
+    </w:p>
+    <w:p>
+      <w:pPr>
+        <w:numPr>
+          <w:ilvl w:val="0"/>
+          <w:numId w:val="1"/>
+        </w:numPr>
+        <w:ind w:left="0" w:leftChars="0" w:firstLine="0" w:firstLineChars="0"/>
+        <w:rPr>
+          <w:rFonts w:hint="default"/>
+          <w:lang w:val="en-US" w:eastAsia="zh-CN"/>
+        </w:rPr>
+      </w:pPr>
+      <w:r>
+        <w:rPr>
+          <w:rFonts w:hint="default"/>
+          <w:lang w:eastAsia="zh-CN"/>
+        </w:rPr>
+        <w:t>hotaru应该有个商标对不对？这个。。。哪怕是作为个studio，是需要的</w:t>
+      </w:r>
+    </w:p>
+    <w:p>
+      <w:pPr>
+        <w:numPr>
+          <w:ilvl w:val="0"/>
+          <w:numId w:val="1"/>
+        </w:numPr>
+        <w:ind w:left="0" w:leftChars="0" w:firstLine="0" w:firstLineChars="0"/>
+        <w:rPr>
+          <w:rFonts w:hint="default"/>
+          <w:lang w:val="en-US" w:eastAsia="zh-CN"/>
+        </w:rPr>
+      </w:pPr>
+      <w:r>
+        <w:rPr>
+          <w:rFonts w:hint="default"/>
+          <w:lang w:eastAsia="zh-CN"/>
+        </w:rPr>
+        <w:t>游戏程序开头画面。我认为不如把这个开头画面作为个加载基础特效的机会</w:t>
+      </w:r>
+    </w:p>
+    <w:p>
+      <w:pPr>
+        <w:numPr>
+          <w:ilvl w:val="0"/>
+          <w:numId w:val="1"/>
+        </w:numPr>
+        <w:ind w:left="0" w:leftChars="0" w:firstLine="0" w:firstLineChars="0"/>
+        <w:rPr>
+          <w:rFonts w:hint="default"/>
+          <w:lang w:val="en-US" w:eastAsia="zh-CN"/>
+        </w:rPr>
+      </w:pPr>
+      <w:r>
+        <w:rPr>
+          <w:rFonts w:hint="default"/>
+          <w:lang w:eastAsia="zh-CN"/>
+        </w:rPr>
+        <w:t>技能石升级逻辑</w:t>
+      </w:r>
       <w:bookmarkStart w:id="0" w:name="_GoBack"/>
       <w:bookmarkEnd w:id="0"/>
-    </w:p>
-    <w:p>
-      <w:pPr>
-        <w:numPr>
-          <w:ilvl w:val="0"/>
-          <w:numId w:val="0"/>
-        </w:numPr>
-        <w:spacing w:after="200" w:line="276" w:lineRule="auto"/>
-        <w:jc w:val="both"/>
-        <w:rPr>
-          <w:rFonts w:hint="default" w:eastAsiaTheme="minorEastAsia"/>
-          <w:lang w:val="en-GB" w:eastAsia="zh-CN"/>
-        </w:rPr>
-      </w:pPr>
-      <w:r>
-        <w:rPr>
-          <w:rFonts w:hint="eastAsia"/>
-          <w:lang w:val="en-US" w:eastAsia="zh-CN"/>
-        </w:rPr>
-        <w:t>这个其实已经可以开始做了。。。因为毕竟也是挺麻烦的一堆事。。</w:t>
-      </w:r>
-      <w:r>
-        <w:rPr>
-          <w:rFonts w:hint="default"/>
-          <w:lang w:val="en-GB" w:eastAsia="zh-CN"/>
-        </w:rPr>
-        <w:t xml:space="preserve"> </w:t>
-      </w:r>
-    </w:p>
-    <w:p>
-      <w:pPr>
-        <w:numPr>
-          <w:ilvl w:val="0"/>
-          <w:numId w:val="1"/>
-        </w:numPr>
-      </w:pPr>
-      <w:r>
-        <w:t>角色表情整备</w:t>
-      </w:r>
-      <w:r>
-        <w:rPr>
-          <w:rFonts w:hint="default"/>
-          <w:lang w:val="en-GB"/>
-        </w:rPr>
-        <w:t xml:space="preserve">   0.5d</w:t>
-      </w:r>
-    </w:p>
-    <w:p>
-      <w:pPr>
-        <w:numPr>
-          <w:ilvl w:val="0"/>
-          <w:numId w:val="0"/>
-        </w:numPr>
-        <w:spacing w:after="200" w:line="276" w:lineRule="auto"/>
-        <w:jc w:val="both"/>
-        <w:rPr>
-          <w:rFonts w:hint="default" w:eastAsiaTheme="minorEastAsia"/>
-          <w:lang w:val="en-US" w:eastAsia="zh-CN"/>
-        </w:rPr>
-      </w:pPr>
-      <w:r>
-        <w:rPr>
-          <w:rFonts w:hint="eastAsia"/>
-          <w:lang w:val="en-US" w:eastAsia="zh-CN"/>
-        </w:rPr>
-        <w:t>动画器的设置问题，实际版本如果有一些尝试激活的表情确不存在，那怎么办。。</w:t>
-      </w:r>
-    </w:p>
-    <w:p>
-      <w:pPr>
-        <w:numPr>
-          <w:ilvl w:val="0"/>
-          <w:numId w:val="1"/>
-        </w:numPr>
-      </w:pPr>
-      <w:r>
-        <w:t>基础动作组完善</w:t>
-      </w:r>
-      <w:r>
-        <w:rPr>
-          <w:rFonts w:hint="default"/>
-          <w:lang w:val="en-GB"/>
-        </w:rPr>
-        <w:t xml:space="preserve">  1d</w:t>
-      </w:r>
-    </w:p>
-    <w:p>
-      <w:pPr>
-        <w:numPr>
-          <w:ilvl w:val="0"/>
-          <w:numId w:val="0"/>
-        </w:numPr>
-        <w:rPr>
-          <w:rFonts w:hint="default" w:eastAsiaTheme="minorEastAsia"/>
-          <w:lang w:val="en-US" w:eastAsia="zh-CN"/>
-        </w:rPr>
-      </w:pPr>
-      <w:r>
-        <w:rPr>
-          <w:rFonts w:hint="eastAsia"/>
-          <w:lang w:val="en-US" w:eastAsia="zh-CN"/>
-        </w:rPr>
-        <w:t>除了对战斗效果有意义的基础动作外，还有胜利动作，怎么表现这个角色的性格？</w:t>
-      </w:r>
-    </w:p>
-    <w:p>
-      <w:pPr>
-        <w:numPr>
-          <w:ilvl w:val="0"/>
-          <w:numId w:val="1"/>
-        </w:numPr>
-      </w:pPr>
-      <w:r>
-        <w:t>更加灵活的伤害设置方式（能量波不爆炸不造成伤害一类的）</w:t>
-      </w:r>
-      <w:r>
-        <w:rPr>
-          <w:rFonts w:hint="default"/>
-          <w:lang w:val="en-GB"/>
-        </w:rPr>
-        <w:t xml:space="preserve"> 1d</w:t>
-      </w:r>
-    </w:p>
-    <w:p>
-      <w:pPr>
-        <w:numPr>
-          <w:ilvl w:val="0"/>
-          <w:numId w:val="0"/>
-        </w:numPr>
-        <w:rPr>
-          <w:rFonts w:hint="default" w:eastAsiaTheme="minorEastAsia"/>
-          <w:lang w:val="en-US" w:eastAsia="zh-CN"/>
-        </w:rPr>
-      </w:pPr>
-      <w:r>
-        <w:rPr>
-          <w:rFonts w:hint="eastAsia"/>
-          <w:lang w:val="en-US" w:eastAsia="zh-CN"/>
-        </w:rPr>
-        <w:t>这个牵扯到最麻烦的数值设置问题</w:t>
-      </w:r>
-    </w:p>
-    <w:p>
-      <w:pPr>
-        <w:numPr>
-          <w:ilvl w:val="0"/>
-          <w:numId w:val="1"/>
-        </w:numPr>
-      </w:pPr>
-      <w:r>
-        <w:t>几个主角的原生技能</w:t>
-      </w:r>
-      <w:r>
-        <w:rPr>
-          <w:rFonts w:hint="default"/>
-          <w:lang w:val="en-GB"/>
-        </w:rPr>
-        <w:t xml:space="preserve">  1d</w:t>
-      </w:r>
-    </w:p>
-    <w:p>
-      <w:pPr>
-        <w:numPr>
-          <w:ilvl w:val="0"/>
-          <w:numId w:val="0"/>
-        </w:numPr>
-      </w:pPr>
-      <w:r>
-        <w:rPr>
-          <w:rFonts w:hint="eastAsia"/>
-          <w:lang w:val="en-US" w:eastAsia="zh-CN"/>
-        </w:rPr>
-        <w:t>原生技能系统现在有没有什么bug？</w:t>
-      </w:r>
-      <w:r>
-        <w:t xml:space="preserve"> </w:t>
-      </w:r>
-    </w:p>
-    <w:p>
-      <w:pPr>
-        <w:numPr>
-          <w:ilvl w:val="0"/>
-          <w:numId w:val="1"/>
-        </w:numPr>
-      </w:pPr>
-      <w:r>
-        <w:t>关卡至今不能做的原因。如何让这个工作可以提前进行</w:t>
-      </w:r>
-      <w:r>
-        <w:rPr>
-          <w:rFonts w:hint="default"/>
-          <w:lang w:val="en-GB"/>
-        </w:rPr>
-        <w:t xml:space="preserve">   </w:t>
-      </w:r>
-    </w:p>
-    <w:p>
-      <w:pPr>
-        <w:numPr>
-          <w:ilvl w:val="0"/>
-          <w:numId w:val="1"/>
-        </w:numPr>
-      </w:pPr>
-      <w:r>
-        <w:t>9格内部必杀与非必杀背景格的颜色区别（大体逻辑已经做成。需要进一步调整。）</w:t>
-      </w:r>
-    </w:p>
-    <w:p>
-      <w:pPr>
-        <w:numPr>
-          <w:ilvl w:val="0"/>
-          <w:numId w:val="1"/>
-        </w:numPr>
-      </w:pPr>
-      <w:r>
-        <w:t>boss模式（无限气，补充气、一角三血）</w:t>
-      </w:r>
-      <w:r>
-        <w:rPr>
-          <w:rFonts w:hint="default"/>
-          <w:lang w:val="en-GB"/>
-        </w:rPr>
-        <w:t>1d</w:t>
-      </w:r>
-    </w:p>
-    <w:p>
-      <w:pPr>
-        <w:numPr>
-          <w:ilvl w:val="0"/>
-          <w:numId w:val="1"/>
-        </w:numPr>
-      </w:pPr>
-      <w:r>
-        <w:t>技能组性能平均化（ 是否有必要单独研究，指的是把所有装备中技能石的性能平均 ）</w:t>
-      </w:r>
-      <w:r>
-        <w:rPr>
-          <w:rFonts w:hint="default"/>
-          <w:lang w:val="en-GB"/>
-        </w:rPr>
-        <w:t xml:space="preserve"> 1d</w:t>
-      </w:r>
-    </w:p>
-    <w:p>
-      <w:pPr>
-        <w:numPr>
-          <w:ilvl w:val="0"/>
-          <w:numId w:val="1"/>
-        </w:numPr>
-      </w:pPr>
-      <w:r>
-        <w:t>技能编辑器选择技能下拉菜单中，当前角色的被动技能高亮</w:t>
-      </w:r>
-    </w:p>
-    <w:p>
-      <w:pPr>
-        <w:numPr>
-          <w:ilvl w:val="0"/>
-          <w:numId w:val="1"/>
-        </w:numPr>
-      </w:pPr>
-      <w:r>
-        <w:t>gotcha动画。</w:t>
-      </w:r>
-      <w:r>
-        <w:rPr>
-          <w:rFonts w:hint="default"/>
-          <w:lang w:val="en-GB"/>
-        </w:rPr>
-        <w:t xml:space="preserve"> 3d</w:t>
-      </w:r>
-    </w:p>
-    <w:p>
-      <w:pPr>
-        <w:numPr>
-          <w:ilvl w:val="0"/>
-          <w:numId w:val="1"/>
-        </w:numPr>
-      </w:pPr>
-      <w:r>
-        <w:rPr>
-          <w:rFonts w:hint="eastAsia"/>
-          <w:lang w:val="en-US" w:eastAsia="zh-CN"/>
-        </w:rPr>
-        <w:t>UI美术进一步整备</w:t>
-      </w:r>
-      <w:r>
-        <w:rPr>
-          <w:rFonts w:hint="default"/>
-          <w:lang w:val="en-GB" w:eastAsia="zh-CN"/>
-        </w:rPr>
-        <w:t xml:space="preserve">  3d</w:t>
-      </w:r>
-    </w:p>
-    <w:p>
-      <w:pPr>
-        <w:numPr>
-          <w:ilvl w:val="0"/>
-          <w:numId w:val="1"/>
-        </w:numPr>
-      </w:pPr>
-      <w:r>
-        <w:rPr>
-          <w:rFonts w:hint="eastAsia"/>
-          <w:lang w:val="en-US" w:eastAsia="zh-CN"/>
-        </w:rPr>
-        <w:t>角色晃动特效的自适应优化问题</w:t>
-      </w:r>
-      <w:r>
-        <w:rPr>
-          <w:rFonts w:hint="default"/>
-          <w:lang w:val="en-GB" w:eastAsia="zh-CN"/>
-        </w:rPr>
-        <w:t xml:space="preserve">  2d</w:t>
-      </w:r>
-    </w:p>
-    <w:p>
-      <w:pPr>
-        <w:numPr>
-          <w:ilvl w:val="0"/>
-          <w:numId w:val="1"/>
-        </w:numPr>
-        <w:ind w:left="0" w:leftChars="0" w:firstLine="0" w:firstLineChars="0"/>
-        <w:rPr>
-          <w:rFonts w:hint="default"/>
-          <w:lang w:val="en-GB"/>
-        </w:rPr>
-      </w:pPr>
-      <w:r>
-        <w:rPr>
-          <w:rFonts w:hint="eastAsia"/>
-          <w:lang w:val="en-US" w:eastAsia="zh-CN"/>
-        </w:rPr>
-        <w:t>各种充当敌人的角色与资源安排 3d</w:t>
-      </w:r>
-    </w:p>
-    <w:p>
-      <w:pPr>
-        <w:numPr>
-          <w:ilvl w:val="0"/>
-          <w:numId w:val="1"/>
-        </w:numPr>
-        <w:ind w:left="0" w:leftChars="0" w:firstLine="0" w:firstLineChars="0"/>
-        <w:rPr>
-          <w:rFonts w:hint="default"/>
-          <w:lang w:val="en-GB"/>
-        </w:rPr>
-      </w:pPr>
-      <w:r>
-        <w:rPr>
-          <w:rFonts w:hint="eastAsia"/>
-          <w:lang w:val="en-US" w:eastAsia="zh-CN"/>
-        </w:rPr>
-        <w:t>游戏程序开头画面 3d</w:t>
-      </w:r>
-    </w:p>
-    <w:p>
-      <w:pPr>
-        <w:numPr>
-          <w:ilvl w:val="0"/>
-          <w:numId w:val="1"/>
-        </w:numPr>
-        <w:ind w:left="0" w:leftChars="0" w:firstLine="0" w:firstLineChars="0"/>
-        <w:rPr>
-          <w:rFonts w:hint="default"/>
-          <w:lang w:val="en-GB"/>
-        </w:rPr>
-      </w:pPr>
-      <w:r>
-        <w:rPr>
-          <w:rFonts w:hint="eastAsia"/>
-          <w:lang w:val="en-US" w:eastAsia="zh-CN"/>
-        </w:rPr>
-        <w:t xml:space="preserve">教学模式  4d  </w:t>
-      </w:r>
-    </w:p>
-    <w:p>
-      <w:pPr>
-        <w:numPr>
-          <w:ilvl w:val="0"/>
-          <w:numId w:val="1"/>
-        </w:numPr>
-        <w:ind w:left="0" w:leftChars="0" w:firstLine="0" w:firstLineChars="0"/>
-        <w:rPr>
-          <w:rFonts w:hint="default"/>
-          <w:lang w:val="en-GB"/>
-        </w:rPr>
-      </w:pPr>
-      <w:r>
-        <w:rPr>
-          <w:rFonts w:hint="eastAsia"/>
-          <w:lang w:val="en-US" w:eastAsia="zh-CN"/>
-        </w:rPr>
-        <w:t>技能平衡 4d</w:t>
-      </w:r>
-    </w:p>
-    <w:p>
-      <w:pPr>
-        <w:numPr>
-          <w:ilvl w:val="0"/>
-          <w:numId w:val="1"/>
-        </w:numPr>
-        <w:ind w:left="0" w:leftChars="0" w:firstLine="0" w:firstLineChars="0"/>
-        <w:rPr>
-          <w:rFonts w:hint="default"/>
-          <w:lang w:val="en-GB"/>
-        </w:rPr>
-      </w:pPr>
-      <w:r>
-        <w:rPr>
-          <w:rFonts w:hint="eastAsia"/>
-          <w:lang w:val="en-US" w:eastAsia="zh-CN"/>
-        </w:rPr>
-        <w:t>技能图标制作与适配 5d</w:t>
-      </w:r>
-    </w:p>
-    <w:p>
-      <w:pPr>
-        <w:numPr>
-          <w:ilvl w:val="0"/>
-          <w:numId w:val="1"/>
-        </w:numPr>
-        <w:ind w:left="0" w:leftChars="0" w:firstLine="0" w:firstLineChars="0"/>
-        <w:rPr>
-          <w:rFonts w:hint="default"/>
-          <w:lang w:val="en-US" w:eastAsia="zh-CN"/>
-        </w:rPr>
-      </w:pPr>
-      <w:r>
-        <w:rPr>
-          <w:rFonts w:hint="default"/>
-          <w:lang w:eastAsia="zh-CN"/>
-        </w:rPr>
-        <w:t>智慧果实与钻石的图标</w:t>
-      </w:r>
-    </w:p>
-    <w:p>
-      <w:pPr>
-        <w:numPr>
-          <w:ilvl w:val="0"/>
-          <w:numId w:val="1"/>
-        </w:numPr>
-        <w:ind w:left="0" w:leftChars="0" w:firstLine="0" w:firstLineChars="0"/>
-        <w:rPr>
-          <w:rFonts w:hint="default"/>
-          <w:lang w:val="en-US" w:eastAsia="zh-CN"/>
-        </w:rPr>
-      </w:pPr>
-      <w:r>
-        <w:rPr>
-          <w:rFonts w:hint="default"/>
-          <w:lang w:eastAsia="zh-CN"/>
-        </w:rPr>
-        <w:t>hotaru应该有个商标对不对？这个。。。哪怕是作为个studio，是需要的</w:t>
-      </w:r>
-    </w:p>
-    <w:p>
-      <w:pPr>
-        <w:numPr>
-          <w:ilvl w:val="0"/>
-          <w:numId w:val="1"/>
-        </w:numPr>
-        <w:ind w:left="0" w:leftChars="0" w:firstLine="0" w:firstLineChars="0"/>
-        <w:rPr>
-          <w:rFonts w:hint="default"/>
-          <w:lang w:val="en-US" w:eastAsia="zh-CN"/>
-        </w:rPr>
-      </w:pPr>
-      <w:r>
-        <w:rPr>
-          <w:rFonts w:hint="default"/>
-          <w:lang w:eastAsia="zh-CN"/>
-        </w:rPr>
-        <w:t>游戏程序开头画面。我认为不如把这个开头画面作为个加载基础特效的机会</w:t>
-      </w:r>
     </w:p>
     <w:sectPr>
       <w:pgSz w:w="11909" w:h="16834"/>

--- a/计划.docx
+++ b/计划.docx
@@ -472,15 +472,15 @@
         <w:ind w:left="0" w:leftChars="0" w:firstLine="0" w:firstLineChars="0"/>
         <w:rPr>
           <w:rFonts w:hint="default"/>
-          <w:lang w:val="en-GB"/>
+          <w:lang w:val="en-US" w:eastAsia="zh-CN"/>
         </w:rPr>
       </w:pPr>
       <w:r>
         <w:rPr>
           <w:rFonts w:hint="eastAsia"/>
-          <w:lang w:val="en-US" w:eastAsia="zh-CN"/>
-        </w:rPr>
-        <w:t>技能图标制作与适配 5d</w:t>
+          <w:lang w:val="en-US" w:eastAsia="zh-Hans"/>
+        </w:rPr>
+        <w:t>进一步修改技能图标</w:t>
       </w:r>
     </w:p>
     <w:p>
@@ -540,7 +540,7 @@
           <w:rFonts w:hint="default"/>
           <w:lang w:eastAsia="zh-CN"/>
         </w:rPr>
-        <w:t>游戏程序开头画面。我认为不如把这个开头画面作为个加载基础特效的机会</w:t>
+        <w:t>技能石升级逻辑</w:t>
       </w:r>
     </w:p>
     <w:p>
@@ -557,10 +557,100 @@
       </w:pPr>
       <w:r>
         <w:rPr>
-          <w:rFonts w:hint="default"/>
-          <w:lang w:eastAsia="zh-CN"/>
-        </w:rPr>
-        <w:t>技能石升级逻辑</w:t>
+          <w:rFonts w:hint="eastAsia"/>
+          <w:lang w:val="en-US" w:eastAsia="zh-Hans"/>
+        </w:rPr>
+        <w:t>原生技能与关卡编辑器</w:t>
+      </w:r>
+    </w:p>
+    <w:p>
+      <w:pPr>
+        <w:numPr>
+          <w:ilvl w:val="0"/>
+          <w:numId w:val="1"/>
+        </w:numPr>
+        <w:ind w:left="0" w:leftChars="0" w:firstLine="0" w:firstLineChars="0"/>
+        <w:rPr>
+          <w:rFonts w:hint="default"/>
+          <w:lang w:val="en-US" w:eastAsia="zh-CN"/>
+        </w:rPr>
+      </w:pPr>
+      <w:r>
+        <w:rPr>
+          <w:rFonts w:hint="eastAsia"/>
+          <w:lang w:val="en-US" w:eastAsia="zh-Hans"/>
+        </w:rPr>
+        <w:t>技能编辑器</w:t>
+      </w:r>
+      <w:r>
+        <w:rPr>
+          <w:rFonts w:hint="default"/>
+          <w:lang w:eastAsia="zh-Hans"/>
+        </w:rPr>
+        <w:t>，</w:t>
+      </w:r>
+      <w:r>
+        <w:rPr>
+          <w:rFonts w:hint="eastAsia"/>
+          <w:lang w:val="en-US" w:eastAsia="zh-Hans"/>
+        </w:rPr>
+        <w:t>默认A</w:t>
+      </w:r>
+      <w:r>
+        <w:rPr>
+          <w:rFonts w:hint="default"/>
+          <w:lang w:eastAsia="zh-Hans"/>
+        </w:rPr>
+        <w:t>1</w:t>
+      </w:r>
+      <w:r>
+        <w:rPr>
+          <w:rFonts w:hint="eastAsia"/>
+          <w:lang w:val="en-US" w:eastAsia="zh-Hans"/>
+        </w:rPr>
+        <w:t>技能为被动</w:t>
+      </w:r>
+      <w:r>
+        <w:rPr>
+          <w:rFonts w:hint="default"/>
+          <w:lang w:eastAsia="zh-Hans"/>
+        </w:rPr>
+        <w:t>，</w:t>
+      </w:r>
+      <w:r>
+        <w:rPr>
+          <w:rFonts w:hint="eastAsia"/>
+          <w:lang w:val="en-US" w:eastAsia="zh-Hans"/>
+        </w:rPr>
+        <w:t>并且所有技能格安排一个选项是选择角色拥有的被动技能</w:t>
+      </w:r>
+      <w:r>
+        <w:rPr>
+          <w:rFonts w:hint="default"/>
+          <w:lang w:eastAsia="zh-Hans"/>
+        </w:rPr>
+        <w:t>。。。</w:t>
+      </w:r>
+      <w:r>
+        <w:rPr>
+          <w:rFonts w:hint="eastAsia"/>
+          <w:lang w:val="en-US" w:eastAsia="zh-Hans"/>
+        </w:rPr>
+        <w:t>其实直接一个下拉菜单就可以</w:t>
+      </w:r>
+      <w:r>
+        <w:rPr>
+          <w:rFonts w:hint="default"/>
+          <w:lang w:eastAsia="zh-Hans"/>
+        </w:rPr>
+        <w:t>，</w:t>
+      </w:r>
+      <w:r>
+        <w:rPr>
+          <w:rFonts w:hint="eastAsia"/>
+          <w:lang w:val="en-US" w:eastAsia="zh-Hans"/>
+        </w:rPr>
+        <w:t>因为被动技能或许有多个</w:t>
       </w:r>
       <w:bookmarkStart w:id="0" w:name="_GoBack"/>
       <w:bookmarkEnd w:id="0"/>

--- a/计划.docx
+++ b/计划.docx
@@ -4,10 +4,203 @@
   <w:body>
     <w:p>
       <w:pPr>
-        <w:numPr>
-          <w:ilvl w:val="0"/>
-          <w:numId w:val="1"/>
-        </w:numPr>
+        <w:pStyle w:val="3"/>
+        <w:bidi w:val="0"/>
+        <w:rPr>
+          <w:rFonts w:hint="eastAsia"/>
+          <w:lang w:val="en-US" w:eastAsia="zh-Hans"/>
+        </w:rPr>
+      </w:pPr>
+      <w:r>
+        <w:rPr>
+          <w:rFonts w:hint="eastAsia"/>
+          <w:lang w:val="en-US" w:eastAsia="zh-Hans"/>
+        </w:rPr>
+        <w:t>不能只把任务达成情况分为完成或没完成</w:t>
+      </w:r>
+      <w:r>
+        <w:rPr>
+          <w:rFonts w:hint="default"/>
+          <w:lang w:eastAsia="zh-Hans"/>
+        </w:rPr>
+        <w:t>，</w:t>
+      </w:r>
+      <w:r>
+        <w:rPr>
+          <w:rFonts w:hint="eastAsia"/>
+          <w:lang w:val="en-US" w:eastAsia="zh-Hans"/>
+        </w:rPr>
+        <w:t>而是分成一些完成等级</w:t>
+      </w:r>
+    </w:p>
+    <w:p>
+      <w:pPr>
+        <w:rPr>
+          <w:rFonts w:hint="eastAsia"/>
+          <w:lang w:val="en-US" w:eastAsia="zh-Hans"/>
+        </w:rPr>
+      </w:pPr>
+    </w:p>
+    <w:p>
+      <w:pPr>
+        <w:pStyle w:val="4"/>
+        <w:bidi w:val="0"/>
+        <w:rPr>
+          <w:rFonts w:hint="eastAsia"/>
+          <w:lang w:val="en-US" w:eastAsia="zh-Hans"/>
+        </w:rPr>
+      </w:pPr>
+      <w:r>
+        <w:rPr>
+          <w:rFonts w:hint="default"/>
+          <w:lang w:eastAsia="zh-Hans"/>
+        </w:rPr>
+        <w:t xml:space="preserve">*** : </w:t>
+      </w:r>
+      <w:r>
+        <w:rPr>
+          <w:rFonts w:hint="eastAsia"/>
+          <w:lang w:val="en-US" w:eastAsia="zh-Hans"/>
+        </w:rPr>
+        <w:t>出色</w:t>
+      </w:r>
+      <w:r>
+        <w:rPr>
+          <w:rFonts w:hint="default"/>
+          <w:lang w:eastAsia="zh-Hans"/>
+        </w:rPr>
+        <w:t>。</w:t>
+      </w:r>
+      <w:r>
+        <w:rPr>
+          <w:rFonts w:hint="eastAsia"/>
+          <w:lang w:val="en-US" w:eastAsia="zh-Hans"/>
+        </w:rPr>
+        <w:t>不需要再做任何修改</w:t>
+      </w:r>
+    </w:p>
+    <w:p>
+      <w:pPr>
+        <w:pStyle w:val="4"/>
+        <w:bidi w:val="0"/>
+        <w:rPr>
+          <w:rFonts w:hint="eastAsia"/>
+          <w:lang w:val="en-US" w:eastAsia="zh-Hans"/>
+        </w:rPr>
+      </w:pPr>
+      <w:r>
+        <w:rPr>
+          <w:rFonts w:hint="default"/>
+          <w:lang w:eastAsia="zh-Hans"/>
+        </w:rPr>
+        <w:t xml:space="preserve">** :  </w:t>
+      </w:r>
+      <w:r>
+        <w:rPr>
+          <w:rFonts w:hint="eastAsia"/>
+          <w:lang w:val="en-US" w:eastAsia="zh-Hans"/>
+        </w:rPr>
+        <w:t>可以勉强上线</w:t>
+      </w:r>
+      <w:r>
+        <w:rPr>
+          <w:rFonts w:hint="default"/>
+          <w:lang w:eastAsia="zh-Hans"/>
+        </w:rPr>
+        <w:t>，</w:t>
+      </w:r>
+      <w:r>
+        <w:rPr>
+          <w:rFonts w:hint="eastAsia"/>
+          <w:lang w:val="en-US" w:eastAsia="zh-Hans"/>
+        </w:rPr>
+        <w:t>不至于崩溃</w:t>
+      </w:r>
+    </w:p>
+    <w:p>
+      <w:pPr>
+        <w:pStyle w:val="4"/>
+        <w:bidi w:val="0"/>
+        <w:rPr>
+          <w:rFonts w:hint="eastAsia"/>
+          <w:lang w:val="en-US" w:eastAsia="zh-Hans"/>
+        </w:rPr>
+      </w:pPr>
+      <w:r>
+        <w:rPr>
+          <w:rFonts w:hint="default"/>
+          <w:lang w:eastAsia="zh-Hans"/>
+        </w:rPr>
+        <w:t xml:space="preserve">* : </w:t>
+      </w:r>
+      <w:r>
+        <w:rPr>
+          <w:rFonts w:hint="eastAsia"/>
+          <w:lang w:val="en-US" w:eastAsia="zh-Hans"/>
+        </w:rPr>
+        <w:t>做了一半</w:t>
+      </w:r>
+      <w:r>
+        <w:rPr>
+          <w:rFonts w:hint="default"/>
+          <w:lang w:eastAsia="zh-Hans"/>
+        </w:rPr>
+        <w:t>，</w:t>
+      </w:r>
+      <w:r>
+        <w:rPr>
+          <w:rFonts w:hint="eastAsia"/>
+          <w:lang w:val="en-US" w:eastAsia="zh-Hans"/>
+        </w:rPr>
+        <w:t>有上线前必须要处理的问题</w:t>
+      </w:r>
+    </w:p>
+    <w:p>
+      <w:pPr>
+        <w:pStyle w:val="4"/>
+        <w:bidi w:val="0"/>
+        <w:rPr>
+          <w:rFonts w:hint="eastAsia"/>
+          <w:lang w:eastAsia="zh-Hans"/>
+        </w:rPr>
+      </w:pPr>
+      <w:r>
+        <w:rPr>
+          <w:rFonts w:hint="eastAsia"/>
+          <w:lang w:val="en-US" w:eastAsia="zh-Hans"/>
+        </w:rPr>
+        <w:t>无星</w:t>
+      </w:r>
+      <w:r>
+        <w:rPr>
+          <w:rFonts w:hint="default"/>
+          <w:lang w:eastAsia="zh-Hans"/>
+        </w:rPr>
+        <w:t xml:space="preserve">： </w:t>
+      </w:r>
+      <w:r>
+        <w:rPr>
+          <w:rFonts w:hint="eastAsia"/>
+          <w:lang w:val="en-US" w:eastAsia="zh-Hans"/>
+        </w:rPr>
+        <w:t>必须要做并且完全没开始着手</w:t>
+      </w:r>
+      <w:r>
+        <w:rPr>
+          <w:rFonts w:hint="default"/>
+          <w:lang w:eastAsia="zh-Hans"/>
+        </w:rPr>
+        <w:t xml:space="preserve">  </w:t>
+      </w:r>
+    </w:p>
+    <w:p>
+      <w:pPr>
+        <w:numPr>
+          <w:ilvl w:val="0"/>
+          <w:numId w:val="0"/>
+        </w:numPr>
+        <w:spacing w:after="200" w:line="276" w:lineRule="auto"/>
+        <w:jc w:val="both"/>
         <w:rPr>
           <w:rFonts w:asciiTheme="minorHAnsi" w:hAnsiTheme="minorHAnsi" w:eastAsiaTheme="minorEastAsia" w:cstheme="minorBidi"/>
           <w:b w:val="0"/>
@@ -18,7 +211,13 @@
           <w:lang w:eastAsia="zh-CN" w:bidi="ar-SA"/>
         </w:rPr>
       </w:pPr>
-      <w:r>
+    </w:p>
+    <w:p>
+      <w:pPr>
+        <w:numPr>
+          <w:ilvl w:val="0"/>
+          <w:numId w:val="1"/>
+        </w:numPr>
         <w:rPr>
           <w:rFonts w:asciiTheme="minorHAnsi" w:hAnsiTheme="minorHAnsi" w:eastAsiaTheme="minorEastAsia" w:cstheme="minorBidi"/>
           <w:b w:val="0"/>
@@ -28,6 +227,17 @@
           <w:szCs w:val="20"/>
           <w:lang w:eastAsia="zh-CN" w:bidi="ar-SA"/>
         </w:rPr>
+      </w:pPr>
+      <w:r>
+        <w:rPr>
+          <w:rFonts w:asciiTheme="minorHAnsi" w:hAnsiTheme="minorHAnsi" w:eastAsiaTheme="minorEastAsia" w:cstheme="minorBidi"/>
+          <w:b w:val="0"/>
+          <w:smallCaps w:val="0"/>
+          <w:spacing w:val="0"/>
+          <w:sz w:val="20"/>
+          <w:szCs w:val="20"/>
+          <w:lang w:eastAsia="zh-CN" w:bidi="ar-SA"/>
+        </w:rPr>
         <w:t>所有模型，尤其女性的模型整备</w:t>
       </w:r>
       <w:r>
@@ -40,7 +250,19 @@
           <w:szCs w:val="20"/>
           <w:lang w:val="en-US" w:eastAsia="zh-CN" w:bidi="ar-SA"/>
         </w:rPr>
-        <w:t xml:space="preserve">   1d</w:t>
+        <w:t xml:space="preserve">   </w:t>
+      </w:r>
+      <w:r>
+        <w:rPr>
+          <w:rFonts w:hint="default" w:cstheme="minorBidi"/>
+          <w:b w:val="0"/>
+          <w:smallCaps w:val="0"/>
+          <w:spacing w:val="0"/>
+          <w:sz w:val="20"/>
+          <w:szCs w:val="20"/>
+          <w:lang w:eastAsia="zh-CN" w:bidi="ar-SA"/>
+        </w:rPr>
+        <w:t>**</w:t>
       </w:r>
     </w:p>
     <w:p>
@@ -59,13 +281,6 @@
           <w:lang w:val="en-US" w:eastAsia="zh-CN"/>
         </w:rPr>
         <w:t xml:space="preserve"> </w:t>
-      </w:r>
-      <w:r>
-        <w:rPr>
-          <w:rFonts w:hint="default" w:eastAsia="MS Mincho"/>
-          <w:lang w:val="en-GB" w:eastAsia="ja-JP"/>
-        </w:rPr>
-        <w:t>2d</w:t>
       </w:r>
     </w:p>
     <w:p>
@@ -102,6 +317,9 @@
           <w:ilvl w:val="0"/>
           <w:numId w:val="1"/>
         </w:numPr>
+        <w:rPr>
+          <w:lang w:val="en-US"/>
+        </w:rPr>
       </w:pPr>
       <w:r>
         <w:t>角色表情整备</w:t>
@@ -111,7 +329,13 @@
           <w:rFonts w:hint="default"/>
           <w:lang w:val="en-GB"/>
         </w:rPr>
-        <w:t xml:space="preserve">   0.5d</w:t>
+        <w:t xml:space="preserve">  </w:t>
+      </w:r>
+      <w:r>
+        <w:rPr>
+          <w:rFonts w:hint="default"/>
+        </w:rPr>
+        <w:t>**</w:t>
       </w:r>
     </w:p>
     <w:p>
@@ -150,7 +374,13 @@
           <w:rFonts w:hint="default"/>
           <w:lang w:val="en-GB"/>
         </w:rPr>
-        <w:t xml:space="preserve">  1d</w:t>
+        <w:t xml:space="preserve">  </w:t>
+      </w:r>
+      <w:r>
+        <w:rPr>
+          <w:rFonts w:hint="default"/>
+        </w:rPr>
+        <w:t>*</w:t>
       </w:r>
     </w:p>
     <w:p>
@@ -178,6 +408,9 @@
           <w:ilvl w:val="0"/>
           <w:numId w:val="1"/>
         </w:numPr>
+        <w:rPr>
+          <w:lang w:val="en-US"/>
+        </w:rPr>
       </w:pPr>
       <w:r>
         <w:t>更加灵活的伤害设置方式（能量波不爆炸不造成伤害一类的）</w:t>
@@ -187,7 +420,37 @@
           <w:rFonts w:hint="default"/>
           <w:lang w:val="en-GB"/>
         </w:rPr>
-        <w:t xml:space="preserve"> 1d</w:t>
+        <w:t xml:space="preserve"> </w:t>
+      </w:r>
+      <w:r>
+        <w:rPr>
+          <w:rFonts w:hint="default"/>
+        </w:rPr>
+        <w:t>**</w:t>
+      </w:r>
+    </w:p>
+    <w:p>
+      <w:pPr>
+        <w:numPr>
+          <w:ilvl w:val="0"/>
+          <w:numId w:val="1"/>
+        </w:numPr>
+      </w:pPr>
+      <w:r>
+        <w:t>几个主角的原生技能</w:t>
+      </w:r>
+      <w:r>
+        <w:rPr>
+          <w:rFonts w:hint="default"/>
+          <w:lang w:val="en-GB"/>
+        </w:rPr>
+        <w:t xml:space="preserve">  </w:t>
+      </w:r>
+      <w:r>
+        <w:rPr>
+          <w:rFonts w:hint="default"/>
+        </w:rPr>
+        <w:t>**</w:t>
       </w:r>
     </w:p>
     <w:p>
@@ -196,52 +459,44 @@
           <w:ilvl w:val="0"/>
           <w:numId w:val="0"/>
         </w:numPr>
-        <w:rPr>
-          <w:rFonts w:hint="default" w:eastAsiaTheme="minorEastAsia"/>
-          <w:lang w:val="en-US" w:eastAsia="zh-CN"/>
-        </w:rPr>
-      </w:pPr>
-      <w:r>
-        <w:rPr>
-          <w:rFonts w:hint="eastAsia"/>
-          <w:lang w:val="en-US" w:eastAsia="zh-CN"/>
-        </w:rPr>
-        <w:t>这个牵扯到最麻烦的数值设置问题</w:t>
-      </w:r>
-    </w:p>
-    <w:p>
-      <w:pPr>
-        <w:numPr>
-          <w:ilvl w:val="0"/>
-          <w:numId w:val="1"/>
-        </w:numPr>
-      </w:pPr>
-      <w:r>
-        <w:t>几个主角的原生技能</w:t>
+      </w:pPr>
+      <w:r>
+        <w:rPr>
+          <w:rFonts w:hint="eastAsia"/>
+          <w:lang w:val="en-US" w:eastAsia="zh-CN"/>
+        </w:rPr>
+        <w:t>原生技能系统现在有没有什么bug？</w:t>
+      </w:r>
+      <w:r>
+        <w:t xml:space="preserve"> </w:t>
+      </w:r>
+    </w:p>
+    <w:p>
+      <w:pPr>
+        <w:numPr>
+          <w:ilvl w:val="0"/>
+          <w:numId w:val="1"/>
+        </w:numPr>
+      </w:pPr>
+      <w:r>
+        <w:t>9格内部必杀与非必杀背景格的颜色区别（大体逻辑已经做成。需要进一步调整。）**</w:t>
+      </w:r>
+    </w:p>
+    <w:p>
+      <w:pPr>
+        <w:numPr>
+          <w:ilvl w:val="0"/>
+          <w:numId w:val="1"/>
+        </w:numPr>
+      </w:pPr>
+      <w:r>
+        <w:t>技能组性能平均化（ 是否有必要单独研究，指的是把所有装备中技能石的性能平均 ）</w:t>
       </w:r>
       <w:r>
         <w:rPr>
           <w:rFonts w:hint="default"/>
           <w:lang w:val="en-GB"/>
         </w:rPr>
-        <w:t xml:space="preserve">  1d</w:t>
-      </w:r>
-    </w:p>
-    <w:p>
-      <w:pPr>
-        <w:numPr>
-          <w:ilvl w:val="0"/>
-          <w:numId w:val="0"/>
-        </w:numPr>
-      </w:pPr>
-      <w:r>
-        <w:rPr>
-          <w:rFonts w:hint="eastAsia"/>
-          <w:lang w:val="en-US" w:eastAsia="zh-CN"/>
-        </w:rPr>
-        <w:t>原生技能系统现在有没有什么bug？</w:t>
-      </w:r>
-      <w:r>
         <w:t xml:space="preserve"> </w:t>
       </w:r>
     </w:p>
@@ -253,134 +508,123 @@
         </w:numPr>
       </w:pPr>
       <w:r>
-        <w:t>关卡至今不能做的原因。如何让这个工作可以提前进行</w:t>
+        <w:t>gotcha动画。</w:t>
       </w:r>
       <w:r>
         <w:rPr>
           <w:rFonts w:hint="default"/>
           <w:lang w:val="en-GB"/>
         </w:rPr>
-        <w:t xml:space="preserve">   </w:t>
-      </w:r>
-    </w:p>
-    <w:p>
-      <w:pPr>
-        <w:numPr>
-          <w:ilvl w:val="0"/>
-          <w:numId w:val="1"/>
-        </w:numPr>
-      </w:pPr>
-      <w:r>
-        <w:t>9格内部必杀与非必杀背景格的颜色区别（大体逻辑已经做成。需要进一步调整。）</w:t>
-      </w:r>
-    </w:p>
-    <w:p>
-      <w:pPr>
-        <w:numPr>
-          <w:ilvl w:val="0"/>
-          <w:numId w:val="1"/>
-        </w:numPr>
-      </w:pPr>
-      <w:r>
-        <w:t>boss模式（无限气，补充气、一角三血）</w:t>
-      </w:r>
-      <w:r>
+        <w:t xml:space="preserve"> </w:t>
+      </w:r>
+      <w:r>
+        <w:rPr>
+          <w:rFonts w:hint="default"/>
+        </w:rPr>
+        <w:t>*</w:t>
+      </w:r>
+    </w:p>
+    <w:p>
+      <w:pPr>
+        <w:numPr>
+          <w:ilvl w:val="0"/>
+          <w:numId w:val="1"/>
+        </w:numPr>
+      </w:pPr>
+      <w:r>
+        <w:rPr>
+          <w:rFonts w:hint="eastAsia"/>
+          <w:lang w:val="en-US" w:eastAsia="zh-CN"/>
+        </w:rPr>
+        <w:t>角色晃动特效的自适应优化问题</w:t>
+      </w:r>
+      <w:r>
+        <w:rPr>
+          <w:rFonts w:hint="default"/>
+          <w:lang w:val="en-GB" w:eastAsia="zh-CN"/>
+        </w:rPr>
+        <w:t xml:space="preserve">  </w:t>
+      </w:r>
+      <w:r>
+        <w:rPr>
+          <w:rFonts w:hint="default"/>
+          <w:lang w:eastAsia="zh-CN"/>
+        </w:rPr>
+        <w:t>**</w:t>
+      </w:r>
+    </w:p>
+    <w:p>
+      <w:pPr>
+        <w:numPr>
+          <w:ilvl w:val="0"/>
+          <w:numId w:val="1"/>
+        </w:numPr>
+        <w:ind w:left="0" w:leftChars="0" w:firstLine="0" w:firstLineChars="0"/>
         <w:rPr>
           <w:rFonts w:hint="default"/>
           <w:lang w:val="en-GB"/>
         </w:rPr>
-        <w:t>1d</w:t>
-      </w:r>
-    </w:p>
-    <w:p>
-      <w:pPr>
-        <w:numPr>
-          <w:ilvl w:val="0"/>
-          <w:numId w:val="1"/>
-        </w:numPr>
-      </w:pPr>
-      <w:r>
-        <w:t>技能组性能平均化（ 是否有必要单独研究，指的是把所有装备中技能石的性能平均 ）</w:t>
-      </w:r>
-      <w:r>
+      </w:pPr>
+      <w:r>
+        <w:rPr>
+          <w:rFonts w:hint="eastAsia"/>
+          <w:lang w:val="en-US" w:eastAsia="zh-CN"/>
+        </w:rPr>
+        <w:t xml:space="preserve">各种充当敌人的角色与资源安排 </w:t>
+      </w:r>
+    </w:p>
+    <w:p>
+      <w:pPr>
+        <w:numPr>
+          <w:ilvl w:val="0"/>
+          <w:numId w:val="1"/>
+        </w:numPr>
+        <w:ind w:left="0" w:leftChars="0" w:firstLine="0" w:firstLineChars="0"/>
         <w:rPr>
           <w:rFonts w:hint="default"/>
           <w:lang w:val="en-GB"/>
         </w:rPr>
-        <w:t xml:space="preserve"> 1d</w:t>
-      </w:r>
-    </w:p>
-    <w:p>
-      <w:pPr>
-        <w:numPr>
-          <w:ilvl w:val="0"/>
-          <w:numId w:val="1"/>
-        </w:numPr>
-      </w:pPr>
-      <w:r>
-        <w:t>技能编辑器选择技能下拉菜单中，当前角色的被动技能高亮</w:t>
-      </w:r>
-    </w:p>
-    <w:p>
-      <w:pPr>
-        <w:numPr>
-          <w:ilvl w:val="0"/>
-          <w:numId w:val="1"/>
-        </w:numPr>
-      </w:pPr>
-      <w:r>
-        <w:t>gotcha动画。</w:t>
-      </w:r>
-      <w:r>
+      </w:pPr>
+      <w:r>
+        <w:rPr>
+          <w:rFonts w:hint="eastAsia"/>
+          <w:lang w:val="en-US" w:eastAsia="zh-CN"/>
+        </w:rPr>
+        <w:t xml:space="preserve">游戏程序开头画面 </w:t>
+      </w:r>
+      <w:r>
+        <w:rPr>
+          <w:rFonts w:hint="default"/>
+          <w:lang w:eastAsia="zh-CN"/>
+        </w:rPr>
+        <w:t>**</w:t>
+      </w:r>
+    </w:p>
+    <w:p>
+      <w:pPr>
+        <w:numPr>
+          <w:ilvl w:val="0"/>
+          <w:numId w:val="1"/>
+        </w:numPr>
+        <w:ind w:left="0" w:leftChars="0" w:firstLine="0" w:firstLineChars="0"/>
         <w:rPr>
           <w:rFonts w:hint="default"/>
           <w:lang w:val="en-GB"/>
         </w:rPr>
-        <w:t xml:space="preserve"> 3d</w:t>
-      </w:r>
-    </w:p>
-    <w:p>
-      <w:pPr>
-        <w:numPr>
-          <w:ilvl w:val="0"/>
-          <w:numId w:val="1"/>
-        </w:numPr>
-      </w:pPr>
-      <w:r>
-        <w:rPr>
-          <w:rFonts w:hint="eastAsia"/>
-          <w:lang w:val="en-US" w:eastAsia="zh-CN"/>
-        </w:rPr>
-        <w:t>UI美术进一步整备</w:t>
-      </w:r>
-      <w:r>
-        <w:rPr>
-          <w:rFonts w:hint="default"/>
-          <w:lang w:val="en-GB" w:eastAsia="zh-CN"/>
-        </w:rPr>
-        <w:t xml:space="preserve">  3d</w:t>
-      </w:r>
-    </w:p>
-    <w:p>
-      <w:pPr>
-        <w:numPr>
-          <w:ilvl w:val="0"/>
-          <w:numId w:val="1"/>
-        </w:numPr>
-      </w:pPr>
-      <w:r>
-        <w:rPr>
-          <w:rFonts w:hint="eastAsia"/>
-          <w:lang w:val="en-US" w:eastAsia="zh-CN"/>
-        </w:rPr>
-        <w:t>角色晃动特效的自适应优化问题</w:t>
-      </w:r>
-      <w:r>
-        <w:rPr>
-          <w:rFonts w:hint="default"/>
-          <w:lang w:val="en-GB" w:eastAsia="zh-CN"/>
-        </w:rPr>
-        <w:t xml:space="preserve">  2d</w:t>
+      </w:pPr>
+      <w:r>
+        <w:rPr>
+          <w:rFonts w:hint="eastAsia"/>
+          <w:lang w:val="en-US" w:eastAsia="zh-CN"/>
+        </w:rPr>
+        <w:t xml:space="preserve">教学模式  </w:t>
+      </w:r>
+      <w:r>
+        <w:rPr>
+          <w:rFonts w:hint="default"/>
+          <w:lang w:eastAsia="zh-CN"/>
+        </w:rPr>
+        <w:t>*</w:t>
       </w:r>
     </w:p>
     <w:p>
@@ -400,7 +644,14 @@
           <w:rFonts w:hint="eastAsia"/>
           <w:lang w:val="en-US" w:eastAsia="zh-CN"/>
         </w:rPr>
-        <w:t>各种充当敌人的角色与资源安排 3d</w:t>
+        <w:t xml:space="preserve">技能平衡 </w:t>
+      </w:r>
+      <w:r>
+        <w:rPr>
+          <w:rFonts w:hint="default"/>
+          <w:lang w:eastAsia="zh-CN"/>
+        </w:rPr>
+        <w:t>**</w:t>
       </w:r>
     </w:p>
     <w:p>
@@ -412,15 +663,22 @@
         <w:ind w:left="0" w:leftChars="0" w:firstLine="0" w:firstLineChars="0"/>
         <w:rPr>
           <w:rFonts w:hint="default"/>
-          <w:lang w:val="en-GB"/>
-        </w:rPr>
-      </w:pPr>
-      <w:r>
-        <w:rPr>
-          <w:rFonts w:hint="eastAsia"/>
-          <w:lang w:val="en-US" w:eastAsia="zh-CN"/>
-        </w:rPr>
-        <w:t>游戏程序开头画面 3d</w:t>
+          <w:lang w:val="en-US" w:eastAsia="zh-CN"/>
+        </w:rPr>
+      </w:pPr>
+      <w:r>
+        <w:rPr>
+          <w:rFonts w:hint="eastAsia"/>
+          <w:lang w:val="en-US" w:eastAsia="zh-Hans"/>
+        </w:rPr>
+        <w:t>技能图标</w:t>
+      </w:r>
+      <w:r>
+        <w:rPr>
+          <w:rFonts w:hint="default"/>
+          <w:lang w:eastAsia="zh-Hans"/>
+        </w:rPr>
+        <w:t xml:space="preserve"> **</w:t>
       </w:r>
     </w:p>
     <w:p>
@@ -432,15 +690,15 @@
         <w:ind w:left="0" w:leftChars="0" w:firstLine="0" w:firstLineChars="0"/>
         <w:rPr>
           <w:rFonts w:hint="default"/>
-          <w:lang w:val="en-GB"/>
-        </w:rPr>
-      </w:pPr>
-      <w:r>
-        <w:rPr>
-          <w:rFonts w:hint="eastAsia"/>
-          <w:lang w:val="en-US" w:eastAsia="zh-CN"/>
-        </w:rPr>
-        <w:t xml:space="preserve">教学模式  4d  </w:t>
+          <w:lang w:val="en-US" w:eastAsia="zh-CN"/>
+        </w:rPr>
+      </w:pPr>
+      <w:r>
+        <w:rPr>
+          <w:rFonts w:hint="default"/>
+          <w:lang w:eastAsia="zh-CN"/>
+        </w:rPr>
+        <w:t xml:space="preserve">智慧果实与钻石的图标 </w:t>
       </w:r>
     </w:p>
     <w:p>
@@ -452,15 +710,15 @@
         <w:ind w:left="0" w:leftChars="0" w:firstLine="0" w:firstLineChars="0"/>
         <w:rPr>
           <w:rFonts w:hint="default"/>
-          <w:lang w:val="en-GB"/>
-        </w:rPr>
-      </w:pPr>
-      <w:r>
-        <w:rPr>
-          <w:rFonts w:hint="eastAsia"/>
-          <w:lang w:val="en-US" w:eastAsia="zh-CN"/>
-        </w:rPr>
-        <w:t>技能平衡 4d</w:t>
+          <w:lang w:val="en-US" w:eastAsia="zh-CN"/>
+        </w:rPr>
+      </w:pPr>
+      <w:r>
+        <w:rPr>
+          <w:rFonts w:hint="default"/>
+          <w:lang w:eastAsia="zh-CN"/>
+        </w:rPr>
+        <w:t>hotaru应该有个商标对不对？这个。。。哪怕是作为个studio，是需要的</w:t>
       </w:r>
     </w:p>
     <w:p>
@@ -477,10 +735,10 @@
       </w:pPr>
       <w:r>
         <w:rPr>
-          <w:rFonts w:hint="eastAsia"/>
-          <w:lang w:val="en-US" w:eastAsia="zh-Hans"/>
-        </w:rPr>
-        <w:t>进一步修改技能图标</w:t>
+          <w:rFonts w:hint="default"/>
+          <w:lang w:eastAsia="zh-CN"/>
+        </w:rPr>
+        <w:t>技能石升级逻辑  *</w:t>
       </w:r>
     </w:p>
     <w:p>
@@ -500,7 +758,49 @@
           <w:rFonts w:hint="default"/>
           <w:lang w:eastAsia="zh-CN"/>
         </w:rPr>
-        <w:t>智慧果实与钻石的图标</w:t>
+        <w:t>Arcade</w:t>
+      </w:r>
+      <w:r>
+        <w:rPr>
+          <w:rFonts w:hint="eastAsia"/>
+          <w:lang w:val="en-US" w:eastAsia="zh-Hans"/>
+        </w:rPr>
+        <w:t>模式关卡选择画面美化</w:t>
+      </w:r>
+      <w:r>
+        <w:rPr>
+          <w:rFonts w:hint="default"/>
+          <w:lang w:eastAsia="zh-Hans"/>
+        </w:rPr>
+        <w:t>。</w:t>
+      </w:r>
+      <w:r>
+        <w:rPr>
+          <w:rFonts w:hint="eastAsia"/>
+          <w:lang w:val="en-US" w:eastAsia="zh-Hans"/>
+        </w:rPr>
+        <w:t>让敌人角色出现在画面中央</w:t>
+      </w:r>
+      <w:r>
+        <w:rPr>
+          <w:rFonts w:hint="default"/>
+          <w:lang w:eastAsia="zh-Hans"/>
+        </w:rPr>
+        <w:t>，</w:t>
+      </w:r>
+      <w:r>
+        <w:rPr>
+          <w:rFonts w:hint="eastAsia"/>
+          <w:lang w:val="en-US" w:eastAsia="zh-Hans"/>
+        </w:rPr>
+        <w:t>甚至偶尔释放一个代表性技能</w:t>
+      </w:r>
+      <w:r>
+        <w:rPr>
+          <w:rFonts w:hint="default"/>
+          <w:lang w:eastAsia="zh-Hans"/>
+        </w:rPr>
+        <w:t xml:space="preserve"> **</w:t>
       </w:r>
     </w:p>
     <w:p>
@@ -517,10 +817,24 @@
       </w:pPr>
       <w:r>
         <w:rPr>
-          <w:rFonts w:hint="default"/>
-          <w:lang w:eastAsia="zh-CN"/>
-        </w:rPr>
-        <w:t>hotaru应该有个商标对不对？这个。。。哪怕是作为个studio，是需要的</w:t>
+          <w:rFonts w:hint="eastAsia"/>
+          <w:lang w:val="en-US" w:eastAsia="zh-Hans"/>
+        </w:rPr>
+        <w:t>账号关联</w:t>
+      </w:r>
+      <w:r>
+        <w:rPr>
+          <w:rFonts w:hint="default"/>
+          <w:lang w:eastAsia="zh-Hans"/>
+        </w:rPr>
+        <w:t>，</w:t>
+      </w:r>
+      <w:r>
+        <w:rPr>
+          <w:rFonts w:hint="eastAsia"/>
+          <w:lang w:val="en-US" w:eastAsia="zh-Hans"/>
+        </w:rPr>
+        <w:t>推特转发</w:t>
       </w:r>
     </w:p>
     <w:p>
@@ -537,10 +851,10 @@
       </w:pPr>
       <w:r>
         <w:rPr>
-          <w:rFonts w:hint="default"/>
-          <w:lang w:eastAsia="zh-CN"/>
-        </w:rPr>
-        <w:t>技能石升级逻辑</w:t>
+          <w:rFonts w:hint="eastAsia"/>
+          <w:lang w:val="en-US" w:eastAsia="zh-Hans"/>
+        </w:rPr>
+        <w:t>广告收看与报酬</w:t>
       </w:r>
     </w:p>
     <w:p>
@@ -560,7 +874,14 @@
           <w:rFonts w:hint="eastAsia"/>
           <w:lang w:val="en-US" w:eastAsia="zh-Hans"/>
         </w:rPr>
-        <w:t>原生技能与关卡编辑器</w:t>
+        <w:t>所有关卡</w:t>
+      </w:r>
+      <w:r>
+        <w:rPr>
+          <w:rFonts w:hint="default"/>
+          <w:lang w:eastAsia="zh-Hans"/>
+        </w:rPr>
+        <w:t xml:space="preserve"> </w:t>
       </w:r>
     </w:p>
     <w:p>
@@ -580,7 +901,7 @@
           <w:rFonts w:hint="eastAsia"/>
           <w:lang w:val="en-US" w:eastAsia="zh-Hans"/>
         </w:rPr>
-        <w:t>技能编辑器</w:t>
+        <w:t>关卡开始载入瞬间不卡顿</w:t>
       </w:r>
       <w:r>
         <w:rPr>
@@ -594,21 +915,136 @@
           <w:rFonts w:hint="eastAsia"/>
           <w:lang w:val="en-US" w:eastAsia="zh-Hans"/>
         </w:rPr>
-        <w:t>默认A</w:t>
-      </w:r>
-      <w:r>
-        <w:rPr>
-          <w:rFonts w:hint="default"/>
-          <w:lang w:eastAsia="zh-Hans"/>
-        </w:rPr>
-        <w:t>1</w:t>
-      </w:r>
-      <w:r>
-        <w:rPr>
-          <w:rFonts w:hint="eastAsia"/>
-          <w:lang w:val="en-US" w:eastAsia="zh-Hans"/>
-        </w:rPr>
-        <w:t>技能为被动</w:t>
+        <w:t>而是靠进度条表示读取</w:t>
+      </w:r>
+      <w:r>
+        <w:rPr>
+          <w:rFonts w:hint="default"/>
+          <w:lang w:eastAsia="zh-Hans"/>
+        </w:rPr>
+        <w:t xml:space="preserve"> **</w:t>
+      </w:r>
+    </w:p>
+    <w:p>
+      <w:pPr>
+        <w:numPr>
+          <w:ilvl w:val="0"/>
+          <w:numId w:val="1"/>
+        </w:numPr>
+        <w:ind w:left="0" w:leftChars="0" w:firstLine="0" w:firstLineChars="0"/>
+        <w:rPr>
+          <w:rFonts w:hint="default"/>
+          <w:lang w:val="en-US" w:eastAsia="zh-CN"/>
+        </w:rPr>
+      </w:pPr>
+      <w:r>
+        <w:rPr>
+          <w:rFonts w:hint="eastAsia"/>
+          <w:lang w:val="en-US" w:eastAsia="zh-Hans"/>
+        </w:rPr>
+        <w:t>技能石多换一</w:t>
+      </w:r>
+      <w:r>
+        <w:rPr>
+          <w:rFonts w:hint="default"/>
+          <w:lang w:eastAsia="zh-Hans"/>
+        </w:rPr>
+        <w:t xml:space="preserve"> **</w:t>
+      </w:r>
+    </w:p>
+    <w:p>
+      <w:pPr>
+        <w:numPr>
+          <w:ilvl w:val="0"/>
+          <w:numId w:val="1"/>
+        </w:numPr>
+        <w:ind w:left="0" w:leftChars="0" w:firstLine="0" w:firstLineChars="0"/>
+        <w:rPr>
+          <w:rFonts w:hint="default"/>
+          <w:lang w:val="en-US" w:eastAsia="zh-CN"/>
+        </w:rPr>
+      </w:pPr>
+      <w:r>
+        <w:rPr>
+          <w:rFonts w:hint="eastAsia"/>
+          <w:lang w:val="en-US" w:eastAsia="zh-Hans"/>
+        </w:rPr>
+        <w:t>多语言适配</w:t>
+      </w:r>
+    </w:p>
+    <w:p>
+      <w:pPr>
+        <w:numPr>
+          <w:ilvl w:val="0"/>
+          <w:numId w:val="1"/>
+        </w:numPr>
+        <w:ind w:left="0" w:leftChars="0" w:firstLine="0" w:firstLineChars="0"/>
+        <w:rPr>
+          <w:rFonts w:hint="default"/>
+          <w:lang w:val="en-US" w:eastAsia="zh-CN"/>
+        </w:rPr>
+      </w:pPr>
+      <w:r>
+        <w:rPr>
+          <w:rFonts w:hint="eastAsia"/>
+          <w:lang w:val="en-US" w:eastAsia="zh-Hans"/>
+        </w:rPr>
+        <w:t>战斗中连击数文本优化</w:t>
+      </w:r>
+      <w:r>
+        <w:rPr>
+          <w:rFonts w:hint="default"/>
+          <w:lang w:eastAsia="zh-Hans"/>
+        </w:rPr>
+        <w:t xml:space="preserve"> **</w:t>
+      </w:r>
+    </w:p>
+    <w:p>
+      <w:pPr>
+        <w:numPr>
+          <w:ilvl w:val="0"/>
+          <w:numId w:val="1"/>
+        </w:numPr>
+        <w:ind w:left="0" w:leftChars="0" w:firstLine="0" w:firstLineChars="0"/>
+        <w:rPr>
+          <w:rFonts w:hint="default"/>
+          <w:lang w:val="en-US" w:eastAsia="zh-CN"/>
+        </w:rPr>
+      </w:pPr>
+      <w:r>
+        <w:rPr>
+          <w:rFonts w:hint="eastAsia"/>
+          <w:lang w:val="en-US" w:eastAsia="zh-Hans"/>
+        </w:rPr>
+        <w:t>战斗血条的美术</w:t>
+      </w:r>
+      <w:r>
+        <w:rPr>
+          <w:rFonts w:hint="default"/>
+          <w:lang w:eastAsia="zh-Hans"/>
+        </w:rPr>
+        <w:t>。</w:t>
+      </w:r>
+      <w:r>
+        <w:rPr>
+          <w:rFonts w:hint="eastAsia"/>
+          <w:lang w:val="en-US" w:eastAsia="zh-Hans"/>
+        </w:rPr>
+        <w:t>可以加个掉血残影或者震动</w:t>
+      </w:r>
+      <w:r>
+        <w:rPr>
+          <w:rFonts w:hint="default"/>
+          <w:lang w:eastAsia="zh-Hans"/>
+        </w:rPr>
+        <w:t xml:space="preserve">。 </w:t>
+      </w:r>
+      <w:r>
+        <w:rPr>
+          <w:rFonts w:hint="eastAsia"/>
+          <w:lang w:val="en-US" w:eastAsia="zh-Hans"/>
+        </w:rPr>
+        <w:t>战斗画面一共就那么一点UI元素</w:t>
       </w:r>
       <w:r>
         <w:rPr>
@@ -622,21 +1058,61 @@
           <w:rFonts w:hint="eastAsia"/>
           <w:lang w:val="en-US" w:eastAsia="zh-Hans"/>
         </w:rPr>
-        <w:t>并且所有技能格安排一个选项是选择角色拥有的被动技能</w:t>
-      </w:r>
-      <w:r>
-        <w:rPr>
-          <w:rFonts w:hint="default"/>
-          <w:lang w:eastAsia="zh-Hans"/>
-        </w:rPr>
-        <w:t>。。。</w:t>
-      </w:r>
-      <w:r>
-        <w:rPr>
-          <w:rFonts w:hint="eastAsia"/>
-          <w:lang w:val="en-US" w:eastAsia="zh-Hans"/>
-        </w:rPr>
-        <w:t>其实直接一个下拉菜单就可以</w:t>
+        <w:t>非常英雄整体</w:t>
+      </w:r>
+      <w:r>
+        <w:rPr>
+          <w:rFonts w:hint="default"/>
+          <w:lang w:eastAsia="zh-Hans"/>
+        </w:rPr>
+        <w:t xml:space="preserve"> **</w:t>
+      </w:r>
+    </w:p>
+    <w:p>
+      <w:pPr>
+        <w:numPr>
+          <w:ilvl w:val="0"/>
+          <w:numId w:val="1"/>
+        </w:numPr>
+        <w:ind w:left="0" w:leftChars="0" w:firstLine="0" w:firstLineChars="0"/>
+        <w:rPr>
+          <w:rFonts w:hint="default"/>
+          <w:lang w:val="en-US" w:eastAsia="zh-CN"/>
+        </w:rPr>
+      </w:pPr>
+      <w:r>
+        <w:rPr>
+          <w:rFonts w:hint="eastAsia"/>
+          <w:lang w:val="en-US" w:eastAsia="zh-Hans"/>
+        </w:rPr>
+        <w:t>整体渲染优化</w:t>
+      </w:r>
+      <w:r>
+        <w:rPr>
+          <w:rFonts w:hint="default"/>
+          <w:lang w:eastAsia="zh-Hans"/>
+        </w:rPr>
+        <w:t xml:space="preserve"> **</w:t>
+      </w:r>
+    </w:p>
+    <w:p>
+      <w:pPr>
+        <w:numPr>
+          <w:ilvl w:val="0"/>
+          <w:numId w:val="1"/>
+        </w:numPr>
+        <w:ind w:left="0" w:leftChars="0" w:firstLine="0" w:firstLineChars="0"/>
+        <w:rPr>
+          <w:rFonts w:hint="default"/>
+          <w:lang w:val="en-US" w:eastAsia="zh-CN"/>
+        </w:rPr>
+      </w:pPr>
+      <w:r>
+        <w:rPr>
+          <w:rFonts w:hint="eastAsia"/>
+          <w:lang w:val="en-US" w:eastAsia="zh-Hans"/>
+        </w:rPr>
+        <w:t>战斗画面</w:t>
       </w:r>
       <w:r>
         <w:rPr>
@@ -650,7 +1126,28 @@
           <w:rFonts w:hint="eastAsia"/>
           <w:lang w:val="en-US" w:eastAsia="zh-Hans"/>
         </w:rPr>
-        <w:t>因为被动技能或许有多个</w:t>
+        <w:t>模型永远位于地面之上渲染问题</w:t>
+      </w:r>
+      <w:r>
+        <w:rPr>
+          <w:rFonts w:hint="default"/>
+          <w:lang w:eastAsia="zh-Hans"/>
+        </w:rPr>
+        <w:t>。</w:t>
+      </w:r>
+      <w:r>
+        <w:rPr>
+          <w:rFonts w:hint="eastAsia"/>
+          <w:lang w:val="en-US" w:eastAsia="zh-Hans"/>
+        </w:rPr>
+        <w:t>从而简单解决一些穿帮镜头</w:t>
+      </w:r>
+      <w:r>
+        <w:rPr>
+          <w:rFonts w:hint="default"/>
+          <w:lang w:eastAsia="zh-Hans"/>
+        </w:rPr>
+        <w:t xml:space="preserve"> **</w:t>
       </w:r>
       <w:bookmarkStart w:id="0" w:name="_GoBack"/>
       <w:bookmarkEnd w:id="0"/>

--- a/计划.docx
+++ b/计划.docx
@@ -1149,8 +1149,133 @@
         </w:rPr>
         <w:t xml:space="preserve"> **</w:t>
       </w:r>
+    </w:p>
+    <w:p>
+      <w:pPr>
+        <w:numPr>
+          <w:ilvl w:val="0"/>
+          <w:numId w:val="1"/>
+        </w:numPr>
+        <w:ind w:left="0" w:leftChars="0" w:firstLine="0" w:firstLineChars="0"/>
+        <w:rPr>
+          <w:rFonts w:hint="default"/>
+          <w:lang w:val="en-US" w:eastAsia="zh-CN"/>
+        </w:rPr>
+      </w:pPr>
+      <w:r>
+        <w:rPr>
+          <w:rFonts w:hint="eastAsia"/>
+          <w:lang w:val="en-US" w:eastAsia="zh-Hans"/>
+        </w:rPr>
+        <w:t>队伍编辑菜单</w:t>
+      </w:r>
+      <w:r>
+        <w:rPr>
+          <w:rFonts w:hint="default"/>
+          <w:lang w:eastAsia="zh-Hans"/>
+        </w:rPr>
+        <w:t>，</w:t>
+      </w:r>
+      <w:r>
+        <w:rPr>
+          <w:rFonts w:hint="eastAsia"/>
+          <w:lang w:val="en-US" w:eastAsia="zh-Hans"/>
+        </w:rPr>
+        <w:t>要有个办法显示出当前角色技能编辑情况</w:t>
+      </w:r>
+      <w:r>
+        <w:rPr>
+          <w:rFonts w:hint="default"/>
+          <w:lang w:eastAsia="zh-Hans"/>
+        </w:rPr>
+        <w:t>，</w:t>
+      </w:r>
+      <w:r>
+        <w:rPr>
+          <w:rFonts w:hint="eastAsia"/>
+          <w:lang w:val="en-US" w:eastAsia="zh-Hans"/>
+        </w:rPr>
+        <w:t>甚至直接转移到对应角色技能编辑画面</w:t>
+      </w:r>
+      <w:r>
+        <w:rPr>
+          <w:rFonts w:hint="default"/>
+          <w:lang w:eastAsia="zh-Hans"/>
+        </w:rPr>
+        <w:t xml:space="preserve"> </w:t>
+      </w:r>
       <w:bookmarkStart w:id="0" w:name="_GoBack"/>
       <w:bookmarkEnd w:id="0"/>
+    </w:p>
+    <w:p>
+      <w:pPr>
+        <w:numPr>
+          <w:ilvl w:val="0"/>
+          <w:numId w:val="0"/>
+        </w:numPr>
+        <w:spacing w:after="200" w:line="276" w:lineRule="auto"/>
+        <w:jc w:val="both"/>
+        <w:rPr>
+          <w:rFonts w:hint="default"/>
+          <w:lang w:eastAsia="zh-Hans"/>
+        </w:rPr>
+      </w:pPr>
+    </w:p>
+    <w:p>
+      <w:pPr>
+        <w:numPr>
+          <w:ilvl w:val="0"/>
+          <w:numId w:val="0"/>
+        </w:numPr>
+        <w:spacing w:after="200" w:line="276" w:lineRule="auto"/>
+        <w:jc w:val="both"/>
+        <w:rPr>
+          <w:rFonts w:hint="default"/>
+          <w:lang w:eastAsia="zh-Hans"/>
+        </w:rPr>
+      </w:pPr>
+    </w:p>
+    <w:p>
+      <w:pPr>
+        <w:numPr>
+          <w:ilvl w:val="0"/>
+          <w:numId w:val="0"/>
+        </w:numPr>
+        <w:spacing w:after="200" w:line="276" w:lineRule="auto"/>
+        <w:jc w:val="both"/>
+        <w:rPr>
+          <w:rFonts w:hint="default"/>
+          <w:lang w:eastAsia="zh-Hans"/>
+        </w:rPr>
+      </w:pPr>
+    </w:p>
+    <w:p>
+      <w:pPr>
+        <w:numPr>
+          <w:ilvl w:val="0"/>
+          <w:numId w:val="0"/>
+        </w:numPr>
+        <w:spacing w:after="200" w:line="276" w:lineRule="auto"/>
+        <w:jc w:val="both"/>
+        <w:rPr>
+          <w:rFonts w:hint="default"/>
+          <w:lang w:eastAsia="zh-Hans"/>
+        </w:rPr>
+      </w:pPr>
+    </w:p>
+    <w:p>
+      <w:pPr>
+        <w:numPr>
+          <w:ilvl w:val="0"/>
+          <w:numId w:val="0"/>
+        </w:numPr>
+        <w:spacing w:after="200" w:line="276" w:lineRule="auto"/>
+        <w:jc w:val="both"/>
+        <w:rPr>
+          <w:rFonts w:hint="default"/>
+          <w:lang w:val="en-US" w:eastAsia="zh-CN"/>
+        </w:rPr>
+      </w:pPr>
     </w:p>
     <w:sectPr>
       <w:pgSz w:w="11909" w:h="16834"/>

--- a/计划.docx
+++ b/计划.docx
@@ -806,406 +806,391 @@
     <w:p>
       <w:pPr>
         <w:numPr>
-          <w:ilvl w:val="0"/>
-          <w:numId w:val="1"/>
-        </w:numPr>
-        <w:ind w:left="0" w:leftChars="0" w:firstLine="0" w:firstLineChars="0"/>
-        <w:rPr>
-          <w:rFonts w:hint="default"/>
-          <w:lang w:val="en-US" w:eastAsia="zh-CN"/>
-        </w:rPr>
-      </w:pPr>
-      <w:r>
-        <w:rPr>
-          <w:rFonts w:hint="eastAsia"/>
-          <w:lang w:val="en-US" w:eastAsia="zh-Hans"/>
-        </w:rPr>
-        <w:t>账号关联</w:t>
-      </w:r>
-      <w:r>
-        <w:rPr>
-          <w:rFonts w:hint="default"/>
-          <w:lang w:eastAsia="zh-Hans"/>
-        </w:rPr>
-        <w:t>，</w:t>
-      </w:r>
-      <w:r>
-        <w:rPr>
-          <w:rFonts w:hint="eastAsia"/>
-          <w:lang w:val="en-US" w:eastAsia="zh-Hans"/>
-        </w:rPr>
-        <w:t>推特转发</w:t>
-      </w:r>
-    </w:p>
-    <w:p>
-      <w:pPr>
-        <w:numPr>
-          <w:ilvl w:val="0"/>
-          <w:numId w:val="1"/>
-        </w:numPr>
-        <w:ind w:left="0" w:leftChars="0" w:firstLine="0" w:firstLineChars="0"/>
-        <w:rPr>
-          <w:rFonts w:hint="default"/>
-          <w:lang w:val="en-US" w:eastAsia="zh-CN"/>
-        </w:rPr>
-      </w:pPr>
-      <w:r>
-        <w:rPr>
-          <w:rFonts w:hint="eastAsia"/>
-          <w:lang w:val="en-US" w:eastAsia="zh-Hans"/>
-        </w:rPr>
-        <w:t>广告收看与报酬</w:t>
-      </w:r>
-    </w:p>
-    <w:p>
-      <w:pPr>
-        <w:numPr>
-          <w:ilvl w:val="0"/>
-          <w:numId w:val="1"/>
-        </w:numPr>
-        <w:ind w:left="0" w:leftChars="0" w:firstLine="0" w:firstLineChars="0"/>
-        <w:rPr>
-          <w:rFonts w:hint="default"/>
-          <w:lang w:val="en-US" w:eastAsia="zh-CN"/>
-        </w:rPr>
-      </w:pPr>
-      <w:r>
-        <w:rPr>
-          <w:rFonts w:hint="eastAsia"/>
-          <w:lang w:val="en-US" w:eastAsia="zh-Hans"/>
-        </w:rPr>
-        <w:t>所有关卡</w:t>
-      </w:r>
-      <w:r>
-        <w:rPr>
-          <w:rFonts w:hint="default"/>
-          <w:lang w:eastAsia="zh-Hans"/>
-        </w:rPr>
-        <w:t xml:space="preserve"> </w:t>
-      </w:r>
-    </w:p>
-    <w:p>
-      <w:pPr>
-        <w:numPr>
-          <w:ilvl w:val="0"/>
-          <w:numId w:val="1"/>
-        </w:numPr>
-        <w:ind w:left="0" w:leftChars="0" w:firstLine="0" w:firstLineChars="0"/>
-        <w:rPr>
-          <w:rFonts w:hint="default"/>
-          <w:lang w:val="en-US" w:eastAsia="zh-CN"/>
-        </w:rPr>
-      </w:pPr>
-      <w:r>
-        <w:rPr>
-          <w:rFonts w:hint="eastAsia"/>
-          <w:lang w:val="en-US" w:eastAsia="zh-Hans"/>
-        </w:rPr>
-        <w:t>关卡开始载入瞬间不卡顿</w:t>
-      </w:r>
-      <w:r>
-        <w:rPr>
-          <w:rFonts w:hint="default"/>
-          <w:lang w:eastAsia="zh-Hans"/>
-        </w:rPr>
-        <w:t>，</w:t>
-      </w:r>
-      <w:r>
-        <w:rPr>
-          <w:rFonts w:hint="eastAsia"/>
-          <w:lang w:val="en-US" w:eastAsia="zh-Hans"/>
-        </w:rPr>
-        <w:t>而是靠进度条表示读取</w:t>
-      </w:r>
-      <w:r>
-        <w:rPr>
-          <w:rFonts w:hint="default"/>
-          <w:lang w:eastAsia="zh-Hans"/>
-        </w:rPr>
-        <w:t xml:space="preserve"> **</w:t>
-      </w:r>
-    </w:p>
-    <w:p>
-      <w:pPr>
-        <w:numPr>
-          <w:ilvl w:val="0"/>
-          <w:numId w:val="1"/>
-        </w:numPr>
-        <w:ind w:left="0" w:leftChars="0" w:firstLine="0" w:firstLineChars="0"/>
-        <w:rPr>
-          <w:rFonts w:hint="default"/>
-          <w:lang w:val="en-US" w:eastAsia="zh-CN"/>
-        </w:rPr>
-      </w:pPr>
-      <w:r>
-        <w:rPr>
-          <w:rFonts w:hint="eastAsia"/>
-          <w:lang w:val="en-US" w:eastAsia="zh-Hans"/>
-        </w:rPr>
-        <w:t>技能石多换一</w:t>
-      </w:r>
-      <w:r>
-        <w:rPr>
-          <w:rFonts w:hint="default"/>
-          <w:lang w:eastAsia="zh-Hans"/>
-        </w:rPr>
-        <w:t xml:space="preserve"> **</w:t>
-      </w:r>
-    </w:p>
-    <w:p>
-      <w:pPr>
-        <w:numPr>
-          <w:ilvl w:val="0"/>
-          <w:numId w:val="1"/>
-        </w:numPr>
-        <w:ind w:left="0" w:leftChars="0" w:firstLine="0" w:firstLineChars="0"/>
-        <w:rPr>
-          <w:rFonts w:hint="default"/>
-          <w:lang w:val="en-US" w:eastAsia="zh-CN"/>
-        </w:rPr>
-      </w:pPr>
-      <w:r>
-        <w:rPr>
-          <w:rFonts w:hint="eastAsia"/>
-          <w:lang w:val="en-US" w:eastAsia="zh-Hans"/>
-        </w:rPr>
-        <w:t>多语言适配</w:t>
-      </w:r>
-    </w:p>
-    <w:p>
-      <w:pPr>
-        <w:numPr>
-          <w:ilvl w:val="0"/>
-          <w:numId w:val="1"/>
-        </w:numPr>
-        <w:ind w:left="0" w:leftChars="0" w:firstLine="0" w:firstLineChars="0"/>
-        <w:rPr>
-          <w:rFonts w:hint="default"/>
-          <w:lang w:val="en-US" w:eastAsia="zh-CN"/>
-        </w:rPr>
-      </w:pPr>
-      <w:r>
-        <w:rPr>
-          <w:rFonts w:hint="eastAsia"/>
-          <w:lang w:val="en-US" w:eastAsia="zh-Hans"/>
-        </w:rPr>
-        <w:t>战斗中连击数文本优化</w:t>
-      </w:r>
-      <w:r>
-        <w:rPr>
-          <w:rFonts w:hint="default"/>
-          <w:lang w:eastAsia="zh-Hans"/>
-        </w:rPr>
-        <w:t xml:space="preserve"> **</w:t>
-      </w:r>
-    </w:p>
-    <w:p>
-      <w:pPr>
-        <w:numPr>
-          <w:ilvl w:val="0"/>
-          <w:numId w:val="1"/>
-        </w:numPr>
-        <w:ind w:left="0" w:leftChars="0" w:firstLine="0" w:firstLineChars="0"/>
-        <w:rPr>
-          <w:rFonts w:hint="default"/>
-          <w:lang w:val="en-US" w:eastAsia="zh-CN"/>
-        </w:rPr>
-      </w:pPr>
-      <w:r>
-        <w:rPr>
-          <w:rFonts w:hint="eastAsia"/>
-          <w:lang w:val="en-US" w:eastAsia="zh-Hans"/>
-        </w:rPr>
-        <w:t>战斗血条的美术</w:t>
-      </w:r>
-      <w:r>
-        <w:rPr>
-          <w:rFonts w:hint="default"/>
-          <w:lang w:eastAsia="zh-Hans"/>
-        </w:rPr>
-        <w:t>。</w:t>
-      </w:r>
-      <w:r>
-        <w:rPr>
-          <w:rFonts w:hint="eastAsia"/>
-          <w:lang w:val="en-US" w:eastAsia="zh-Hans"/>
-        </w:rPr>
-        <w:t>可以加个掉血残影或者震动</w:t>
-      </w:r>
-      <w:r>
-        <w:rPr>
-          <w:rFonts w:hint="default"/>
-          <w:lang w:eastAsia="zh-Hans"/>
-        </w:rPr>
-        <w:t xml:space="preserve">。 </w:t>
-      </w:r>
-      <w:r>
-        <w:rPr>
-          <w:rFonts w:hint="eastAsia"/>
-          <w:lang w:val="en-US" w:eastAsia="zh-Hans"/>
-        </w:rPr>
-        <w:t>战斗画面一共就那么一点UI元素</w:t>
-      </w:r>
-      <w:r>
-        <w:rPr>
-          <w:rFonts w:hint="default"/>
-          <w:lang w:eastAsia="zh-Hans"/>
-        </w:rPr>
-        <w:t>，</w:t>
-      </w:r>
-      <w:r>
-        <w:rPr>
-          <w:rFonts w:hint="eastAsia"/>
-          <w:lang w:val="en-US" w:eastAsia="zh-Hans"/>
-        </w:rPr>
-        <w:t>非常英雄整体</w:t>
-      </w:r>
-      <w:r>
-        <w:rPr>
-          <w:rFonts w:hint="default"/>
-          <w:lang w:eastAsia="zh-Hans"/>
-        </w:rPr>
-        <w:t xml:space="preserve"> **</w:t>
-      </w:r>
-    </w:p>
-    <w:p>
-      <w:pPr>
-        <w:numPr>
-          <w:ilvl w:val="0"/>
-          <w:numId w:val="1"/>
-        </w:numPr>
-        <w:ind w:left="0" w:leftChars="0" w:firstLine="0" w:firstLineChars="0"/>
-        <w:rPr>
-          <w:rFonts w:hint="default"/>
-          <w:lang w:val="en-US" w:eastAsia="zh-CN"/>
-        </w:rPr>
-      </w:pPr>
-      <w:r>
-        <w:rPr>
-          <w:rFonts w:hint="eastAsia"/>
-          <w:lang w:val="en-US" w:eastAsia="zh-Hans"/>
-        </w:rPr>
-        <w:t>整体渲染优化</w:t>
-      </w:r>
-      <w:r>
-        <w:rPr>
-          <w:rFonts w:hint="default"/>
-          <w:lang w:eastAsia="zh-Hans"/>
-        </w:rPr>
-        <w:t xml:space="preserve"> **</w:t>
-      </w:r>
-    </w:p>
-    <w:p>
-      <w:pPr>
-        <w:numPr>
-          <w:ilvl w:val="0"/>
-          <w:numId w:val="1"/>
-        </w:numPr>
-        <w:ind w:left="0" w:leftChars="0" w:firstLine="0" w:firstLineChars="0"/>
-        <w:rPr>
-          <w:rFonts w:hint="default"/>
-          <w:lang w:val="en-US" w:eastAsia="zh-CN"/>
-        </w:rPr>
-      </w:pPr>
-      <w:r>
-        <w:rPr>
-          <w:rFonts w:hint="eastAsia"/>
-          <w:lang w:val="en-US" w:eastAsia="zh-Hans"/>
-        </w:rPr>
-        <w:t>战斗画面</w:t>
-      </w:r>
-      <w:r>
-        <w:rPr>
-          <w:rFonts w:hint="default"/>
-          <w:lang w:eastAsia="zh-Hans"/>
-        </w:rPr>
-        <w:t>，</w:t>
-      </w:r>
-      <w:r>
-        <w:rPr>
-          <w:rFonts w:hint="eastAsia"/>
-          <w:lang w:val="en-US" w:eastAsia="zh-Hans"/>
-        </w:rPr>
-        <w:t>模型永远位于地面之上渲染问题</w:t>
-      </w:r>
-      <w:r>
-        <w:rPr>
-          <w:rFonts w:hint="default"/>
-          <w:lang w:eastAsia="zh-Hans"/>
-        </w:rPr>
-        <w:t>。</w:t>
-      </w:r>
-      <w:r>
-        <w:rPr>
-          <w:rFonts w:hint="eastAsia"/>
-          <w:lang w:val="en-US" w:eastAsia="zh-Hans"/>
-        </w:rPr>
-        <w:t>从而简单解决一些穿帮镜头</w:t>
-      </w:r>
-      <w:r>
-        <w:rPr>
-          <w:rFonts w:hint="default"/>
-          <w:lang w:eastAsia="zh-Hans"/>
-        </w:rPr>
-        <w:t xml:space="preserve"> **</w:t>
-      </w:r>
-    </w:p>
-    <w:p>
-      <w:pPr>
-        <w:numPr>
-          <w:ilvl w:val="0"/>
-          <w:numId w:val="1"/>
-        </w:numPr>
-        <w:ind w:left="0" w:leftChars="0" w:firstLine="0" w:firstLineChars="0"/>
-        <w:rPr>
-          <w:rFonts w:hint="default"/>
-          <w:lang w:val="en-US" w:eastAsia="zh-CN"/>
-        </w:rPr>
-      </w:pPr>
-      <w:r>
-        <w:rPr>
-          <w:rFonts w:hint="eastAsia"/>
-          <w:lang w:val="en-US" w:eastAsia="zh-Hans"/>
-        </w:rPr>
-        <w:t>队伍编辑菜单</w:t>
-      </w:r>
-      <w:r>
-        <w:rPr>
-          <w:rFonts w:hint="default"/>
-          <w:lang w:eastAsia="zh-Hans"/>
-        </w:rPr>
-        <w:t>，</w:t>
-      </w:r>
-      <w:r>
-        <w:rPr>
-          <w:rFonts w:hint="eastAsia"/>
-          <w:lang w:val="en-US" w:eastAsia="zh-Hans"/>
-        </w:rPr>
-        <w:t>要有个办法显示出当前角色技能编辑情况</w:t>
-      </w:r>
-      <w:r>
-        <w:rPr>
-          <w:rFonts w:hint="default"/>
-          <w:lang w:eastAsia="zh-Hans"/>
-        </w:rPr>
-        <w:t>，</w:t>
-      </w:r>
-      <w:r>
-        <w:rPr>
-          <w:rFonts w:hint="eastAsia"/>
-          <w:lang w:val="en-US" w:eastAsia="zh-Hans"/>
-        </w:rPr>
-        <w:t>甚至直接转移到对应角色技能编辑画面</w:t>
-      </w:r>
-      <w:r>
-        <w:rPr>
-          <w:rFonts w:hint="default"/>
-          <w:lang w:eastAsia="zh-Hans"/>
-        </w:rPr>
-        <w:t xml:space="preserve"> </w:t>
+          <w:numId w:val="0"/>
+        </w:numPr>
+        <w:spacing w:after="200" w:line="276" w:lineRule="auto"/>
+        <w:jc w:val="both"/>
+        <w:rPr>
+          <w:rFonts w:hint="default" w:eastAsiaTheme="minorEastAsia"/>
+          <w:lang w:val="en-US" w:eastAsia="zh-CN"/>
+        </w:rPr>
+      </w:pPr>
+      <w:r>
+        <w:rPr>
+          <w:rFonts w:hint="eastAsia"/>
+          <w:lang w:val="en-US" w:eastAsia="zh-CN"/>
+        </w:rPr>
+        <w:t>并且变得可以查看对应角色的技能？</w:t>
       </w:r>
       <w:bookmarkStart w:id="0" w:name="_GoBack"/>
       <w:bookmarkEnd w:id="0"/>
+    </w:p>
+    <w:p>
+      <w:pPr>
+        <w:numPr>
+          <w:ilvl w:val="0"/>
+          <w:numId w:val="1"/>
+        </w:numPr>
+        <w:ind w:left="0" w:leftChars="0" w:firstLine="0" w:firstLineChars="0"/>
+        <w:rPr>
+          <w:rFonts w:hint="default"/>
+          <w:lang w:val="en-US" w:eastAsia="zh-CN"/>
+        </w:rPr>
+      </w:pPr>
+      <w:r>
+        <w:rPr>
+          <w:rFonts w:hint="eastAsia"/>
+          <w:lang w:val="en-US" w:eastAsia="zh-Hans"/>
+        </w:rPr>
+        <w:t>账号关联</w:t>
+      </w:r>
+      <w:r>
+        <w:rPr>
+          <w:rFonts w:hint="default"/>
+          <w:lang w:eastAsia="zh-Hans"/>
+        </w:rPr>
+        <w:t>，</w:t>
+      </w:r>
+      <w:r>
+        <w:rPr>
+          <w:rFonts w:hint="eastAsia"/>
+          <w:lang w:val="en-US" w:eastAsia="zh-Hans"/>
+        </w:rPr>
+        <w:t>推特转发</w:t>
+      </w:r>
+    </w:p>
+    <w:p>
+      <w:pPr>
+        <w:numPr>
+          <w:ilvl w:val="0"/>
+          <w:numId w:val="1"/>
+        </w:numPr>
+        <w:ind w:left="0" w:leftChars="0" w:firstLine="0" w:firstLineChars="0"/>
+        <w:rPr>
+          <w:rFonts w:hint="default"/>
+          <w:lang w:val="en-US" w:eastAsia="zh-CN"/>
+        </w:rPr>
+      </w:pPr>
+      <w:r>
+        <w:rPr>
+          <w:rFonts w:hint="eastAsia"/>
+          <w:lang w:val="en-US" w:eastAsia="zh-Hans"/>
+        </w:rPr>
+        <w:t>广告收看与报酬</w:t>
+      </w:r>
+    </w:p>
+    <w:p>
+      <w:pPr>
+        <w:numPr>
+          <w:ilvl w:val="0"/>
+          <w:numId w:val="1"/>
+        </w:numPr>
+        <w:ind w:left="0" w:leftChars="0" w:firstLine="0" w:firstLineChars="0"/>
+        <w:rPr>
+          <w:rFonts w:hint="default"/>
+          <w:lang w:val="en-US" w:eastAsia="zh-CN"/>
+        </w:rPr>
+      </w:pPr>
+      <w:r>
+        <w:rPr>
+          <w:rFonts w:hint="eastAsia"/>
+          <w:lang w:val="en-US" w:eastAsia="zh-Hans"/>
+        </w:rPr>
+        <w:t>所有关卡</w:t>
+      </w:r>
+      <w:r>
+        <w:rPr>
+          <w:rFonts w:hint="default"/>
+          <w:lang w:eastAsia="zh-Hans"/>
+        </w:rPr>
+        <w:t xml:space="preserve"> </w:t>
+      </w:r>
+    </w:p>
+    <w:p>
+      <w:pPr>
+        <w:numPr>
+          <w:ilvl w:val="0"/>
+          <w:numId w:val="1"/>
+        </w:numPr>
+        <w:ind w:left="0" w:leftChars="0" w:firstLine="0" w:firstLineChars="0"/>
+        <w:rPr>
+          <w:rFonts w:hint="default"/>
+          <w:lang w:val="en-US" w:eastAsia="zh-CN"/>
+        </w:rPr>
+      </w:pPr>
+      <w:r>
+        <w:rPr>
+          <w:rFonts w:hint="eastAsia"/>
+          <w:lang w:val="en-US" w:eastAsia="zh-Hans"/>
+        </w:rPr>
+        <w:t>关卡开始载入瞬间不卡顿</w:t>
+      </w:r>
+      <w:r>
+        <w:rPr>
+          <w:rFonts w:hint="default"/>
+          <w:lang w:eastAsia="zh-Hans"/>
+        </w:rPr>
+        <w:t>，</w:t>
+      </w:r>
+      <w:r>
+        <w:rPr>
+          <w:rFonts w:hint="eastAsia"/>
+          <w:lang w:val="en-US" w:eastAsia="zh-Hans"/>
+        </w:rPr>
+        <w:t>而是靠进度条表示读取</w:t>
+      </w:r>
+      <w:r>
+        <w:rPr>
+          <w:rFonts w:hint="default"/>
+          <w:lang w:eastAsia="zh-Hans"/>
+        </w:rPr>
+        <w:t xml:space="preserve"> **</w:t>
+      </w:r>
+    </w:p>
+    <w:p>
+      <w:pPr>
+        <w:numPr>
+          <w:ilvl w:val="0"/>
+          <w:numId w:val="1"/>
+        </w:numPr>
+        <w:ind w:left="0" w:leftChars="0" w:firstLine="0" w:firstLineChars="0"/>
+        <w:rPr>
+          <w:rFonts w:hint="default"/>
+          <w:lang w:val="en-US" w:eastAsia="zh-CN"/>
+        </w:rPr>
+      </w:pPr>
+      <w:r>
+        <w:rPr>
+          <w:rFonts w:hint="eastAsia"/>
+          <w:lang w:val="en-US" w:eastAsia="zh-Hans"/>
+        </w:rPr>
+        <w:t>技能石多换一</w:t>
+      </w:r>
+      <w:r>
+        <w:rPr>
+          <w:rFonts w:hint="default"/>
+          <w:lang w:eastAsia="zh-Hans"/>
+        </w:rPr>
+        <w:t xml:space="preserve"> **</w:t>
+      </w:r>
+    </w:p>
+    <w:p>
+      <w:pPr>
+        <w:numPr>
+          <w:ilvl w:val="0"/>
+          <w:numId w:val="1"/>
+        </w:numPr>
+        <w:ind w:left="0" w:leftChars="0" w:firstLine="0" w:firstLineChars="0"/>
+        <w:rPr>
+          <w:rFonts w:hint="default"/>
+          <w:lang w:val="en-US" w:eastAsia="zh-CN"/>
+        </w:rPr>
+      </w:pPr>
+      <w:r>
+        <w:rPr>
+          <w:rFonts w:hint="eastAsia"/>
+          <w:lang w:val="en-US" w:eastAsia="zh-Hans"/>
+        </w:rPr>
+        <w:t>多语言适配</w:t>
+      </w:r>
+    </w:p>
+    <w:p>
+      <w:pPr>
+        <w:numPr>
+          <w:ilvl w:val="0"/>
+          <w:numId w:val="1"/>
+        </w:numPr>
+        <w:ind w:left="0" w:leftChars="0" w:firstLine="0" w:firstLineChars="0"/>
+        <w:rPr>
+          <w:rFonts w:hint="default"/>
+          <w:lang w:val="en-US" w:eastAsia="zh-CN"/>
+        </w:rPr>
+      </w:pPr>
+      <w:r>
+        <w:rPr>
+          <w:rFonts w:hint="eastAsia"/>
+          <w:lang w:val="en-US" w:eastAsia="zh-Hans"/>
+        </w:rPr>
+        <w:t>战斗中连击数文本优化</w:t>
+      </w:r>
+      <w:r>
+        <w:rPr>
+          <w:rFonts w:hint="default"/>
+          <w:lang w:eastAsia="zh-Hans"/>
+        </w:rPr>
+        <w:t xml:space="preserve"> **</w:t>
+      </w:r>
+    </w:p>
+    <w:p>
+      <w:pPr>
+        <w:numPr>
+          <w:ilvl w:val="0"/>
+          <w:numId w:val="1"/>
+        </w:numPr>
+        <w:ind w:left="0" w:leftChars="0" w:firstLine="0" w:firstLineChars="0"/>
+        <w:rPr>
+          <w:rFonts w:hint="default"/>
+          <w:lang w:val="en-US" w:eastAsia="zh-CN"/>
+        </w:rPr>
+      </w:pPr>
+      <w:r>
+        <w:rPr>
+          <w:rFonts w:hint="eastAsia"/>
+          <w:lang w:val="en-US" w:eastAsia="zh-Hans"/>
+        </w:rPr>
+        <w:t>战斗血条的美术</w:t>
+      </w:r>
+      <w:r>
+        <w:rPr>
+          <w:rFonts w:hint="default"/>
+          <w:lang w:eastAsia="zh-Hans"/>
+        </w:rPr>
+        <w:t>。</w:t>
+      </w:r>
+      <w:r>
+        <w:rPr>
+          <w:rFonts w:hint="eastAsia"/>
+          <w:lang w:val="en-US" w:eastAsia="zh-Hans"/>
+        </w:rPr>
+        <w:t>可以加个掉血残影或者震动</w:t>
+      </w:r>
+      <w:r>
+        <w:rPr>
+          <w:rFonts w:hint="default"/>
+          <w:lang w:eastAsia="zh-Hans"/>
+        </w:rPr>
+        <w:t xml:space="preserve">。 </w:t>
+      </w:r>
+      <w:r>
+        <w:rPr>
+          <w:rFonts w:hint="eastAsia"/>
+          <w:lang w:val="en-US" w:eastAsia="zh-Hans"/>
+        </w:rPr>
+        <w:t>战斗画面一共就那么一点UI元素</w:t>
+      </w:r>
+      <w:r>
+        <w:rPr>
+          <w:rFonts w:hint="default"/>
+          <w:lang w:eastAsia="zh-Hans"/>
+        </w:rPr>
+        <w:t>，</w:t>
+      </w:r>
+      <w:r>
+        <w:rPr>
+          <w:rFonts w:hint="eastAsia"/>
+          <w:lang w:val="en-US" w:eastAsia="zh-Hans"/>
+        </w:rPr>
+        <w:t>非常英雄整体</w:t>
+      </w:r>
+      <w:r>
+        <w:rPr>
+          <w:rFonts w:hint="default"/>
+          <w:lang w:eastAsia="zh-Hans"/>
+        </w:rPr>
+        <w:t xml:space="preserve"> **</w:t>
+      </w:r>
+    </w:p>
+    <w:p>
+      <w:pPr>
+        <w:numPr>
+          <w:ilvl w:val="0"/>
+          <w:numId w:val="1"/>
+        </w:numPr>
+        <w:ind w:left="0" w:leftChars="0" w:firstLine="0" w:firstLineChars="0"/>
+        <w:rPr>
+          <w:rFonts w:hint="default"/>
+          <w:lang w:val="en-US" w:eastAsia="zh-CN"/>
+        </w:rPr>
+      </w:pPr>
+      <w:r>
+        <w:rPr>
+          <w:rFonts w:hint="eastAsia"/>
+          <w:lang w:val="en-US" w:eastAsia="zh-Hans"/>
+        </w:rPr>
+        <w:t>整体渲染优化</w:t>
+      </w:r>
+      <w:r>
+        <w:rPr>
+          <w:rFonts w:hint="default"/>
+          <w:lang w:eastAsia="zh-Hans"/>
+        </w:rPr>
+        <w:t xml:space="preserve"> **</w:t>
+      </w:r>
+    </w:p>
+    <w:p>
+      <w:pPr>
+        <w:numPr>
+          <w:ilvl w:val="0"/>
+          <w:numId w:val="1"/>
+        </w:numPr>
+        <w:ind w:left="0" w:leftChars="0" w:firstLine="0" w:firstLineChars="0"/>
+        <w:rPr>
+          <w:rFonts w:hint="default"/>
+          <w:lang w:val="en-US" w:eastAsia="zh-CN"/>
+        </w:rPr>
+      </w:pPr>
+      <w:r>
+        <w:rPr>
+          <w:rFonts w:hint="eastAsia"/>
+          <w:lang w:val="en-US" w:eastAsia="zh-Hans"/>
+        </w:rPr>
+        <w:t>战斗画面</w:t>
+      </w:r>
+      <w:r>
+        <w:rPr>
+          <w:rFonts w:hint="default"/>
+          <w:lang w:eastAsia="zh-Hans"/>
+        </w:rPr>
+        <w:t>，</w:t>
+      </w:r>
+      <w:r>
+        <w:rPr>
+          <w:rFonts w:hint="eastAsia"/>
+          <w:lang w:val="en-US" w:eastAsia="zh-Hans"/>
+        </w:rPr>
+        <w:t>模型永远位于地面之上渲染问题</w:t>
+      </w:r>
+      <w:r>
+        <w:rPr>
+          <w:rFonts w:hint="default"/>
+          <w:lang w:eastAsia="zh-Hans"/>
+        </w:rPr>
+        <w:t>。</w:t>
+      </w:r>
+      <w:r>
+        <w:rPr>
+          <w:rFonts w:hint="eastAsia"/>
+          <w:lang w:val="en-US" w:eastAsia="zh-Hans"/>
+        </w:rPr>
+        <w:t>从而简单解决一些穿帮镜头</w:t>
+      </w:r>
+      <w:r>
+        <w:rPr>
+          <w:rFonts w:hint="default"/>
+          <w:lang w:eastAsia="zh-Hans"/>
+        </w:rPr>
+        <w:t xml:space="preserve"> **</w:t>
+      </w:r>
+    </w:p>
+    <w:p>
+      <w:pPr>
+        <w:numPr>
+          <w:ilvl w:val="0"/>
+          <w:numId w:val="1"/>
+        </w:numPr>
+        <w:ind w:left="0" w:leftChars="0" w:firstLine="0" w:firstLineChars="0"/>
+        <w:rPr>
+          <w:rFonts w:hint="default"/>
+          <w:lang w:val="en-US" w:eastAsia="zh-CN"/>
+        </w:rPr>
+      </w:pPr>
+      <w:r>
+        <w:rPr>
+          <w:rFonts w:hint="eastAsia"/>
+          <w:lang w:val="en-US" w:eastAsia="zh-CN"/>
+        </w:rPr>
+        <w:t>迷你九宫格显示，区分出必杀和普通技能</w:t>
+      </w:r>
     </w:p>
     <w:p>
       <w:pPr>
@@ -1771,13 +1756,13 @@
       <w:color w:val="632523" w:themeColor="accent2" w:themeShade="80"/>
     </w:rPr>
   </w:style>
-  <w:style w:type="character" w:default="1" w:styleId="15">
+  <w:style w:type="character" w:default="1" w:styleId="16">
     <w:name w:val="Default Paragraph Font"/>
     <w:unhideWhenUsed/>
     <w:qFormat/>
     <w:uiPriority w:val="1"/>
   </w:style>
-  <w:style w:type="table" w:default="1" w:styleId="18">
+  <w:style w:type="table" w:default="1" w:styleId="15">
     <w:name w:val="Normal Table"/>
     <w:unhideWhenUsed/>
     <w:qFormat/>
@@ -1854,7 +1839,7 @@
       <w:szCs w:val="48"/>
     </w:rPr>
   </w:style>
-  <w:style w:type="character" w:styleId="16">
+  <w:style w:type="character" w:styleId="17">
     <w:name w:val="Strong"/>
     <w:qFormat/>
     <w:uiPriority w:val="22"/>
@@ -1868,7 +1853,7 @@
       </w14:textFill>
     </w:rPr>
   </w:style>
-  <w:style w:type="character" w:styleId="17">
+  <w:style w:type="character" w:styleId="18">
     <w:name w:val="Emphasis"/>
     <w:qFormat/>
     <w:uiPriority w:val="20"/>
@@ -1917,7 +1902,7 @@
   </w:style>
   <w:style w:type="character" w:customStyle="1" w:styleId="22">
     <w:name w:val="日期字符"/>
-    <w:basedOn w:val="15"/>
+    <w:basedOn w:val="16"/>
     <w:link w:val="12"/>
     <w:semiHidden/>
     <w:qFormat/>
@@ -1931,7 +1916,7 @@
   </w:style>
   <w:style w:type="character" w:customStyle="1" w:styleId="23">
     <w:name w:val="标题 1字符"/>
-    <w:basedOn w:val="15"/>
+    <w:basedOn w:val="16"/>
     <w:link w:val="2"/>
     <w:qFormat/>
     <w:uiPriority w:val="9"/>
@@ -1944,7 +1929,7 @@
   </w:style>
   <w:style w:type="character" w:customStyle="1" w:styleId="24">
     <w:name w:val="标题 2字符"/>
-    <w:basedOn w:val="15"/>
+    <w:basedOn w:val="16"/>
     <w:link w:val="3"/>
     <w:qFormat/>
     <w:uiPriority w:val="9"/>
@@ -1959,7 +1944,7 @@
   </w:style>
   <w:style w:type="character" w:customStyle="1" w:styleId="25">
     <w:name w:val="标题 3字符"/>
-    <w:basedOn w:val="15"/>
+    <w:basedOn w:val="16"/>
     <w:link w:val="4"/>
     <w:qFormat/>
     <w:uiPriority w:val="9"/>
@@ -1975,7 +1960,7 @@
   </w:style>
   <w:style w:type="character" w:customStyle="1" w:styleId="26">
     <w:name w:val="标题 4字符"/>
-    <w:basedOn w:val="15"/>
+    <w:basedOn w:val="16"/>
     <w:link w:val="5"/>
     <w:qFormat/>
     <w:uiPriority w:val="9"/>
@@ -1985,7 +1970,7 @@
   </w:style>
   <w:style w:type="character" w:customStyle="1" w:styleId="27">
     <w:name w:val="标题 5字符"/>
-    <w:basedOn w:val="15"/>
+    <w:basedOn w:val="16"/>
     <w:link w:val="6"/>
     <w:qFormat/>
     <w:uiPriority w:val="9"/>
@@ -1999,7 +1984,7 @@
   </w:style>
   <w:style w:type="character" w:customStyle="1" w:styleId="28">
     <w:name w:val="标题 6字符"/>
-    <w:basedOn w:val="15"/>
+    <w:basedOn w:val="16"/>
     <w:link w:val="7"/>
     <w:qFormat/>
     <w:uiPriority w:val="9"/>
@@ -2017,7 +2002,7 @@
   </w:style>
   <w:style w:type="character" w:customStyle="1" w:styleId="29">
     <w:name w:val="标题 7字符"/>
-    <w:basedOn w:val="15"/>
+    <w:basedOn w:val="16"/>
     <w:link w:val="8"/>
     <w:semiHidden/>
     <w:qFormat/>
@@ -2036,7 +2021,7 @@
   </w:style>
   <w:style w:type="character" w:customStyle="1" w:styleId="30">
     <w:name w:val="标题 8字符"/>
-    <w:basedOn w:val="15"/>
+    <w:basedOn w:val="16"/>
     <w:link w:val="9"/>
     <w:semiHidden/>
     <w:qFormat/>
@@ -2050,7 +2035,7 @@
   </w:style>
   <w:style w:type="character" w:customStyle="1" w:styleId="31">
     <w:name w:val="标题 9字符"/>
-    <w:basedOn w:val="15"/>
+    <w:basedOn w:val="16"/>
     <w:link w:val="10"/>
     <w:semiHidden/>
     <w:qFormat/>
@@ -2064,7 +2049,7 @@
   </w:style>
   <w:style w:type="character" w:customStyle="1" w:styleId="32">
     <w:name w:val="标题字符"/>
-    <w:basedOn w:val="15"/>
+    <w:basedOn w:val="16"/>
     <w:link w:val="14"/>
     <w:qFormat/>
     <w:uiPriority w:val="10"/>
@@ -2076,7 +2061,7 @@
   </w:style>
   <w:style w:type="character" w:customStyle="1" w:styleId="33">
     <w:name w:val="副标题字符"/>
-    <w:basedOn w:val="15"/>
+    <w:basedOn w:val="16"/>
     <w:link w:val="13"/>
     <w:qFormat/>
     <w:uiPriority w:val="11"/>
@@ -2108,7 +2093,7 @@
   </w:style>
   <w:style w:type="character" w:customStyle="1" w:styleId="36">
     <w:name w:val="引用字符"/>
-    <w:basedOn w:val="15"/>
+    <w:basedOn w:val="16"/>
     <w:link w:val="35"/>
     <w:qFormat/>
     <w:uiPriority w:val="29"/>
@@ -2147,7 +2132,7 @@
   </w:style>
   <w:style w:type="character" w:customStyle="1" w:styleId="38">
     <w:name w:val="明显引用字符"/>
-    <w:basedOn w:val="15"/>
+    <w:basedOn w:val="16"/>
     <w:link w:val="37"/>
     <w:qFormat/>
     <w:uiPriority w:val="30"/>
@@ -2237,7 +2222,7 @@
   </w:style>
   <w:style w:type="character" w:customStyle="1" w:styleId="45">
     <w:name w:val="无间隔字符"/>
-    <w:basedOn w:val="15"/>
+    <w:basedOn w:val="16"/>
     <w:link w:val="34"/>
     <w:qFormat/>
     <w:uiPriority w:val="1"/>

--- a/计划.docx
+++ b/计划.docx
@@ -806,6 +806,7 @@
     <w:p>
       <w:pPr>
         <w:numPr>
+          <w:ilvl w:val="0"/>
           <w:numId w:val="0"/>
         </w:numPr>
         <w:spacing w:after="200" w:line="276" w:lineRule="auto"/>
@@ -822,375 +823,416 @@
         </w:rPr>
         <w:t>并且变得可以查看对应角色的技能？</w:t>
       </w:r>
+    </w:p>
+    <w:p>
+      <w:pPr>
+        <w:numPr>
+          <w:ilvl w:val="0"/>
+          <w:numId w:val="1"/>
+        </w:numPr>
+        <w:ind w:left="0" w:leftChars="0" w:firstLine="0" w:firstLineChars="0"/>
+        <w:rPr>
+          <w:rFonts w:hint="default"/>
+          <w:lang w:val="en-US" w:eastAsia="zh-CN"/>
+        </w:rPr>
+      </w:pPr>
+      <w:r>
+        <w:rPr>
+          <w:rFonts w:hint="eastAsia"/>
+          <w:lang w:val="en-US" w:eastAsia="zh-Hans"/>
+        </w:rPr>
+        <w:t>账号关联</w:t>
+      </w:r>
+      <w:r>
+        <w:rPr>
+          <w:rFonts w:hint="default"/>
+          <w:lang w:eastAsia="zh-Hans"/>
+        </w:rPr>
+        <w:t>，</w:t>
+      </w:r>
+      <w:r>
+        <w:rPr>
+          <w:rFonts w:hint="eastAsia"/>
+          <w:lang w:val="en-US" w:eastAsia="zh-Hans"/>
+        </w:rPr>
+        <w:t>推特转发</w:t>
+      </w:r>
+    </w:p>
+    <w:p>
+      <w:pPr>
+        <w:numPr>
+          <w:ilvl w:val="0"/>
+          <w:numId w:val="1"/>
+        </w:numPr>
+        <w:ind w:left="0" w:leftChars="0" w:firstLine="0" w:firstLineChars="0"/>
+        <w:rPr>
+          <w:rFonts w:hint="default"/>
+          <w:lang w:val="en-US" w:eastAsia="zh-CN"/>
+        </w:rPr>
+      </w:pPr>
+      <w:r>
+        <w:rPr>
+          <w:rFonts w:hint="eastAsia"/>
+          <w:lang w:val="en-US" w:eastAsia="zh-Hans"/>
+        </w:rPr>
+        <w:t>广告收看与报酬</w:t>
+      </w:r>
+    </w:p>
+    <w:p>
+      <w:pPr>
+        <w:numPr>
+          <w:ilvl w:val="0"/>
+          <w:numId w:val="1"/>
+        </w:numPr>
+        <w:ind w:left="0" w:leftChars="0" w:firstLine="0" w:firstLineChars="0"/>
+        <w:rPr>
+          <w:rFonts w:hint="default"/>
+          <w:lang w:val="en-US" w:eastAsia="zh-CN"/>
+        </w:rPr>
+      </w:pPr>
+      <w:r>
+        <w:rPr>
+          <w:rFonts w:hint="eastAsia"/>
+          <w:lang w:val="en-US" w:eastAsia="zh-Hans"/>
+        </w:rPr>
+        <w:t>所有关卡</w:t>
+      </w:r>
+      <w:r>
+        <w:rPr>
+          <w:rFonts w:hint="default"/>
+          <w:lang w:eastAsia="zh-Hans"/>
+        </w:rPr>
+        <w:t xml:space="preserve"> </w:t>
+      </w:r>
+    </w:p>
+    <w:p>
+      <w:pPr>
+        <w:numPr>
+          <w:ilvl w:val="0"/>
+          <w:numId w:val="1"/>
+        </w:numPr>
+        <w:ind w:left="0" w:leftChars="0" w:firstLine="0" w:firstLineChars="0"/>
+        <w:rPr>
+          <w:rFonts w:hint="default"/>
+          <w:lang w:val="en-US" w:eastAsia="zh-CN"/>
+        </w:rPr>
+      </w:pPr>
+      <w:r>
+        <w:rPr>
+          <w:rFonts w:hint="eastAsia"/>
+          <w:lang w:val="en-US" w:eastAsia="zh-Hans"/>
+        </w:rPr>
+        <w:t>关卡开始载入瞬间不卡顿</w:t>
+      </w:r>
+      <w:r>
+        <w:rPr>
+          <w:rFonts w:hint="default"/>
+          <w:lang w:eastAsia="zh-Hans"/>
+        </w:rPr>
+        <w:t>，</w:t>
+      </w:r>
+      <w:r>
+        <w:rPr>
+          <w:rFonts w:hint="eastAsia"/>
+          <w:lang w:val="en-US" w:eastAsia="zh-Hans"/>
+        </w:rPr>
+        <w:t>而是靠进度条表示读取</w:t>
+      </w:r>
+      <w:r>
+        <w:rPr>
+          <w:rFonts w:hint="default"/>
+          <w:lang w:eastAsia="zh-Hans"/>
+        </w:rPr>
+        <w:t xml:space="preserve"> **</w:t>
+      </w:r>
+    </w:p>
+    <w:p>
+      <w:pPr>
+        <w:numPr>
+          <w:ilvl w:val="0"/>
+          <w:numId w:val="1"/>
+        </w:numPr>
+        <w:ind w:left="0" w:leftChars="0" w:firstLine="0" w:firstLineChars="0"/>
+        <w:rPr>
+          <w:rFonts w:hint="default"/>
+          <w:lang w:val="en-US" w:eastAsia="zh-CN"/>
+        </w:rPr>
+      </w:pPr>
+      <w:r>
+        <w:rPr>
+          <w:rFonts w:hint="eastAsia"/>
+          <w:lang w:val="en-US" w:eastAsia="zh-Hans"/>
+        </w:rPr>
+        <w:t>技能石多换一</w:t>
+      </w:r>
+      <w:r>
+        <w:rPr>
+          <w:rFonts w:hint="default"/>
+          <w:lang w:eastAsia="zh-Hans"/>
+        </w:rPr>
+        <w:t xml:space="preserve"> **</w:t>
+      </w:r>
+    </w:p>
+    <w:p>
+      <w:pPr>
+        <w:numPr>
+          <w:ilvl w:val="0"/>
+          <w:numId w:val="1"/>
+        </w:numPr>
+        <w:ind w:left="0" w:leftChars="0" w:firstLine="0" w:firstLineChars="0"/>
+        <w:rPr>
+          <w:rFonts w:hint="default"/>
+          <w:lang w:val="en-US" w:eastAsia="zh-CN"/>
+        </w:rPr>
+      </w:pPr>
+      <w:r>
+        <w:rPr>
+          <w:rFonts w:hint="eastAsia"/>
+          <w:lang w:val="en-US" w:eastAsia="zh-Hans"/>
+        </w:rPr>
+        <w:t>多语言适配</w:t>
+      </w:r>
+    </w:p>
+    <w:p>
+      <w:pPr>
+        <w:numPr>
+          <w:ilvl w:val="0"/>
+          <w:numId w:val="1"/>
+        </w:numPr>
+        <w:ind w:left="0" w:leftChars="0" w:firstLine="0" w:firstLineChars="0"/>
+        <w:rPr>
+          <w:rFonts w:hint="default"/>
+          <w:lang w:val="en-US" w:eastAsia="zh-CN"/>
+        </w:rPr>
+      </w:pPr>
+      <w:r>
+        <w:rPr>
+          <w:rFonts w:hint="eastAsia"/>
+          <w:lang w:val="en-US" w:eastAsia="zh-Hans"/>
+        </w:rPr>
+        <w:t>战斗中连击数文本优化</w:t>
+      </w:r>
+      <w:r>
+        <w:rPr>
+          <w:rFonts w:hint="default"/>
+          <w:lang w:eastAsia="zh-Hans"/>
+        </w:rPr>
+        <w:t xml:space="preserve"> **</w:t>
+      </w:r>
+    </w:p>
+    <w:p>
+      <w:pPr>
+        <w:numPr>
+          <w:ilvl w:val="0"/>
+          <w:numId w:val="1"/>
+        </w:numPr>
+        <w:ind w:left="0" w:leftChars="0" w:firstLine="0" w:firstLineChars="0"/>
+        <w:rPr>
+          <w:rFonts w:hint="default"/>
+          <w:lang w:val="en-US" w:eastAsia="zh-CN"/>
+        </w:rPr>
+      </w:pPr>
+      <w:r>
+        <w:rPr>
+          <w:rFonts w:hint="eastAsia"/>
+          <w:lang w:val="en-US" w:eastAsia="zh-Hans"/>
+        </w:rPr>
+        <w:t>战斗血条的美术</w:t>
+      </w:r>
+      <w:r>
+        <w:rPr>
+          <w:rFonts w:hint="default"/>
+          <w:lang w:eastAsia="zh-Hans"/>
+        </w:rPr>
+        <w:t>。</w:t>
+      </w:r>
+      <w:r>
+        <w:rPr>
+          <w:rFonts w:hint="eastAsia"/>
+          <w:lang w:val="en-US" w:eastAsia="zh-Hans"/>
+        </w:rPr>
+        <w:t>可以加个掉血残影或者震动</w:t>
+      </w:r>
+      <w:r>
+        <w:rPr>
+          <w:rFonts w:hint="default"/>
+          <w:lang w:eastAsia="zh-Hans"/>
+        </w:rPr>
+        <w:t xml:space="preserve">。 </w:t>
+      </w:r>
+      <w:r>
+        <w:rPr>
+          <w:rFonts w:hint="eastAsia"/>
+          <w:lang w:val="en-US" w:eastAsia="zh-Hans"/>
+        </w:rPr>
+        <w:t>战斗画面一共就那么一点UI元素</w:t>
+      </w:r>
+      <w:r>
+        <w:rPr>
+          <w:rFonts w:hint="default"/>
+          <w:lang w:eastAsia="zh-Hans"/>
+        </w:rPr>
+        <w:t>，</w:t>
+      </w:r>
+      <w:r>
+        <w:rPr>
+          <w:rFonts w:hint="eastAsia"/>
+          <w:lang w:val="en-US" w:eastAsia="zh-Hans"/>
+        </w:rPr>
+        <w:t>非常英雄整体</w:t>
+      </w:r>
+      <w:r>
+        <w:rPr>
+          <w:rFonts w:hint="default"/>
+          <w:lang w:eastAsia="zh-Hans"/>
+        </w:rPr>
+        <w:t xml:space="preserve"> **</w:t>
+      </w:r>
+    </w:p>
+    <w:p>
+      <w:pPr>
+        <w:numPr>
+          <w:ilvl w:val="0"/>
+          <w:numId w:val="1"/>
+        </w:numPr>
+        <w:ind w:left="0" w:leftChars="0" w:firstLine="0" w:firstLineChars="0"/>
+        <w:rPr>
+          <w:rFonts w:hint="default"/>
+          <w:lang w:val="en-US" w:eastAsia="zh-CN"/>
+        </w:rPr>
+      </w:pPr>
+      <w:r>
+        <w:rPr>
+          <w:rFonts w:hint="eastAsia"/>
+          <w:lang w:val="en-US" w:eastAsia="zh-Hans"/>
+        </w:rPr>
+        <w:t>整体渲染优化</w:t>
+      </w:r>
+      <w:r>
+        <w:rPr>
+          <w:rFonts w:hint="default"/>
+          <w:lang w:eastAsia="zh-Hans"/>
+        </w:rPr>
+        <w:t xml:space="preserve"> **</w:t>
+      </w:r>
+    </w:p>
+    <w:p>
+      <w:pPr>
+        <w:numPr>
+          <w:ilvl w:val="0"/>
+          <w:numId w:val="1"/>
+        </w:numPr>
+        <w:ind w:left="0" w:leftChars="0" w:firstLine="0" w:firstLineChars="0"/>
+        <w:rPr>
+          <w:rFonts w:hint="default"/>
+          <w:lang w:val="en-US" w:eastAsia="zh-CN"/>
+        </w:rPr>
+      </w:pPr>
+      <w:r>
+        <w:rPr>
+          <w:rFonts w:hint="eastAsia"/>
+          <w:lang w:val="en-US" w:eastAsia="zh-Hans"/>
+        </w:rPr>
+        <w:t>战斗画面</w:t>
+      </w:r>
+      <w:r>
+        <w:rPr>
+          <w:rFonts w:hint="default"/>
+          <w:lang w:eastAsia="zh-Hans"/>
+        </w:rPr>
+        <w:t>，</w:t>
+      </w:r>
+      <w:r>
+        <w:rPr>
+          <w:rFonts w:hint="eastAsia"/>
+          <w:lang w:val="en-US" w:eastAsia="zh-Hans"/>
+        </w:rPr>
+        <w:t>模型永远位于地面之上渲染问题</w:t>
+      </w:r>
+      <w:r>
+        <w:rPr>
+          <w:rFonts w:hint="default"/>
+          <w:lang w:eastAsia="zh-Hans"/>
+        </w:rPr>
+        <w:t>。</w:t>
+      </w:r>
+      <w:r>
+        <w:rPr>
+          <w:rFonts w:hint="eastAsia"/>
+          <w:lang w:val="en-US" w:eastAsia="zh-Hans"/>
+        </w:rPr>
+        <w:t>从而简单解决一些穿帮镜头</w:t>
+      </w:r>
+      <w:r>
+        <w:rPr>
+          <w:rFonts w:hint="default"/>
+          <w:lang w:eastAsia="zh-Hans"/>
+        </w:rPr>
+        <w:t xml:space="preserve"> **</w:t>
+      </w:r>
+    </w:p>
+    <w:p>
+      <w:pPr>
+        <w:numPr>
+          <w:ilvl w:val="0"/>
+          <w:numId w:val="1"/>
+        </w:numPr>
+        <w:ind w:left="0" w:leftChars="0" w:firstLine="0" w:firstLineChars="0"/>
+        <w:rPr>
+          <w:rFonts w:hint="default"/>
+          <w:lang w:val="en-US" w:eastAsia="zh-CN"/>
+        </w:rPr>
+      </w:pPr>
+      <w:r>
+        <w:rPr>
+          <w:rFonts w:hint="eastAsia"/>
+          <w:lang w:val="en-US" w:eastAsia="zh-CN"/>
+        </w:rPr>
+        <w:t>迷你九宫格显示，区分出必杀和普通技能</w:t>
+      </w:r>
+    </w:p>
+    <w:p>
+      <w:pPr>
+        <w:numPr>
+          <w:ilvl w:val="0"/>
+          <w:numId w:val="1"/>
+        </w:numPr>
+        <w:ind w:left="0" w:leftChars="0" w:firstLine="0" w:firstLineChars="0"/>
+        <w:rPr>
+          <w:rFonts w:hint="default"/>
+          <w:lang w:val="en-US" w:eastAsia="zh-CN"/>
+        </w:rPr>
+      </w:pPr>
+      <w:r>
+        <w:rPr>
+          <w:rFonts w:hint="eastAsia"/>
+          <w:lang w:val="en-US" w:eastAsia="zh-Hans"/>
+        </w:rPr>
+        <w:t>角色模型库之前是有着一个专门针对“我的角色”的字典</w:t>
+      </w:r>
+      <w:r>
+        <w:rPr>
+          <w:rFonts w:hint="default"/>
+          <w:lang w:eastAsia="zh-Hans"/>
+        </w:rPr>
+        <w:t>，</w:t>
+      </w:r>
+      <w:r>
+        <w:rPr>
+          <w:rFonts w:hint="eastAsia"/>
+          <w:lang w:val="en-US" w:eastAsia="zh-Hans"/>
+        </w:rPr>
+        <w:t>这个东西是否真的还有必要</w:t>
+      </w:r>
+      <w:r>
+        <w:rPr>
+          <w:rFonts w:hint="default"/>
+          <w:lang w:eastAsia="zh-Hans"/>
+        </w:rPr>
+        <w:t>？</w:t>
+      </w:r>
       <w:bookmarkStart w:id="0" w:name="_GoBack"/>
       <w:bookmarkEnd w:id="0"/>
-    </w:p>
-    <w:p>
-      <w:pPr>
-        <w:numPr>
-          <w:ilvl w:val="0"/>
-          <w:numId w:val="1"/>
-        </w:numPr>
-        <w:ind w:left="0" w:leftChars="0" w:firstLine="0" w:firstLineChars="0"/>
-        <w:rPr>
-          <w:rFonts w:hint="default"/>
-          <w:lang w:val="en-US" w:eastAsia="zh-CN"/>
-        </w:rPr>
-      </w:pPr>
-      <w:r>
-        <w:rPr>
-          <w:rFonts w:hint="eastAsia"/>
-          <w:lang w:val="en-US" w:eastAsia="zh-Hans"/>
-        </w:rPr>
-        <w:t>账号关联</w:t>
-      </w:r>
-      <w:r>
-        <w:rPr>
-          <w:rFonts w:hint="default"/>
-          <w:lang w:eastAsia="zh-Hans"/>
-        </w:rPr>
-        <w:t>，</w:t>
-      </w:r>
-      <w:r>
-        <w:rPr>
-          <w:rFonts w:hint="eastAsia"/>
-          <w:lang w:val="en-US" w:eastAsia="zh-Hans"/>
-        </w:rPr>
-        <w:t>推特转发</w:t>
-      </w:r>
-    </w:p>
-    <w:p>
-      <w:pPr>
-        <w:numPr>
-          <w:ilvl w:val="0"/>
-          <w:numId w:val="1"/>
-        </w:numPr>
-        <w:ind w:left="0" w:leftChars="0" w:firstLine="0" w:firstLineChars="0"/>
-        <w:rPr>
-          <w:rFonts w:hint="default"/>
-          <w:lang w:val="en-US" w:eastAsia="zh-CN"/>
-        </w:rPr>
-      </w:pPr>
-      <w:r>
-        <w:rPr>
-          <w:rFonts w:hint="eastAsia"/>
-          <w:lang w:val="en-US" w:eastAsia="zh-Hans"/>
-        </w:rPr>
-        <w:t>广告收看与报酬</w:t>
-      </w:r>
-    </w:p>
-    <w:p>
-      <w:pPr>
-        <w:numPr>
-          <w:ilvl w:val="0"/>
-          <w:numId w:val="1"/>
-        </w:numPr>
-        <w:ind w:left="0" w:leftChars="0" w:firstLine="0" w:firstLineChars="0"/>
-        <w:rPr>
-          <w:rFonts w:hint="default"/>
-          <w:lang w:val="en-US" w:eastAsia="zh-CN"/>
-        </w:rPr>
-      </w:pPr>
-      <w:r>
-        <w:rPr>
-          <w:rFonts w:hint="eastAsia"/>
-          <w:lang w:val="en-US" w:eastAsia="zh-Hans"/>
-        </w:rPr>
-        <w:t>所有关卡</w:t>
-      </w:r>
-      <w:r>
-        <w:rPr>
-          <w:rFonts w:hint="default"/>
-          <w:lang w:eastAsia="zh-Hans"/>
-        </w:rPr>
-        <w:t xml:space="preserve"> </w:t>
-      </w:r>
-    </w:p>
-    <w:p>
-      <w:pPr>
-        <w:numPr>
-          <w:ilvl w:val="0"/>
-          <w:numId w:val="1"/>
-        </w:numPr>
-        <w:ind w:left="0" w:leftChars="0" w:firstLine="0" w:firstLineChars="0"/>
-        <w:rPr>
-          <w:rFonts w:hint="default"/>
-          <w:lang w:val="en-US" w:eastAsia="zh-CN"/>
-        </w:rPr>
-      </w:pPr>
-      <w:r>
-        <w:rPr>
-          <w:rFonts w:hint="eastAsia"/>
-          <w:lang w:val="en-US" w:eastAsia="zh-Hans"/>
-        </w:rPr>
-        <w:t>关卡开始载入瞬间不卡顿</w:t>
-      </w:r>
-      <w:r>
-        <w:rPr>
-          <w:rFonts w:hint="default"/>
-          <w:lang w:eastAsia="zh-Hans"/>
-        </w:rPr>
-        <w:t>，</w:t>
-      </w:r>
-      <w:r>
-        <w:rPr>
-          <w:rFonts w:hint="eastAsia"/>
-          <w:lang w:val="en-US" w:eastAsia="zh-Hans"/>
-        </w:rPr>
-        <w:t>而是靠进度条表示读取</w:t>
-      </w:r>
-      <w:r>
-        <w:rPr>
-          <w:rFonts w:hint="default"/>
-          <w:lang w:eastAsia="zh-Hans"/>
-        </w:rPr>
-        <w:t xml:space="preserve"> **</w:t>
-      </w:r>
-    </w:p>
-    <w:p>
-      <w:pPr>
-        <w:numPr>
-          <w:ilvl w:val="0"/>
-          <w:numId w:val="1"/>
-        </w:numPr>
-        <w:ind w:left="0" w:leftChars="0" w:firstLine="0" w:firstLineChars="0"/>
-        <w:rPr>
-          <w:rFonts w:hint="default"/>
-          <w:lang w:val="en-US" w:eastAsia="zh-CN"/>
-        </w:rPr>
-      </w:pPr>
-      <w:r>
-        <w:rPr>
-          <w:rFonts w:hint="eastAsia"/>
-          <w:lang w:val="en-US" w:eastAsia="zh-Hans"/>
-        </w:rPr>
-        <w:t>技能石多换一</w:t>
-      </w:r>
-      <w:r>
-        <w:rPr>
-          <w:rFonts w:hint="default"/>
-          <w:lang w:eastAsia="zh-Hans"/>
-        </w:rPr>
-        <w:t xml:space="preserve"> **</w:t>
-      </w:r>
-    </w:p>
-    <w:p>
-      <w:pPr>
-        <w:numPr>
-          <w:ilvl w:val="0"/>
-          <w:numId w:val="1"/>
-        </w:numPr>
-        <w:ind w:left="0" w:leftChars="0" w:firstLine="0" w:firstLineChars="0"/>
-        <w:rPr>
-          <w:rFonts w:hint="default"/>
-          <w:lang w:val="en-US" w:eastAsia="zh-CN"/>
-        </w:rPr>
-      </w:pPr>
-      <w:r>
-        <w:rPr>
-          <w:rFonts w:hint="eastAsia"/>
-          <w:lang w:val="en-US" w:eastAsia="zh-Hans"/>
-        </w:rPr>
-        <w:t>多语言适配</w:t>
-      </w:r>
-    </w:p>
-    <w:p>
-      <w:pPr>
-        <w:numPr>
-          <w:ilvl w:val="0"/>
-          <w:numId w:val="1"/>
-        </w:numPr>
-        <w:ind w:left="0" w:leftChars="0" w:firstLine="0" w:firstLineChars="0"/>
-        <w:rPr>
-          <w:rFonts w:hint="default"/>
-          <w:lang w:val="en-US" w:eastAsia="zh-CN"/>
-        </w:rPr>
-      </w:pPr>
-      <w:r>
-        <w:rPr>
-          <w:rFonts w:hint="eastAsia"/>
-          <w:lang w:val="en-US" w:eastAsia="zh-Hans"/>
-        </w:rPr>
-        <w:t>战斗中连击数文本优化</w:t>
-      </w:r>
-      <w:r>
-        <w:rPr>
-          <w:rFonts w:hint="default"/>
-          <w:lang w:eastAsia="zh-Hans"/>
-        </w:rPr>
-        <w:t xml:space="preserve"> **</w:t>
-      </w:r>
-    </w:p>
-    <w:p>
-      <w:pPr>
-        <w:numPr>
-          <w:ilvl w:val="0"/>
-          <w:numId w:val="1"/>
-        </w:numPr>
-        <w:ind w:left="0" w:leftChars="0" w:firstLine="0" w:firstLineChars="0"/>
-        <w:rPr>
-          <w:rFonts w:hint="default"/>
-          <w:lang w:val="en-US" w:eastAsia="zh-CN"/>
-        </w:rPr>
-      </w:pPr>
-      <w:r>
-        <w:rPr>
-          <w:rFonts w:hint="eastAsia"/>
-          <w:lang w:val="en-US" w:eastAsia="zh-Hans"/>
-        </w:rPr>
-        <w:t>战斗血条的美术</w:t>
-      </w:r>
-      <w:r>
-        <w:rPr>
-          <w:rFonts w:hint="default"/>
-          <w:lang w:eastAsia="zh-Hans"/>
-        </w:rPr>
-        <w:t>。</w:t>
-      </w:r>
-      <w:r>
-        <w:rPr>
-          <w:rFonts w:hint="eastAsia"/>
-          <w:lang w:val="en-US" w:eastAsia="zh-Hans"/>
-        </w:rPr>
-        <w:t>可以加个掉血残影或者震动</w:t>
-      </w:r>
-      <w:r>
-        <w:rPr>
-          <w:rFonts w:hint="default"/>
-          <w:lang w:eastAsia="zh-Hans"/>
-        </w:rPr>
-        <w:t xml:space="preserve">。 </w:t>
-      </w:r>
-      <w:r>
-        <w:rPr>
-          <w:rFonts w:hint="eastAsia"/>
-          <w:lang w:val="en-US" w:eastAsia="zh-Hans"/>
-        </w:rPr>
-        <w:t>战斗画面一共就那么一点UI元素</w:t>
-      </w:r>
-      <w:r>
-        <w:rPr>
-          <w:rFonts w:hint="default"/>
-          <w:lang w:eastAsia="zh-Hans"/>
-        </w:rPr>
-        <w:t>，</w:t>
-      </w:r>
-      <w:r>
-        <w:rPr>
-          <w:rFonts w:hint="eastAsia"/>
-          <w:lang w:val="en-US" w:eastAsia="zh-Hans"/>
-        </w:rPr>
-        <w:t>非常英雄整体</w:t>
-      </w:r>
-      <w:r>
-        <w:rPr>
-          <w:rFonts w:hint="default"/>
-          <w:lang w:eastAsia="zh-Hans"/>
-        </w:rPr>
-        <w:t xml:space="preserve"> **</w:t>
-      </w:r>
-    </w:p>
-    <w:p>
-      <w:pPr>
-        <w:numPr>
-          <w:ilvl w:val="0"/>
-          <w:numId w:val="1"/>
-        </w:numPr>
-        <w:ind w:left="0" w:leftChars="0" w:firstLine="0" w:firstLineChars="0"/>
-        <w:rPr>
-          <w:rFonts w:hint="default"/>
-          <w:lang w:val="en-US" w:eastAsia="zh-CN"/>
-        </w:rPr>
-      </w:pPr>
-      <w:r>
-        <w:rPr>
-          <w:rFonts w:hint="eastAsia"/>
-          <w:lang w:val="en-US" w:eastAsia="zh-Hans"/>
-        </w:rPr>
-        <w:t>整体渲染优化</w:t>
-      </w:r>
-      <w:r>
-        <w:rPr>
-          <w:rFonts w:hint="default"/>
-          <w:lang w:eastAsia="zh-Hans"/>
-        </w:rPr>
-        <w:t xml:space="preserve"> **</w:t>
-      </w:r>
-    </w:p>
-    <w:p>
-      <w:pPr>
-        <w:numPr>
-          <w:ilvl w:val="0"/>
-          <w:numId w:val="1"/>
-        </w:numPr>
-        <w:ind w:left="0" w:leftChars="0" w:firstLine="0" w:firstLineChars="0"/>
-        <w:rPr>
-          <w:rFonts w:hint="default"/>
-          <w:lang w:val="en-US" w:eastAsia="zh-CN"/>
-        </w:rPr>
-      </w:pPr>
-      <w:r>
-        <w:rPr>
-          <w:rFonts w:hint="eastAsia"/>
-          <w:lang w:val="en-US" w:eastAsia="zh-Hans"/>
-        </w:rPr>
-        <w:t>战斗画面</w:t>
-      </w:r>
-      <w:r>
-        <w:rPr>
-          <w:rFonts w:hint="default"/>
-          <w:lang w:eastAsia="zh-Hans"/>
-        </w:rPr>
-        <w:t>，</w:t>
-      </w:r>
-      <w:r>
-        <w:rPr>
-          <w:rFonts w:hint="eastAsia"/>
-          <w:lang w:val="en-US" w:eastAsia="zh-Hans"/>
-        </w:rPr>
-        <w:t>模型永远位于地面之上渲染问题</w:t>
-      </w:r>
-      <w:r>
-        <w:rPr>
-          <w:rFonts w:hint="default"/>
-          <w:lang w:eastAsia="zh-Hans"/>
-        </w:rPr>
-        <w:t>。</w:t>
-      </w:r>
-      <w:r>
-        <w:rPr>
-          <w:rFonts w:hint="eastAsia"/>
-          <w:lang w:val="en-US" w:eastAsia="zh-Hans"/>
-        </w:rPr>
-        <w:t>从而简单解决一些穿帮镜头</w:t>
-      </w:r>
-      <w:r>
-        <w:rPr>
-          <w:rFonts w:hint="default"/>
-          <w:lang w:eastAsia="zh-Hans"/>
-        </w:rPr>
-        <w:t xml:space="preserve"> **</w:t>
-      </w:r>
-    </w:p>
-    <w:p>
-      <w:pPr>
-        <w:numPr>
-          <w:ilvl w:val="0"/>
-          <w:numId w:val="1"/>
-        </w:numPr>
-        <w:ind w:left="0" w:leftChars="0" w:firstLine="0" w:firstLineChars="0"/>
-        <w:rPr>
-          <w:rFonts w:hint="default"/>
-          <w:lang w:val="en-US" w:eastAsia="zh-CN"/>
-        </w:rPr>
-      </w:pPr>
-      <w:r>
-        <w:rPr>
-          <w:rFonts w:hint="eastAsia"/>
-          <w:lang w:val="en-US" w:eastAsia="zh-CN"/>
-        </w:rPr>
-        <w:t>迷你九宫格显示，区分出必杀和普通技能</w:t>
-      </w:r>
     </w:p>
     <w:p>
       <w:pPr>
@@ -1756,13 +1798,13 @@
       <w:color w:val="632523" w:themeColor="accent2" w:themeShade="80"/>
     </w:rPr>
   </w:style>
-  <w:style w:type="character" w:default="1" w:styleId="16">
+  <w:style w:type="character" w:default="1" w:styleId="15">
     <w:name w:val="Default Paragraph Font"/>
     <w:unhideWhenUsed/>
     <w:qFormat/>
     <w:uiPriority w:val="1"/>
   </w:style>
-  <w:style w:type="table" w:default="1" w:styleId="15">
+  <w:style w:type="table" w:default="1" w:styleId="18">
     <w:name w:val="Normal Table"/>
     <w:unhideWhenUsed/>
     <w:qFormat/>
@@ -1839,7 +1881,7 @@
       <w:szCs w:val="48"/>
     </w:rPr>
   </w:style>
-  <w:style w:type="character" w:styleId="17">
+  <w:style w:type="character" w:styleId="16">
     <w:name w:val="Strong"/>
     <w:qFormat/>
     <w:uiPriority w:val="22"/>
@@ -1853,7 +1895,7 @@
       </w14:textFill>
     </w:rPr>
   </w:style>
-  <w:style w:type="character" w:styleId="18">
+  <w:style w:type="character" w:styleId="17">
     <w:name w:val="Emphasis"/>
     <w:qFormat/>
     <w:uiPriority w:val="20"/>
@@ -1902,7 +1944,7 @@
   </w:style>
   <w:style w:type="character" w:customStyle="1" w:styleId="22">
     <w:name w:val="日期字符"/>
-    <w:basedOn w:val="16"/>
+    <w:basedOn w:val="15"/>
     <w:link w:val="12"/>
     <w:semiHidden/>
     <w:qFormat/>
@@ -1916,7 +1958,7 @@
   </w:style>
   <w:style w:type="character" w:customStyle="1" w:styleId="23">
     <w:name w:val="标题 1字符"/>
-    <w:basedOn w:val="16"/>
+    <w:basedOn w:val="15"/>
     <w:link w:val="2"/>
     <w:qFormat/>
     <w:uiPriority w:val="9"/>
@@ -1929,7 +1971,7 @@
   </w:style>
   <w:style w:type="character" w:customStyle="1" w:styleId="24">
     <w:name w:val="标题 2字符"/>
-    <w:basedOn w:val="16"/>
+    <w:basedOn w:val="15"/>
     <w:link w:val="3"/>
     <w:qFormat/>
     <w:uiPriority w:val="9"/>
@@ -1944,7 +1986,7 @@
   </w:style>
   <w:style w:type="character" w:customStyle="1" w:styleId="25">
     <w:name w:val="标题 3字符"/>
-    <w:basedOn w:val="16"/>
+    <w:basedOn w:val="15"/>
     <w:link w:val="4"/>
     <w:qFormat/>
     <w:uiPriority w:val="9"/>
@@ -1960,7 +2002,7 @@
   </w:style>
   <w:style w:type="character" w:customStyle="1" w:styleId="26">
     <w:name w:val="标题 4字符"/>
-    <w:basedOn w:val="16"/>
+    <w:basedOn w:val="15"/>
     <w:link w:val="5"/>
     <w:qFormat/>
     <w:uiPriority w:val="9"/>
@@ -1970,7 +2012,7 @@
   </w:style>
   <w:style w:type="character" w:customStyle="1" w:styleId="27">
     <w:name w:val="标题 5字符"/>
-    <w:basedOn w:val="16"/>
+    <w:basedOn w:val="15"/>
     <w:link w:val="6"/>
     <w:qFormat/>
     <w:uiPriority w:val="9"/>
@@ -1984,7 +2026,7 @@
   </w:style>
   <w:style w:type="character" w:customStyle="1" w:styleId="28">
     <w:name w:val="标题 6字符"/>
-    <w:basedOn w:val="16"/>
+    <w:basedOn w:val="15"/>
     <w:link w:val="7"/>
     <w:qFormat/>
     <w:uiPriority w:val="9"/>
@@ -2002,7 +2044,7 @@
   </w:style>
   <w:style w:type="character" w:customStyle="1" w:styleId="29">
     <w:name w:val="标题 7字符"/>
-    <w:basedOn w:val="16"/>
+    <w:basedOn w:val="15"/>
     <w:link w:val="8"/>
     <w:semiHidden/>
     <w:qFormat/>
@@ -2021,7 +2063,7 @@
   </w:style>
   <w:style w:type="character" w:customStyle="1" w:styleId="30">
     <w:name w:val="标题 8字符"/>
-    <w:basedOn w:val="16"/>
+    <w:basedOn w:val="15"/>
     <w:link w:val="9"/>
     <w:semiHidden/>
     <w:qFormat/>
@@ -2035,7 +2077,7 @@
   </w:style>
   <w:style w:type="character" w:customStyle="1" w:styleId="31">
     <w:name w:val="标题 9字符"/>
-    <w:basedOn w:val="16"/>
+    <w:basedOn w:val="15"/>
     <w:link w:val="10"/>
     <w:semiHidden/>
     <w:qFormat/>
@@ -2049,7 +2091,7 @@
   </w:style>
   <w:style w:type="character" w:customStyle="1" w:styleId="32">
     <w:name w:val="标题字符"/>
-    <w:basedOn w:val="16"/>
+    <w:basedOn w:val="15"/>
     <w:link w:val="14"/>
     <w:qFormat/>
     <w:uiPriority w:val="10"/>
@@ -2061,7 +2103,7 @@
   </w:style>
   <w:style w:type="character" w:customStyle="1" w:styleId="33">
     <w:name w:val="副标题字符"/>
-    <w:basedOn w:val="16"/>
+    <w:basedOn w:val="15"/>
     <w:link w:val="13"/>
     <w:qFormat/>
     <w:uiPriority w:val="11"/>
@@ -2093,7 +2135,7 @@
   </w:style>
   <w:style w:type="character" w:customStyle="1" w:styleId="36">
     <w:name w:val="引用字符"/>
-    <w:basedOn w:val="16"/>
+    <w:basedOn w:val="15"/>
     <w:link w:val="35"/>
     <w:qFormat/>
     <w:uiPriority w:val="29"/>
@@ -2132,7 +2174,7 @@
   </w:style>
   <w:style w:type="character" w:customStyle="1" w:styleId="38">
     <w:name w:val="明显引用字符"/>
-    <w:basedOn w:val="16"/>
+    <w:basedOn w:val="15"/>
     <w:link w:val="37"/>
     <w:qFormat/>
     <w:uiPriority w:val="30"/>
@@ -2222,7 +2264,7 @@
   </w:style>
   <w:style w:type="character" w:customStyle="1" w:styleId="45">
     <w:name w:val="无间隔字符"/>
-    <w:basedOn w:val="16"/>
+    <w:basedOn w:val="15"/>
     <w:link w:val="34"/>
     <w:qFormat/>
     <w:uiPriority w:val="1"/>

--- a/计划.docx
+++ b/计划.docx
@@ -1180,7 +1180,7 @@
         <w:ind w:left="0" w:leftChars="0" w:firstLine="0" w:firstLineChars="0"/>
         <w:rPr>
           <w:rFonts w:hint="default"/>
-          <w:lang w:val="en-US" w:eastAsia="zh-CN"/>
+          <w:lang w:eastAsia="zh-Hans"/>
         </w:rPr>
       </w:pPr>
       <w:r>
@@ -1190,91 +1190,15 @@
         </w:rPr>
         <w:t>迷你九宫格显示，区分出必杀和普通技能</w:t>
       </w:r>
-    </w:p>
-    <w:p>
-      <w:pPr>
-        <w:numPr>
-          <w:ilvl w:val="0"/>
-          <w:numId w:val="1"/>
-        </w:numPr>
-        <w:ind w:left="0" w:leftChars="0" w:firstLine="0" w:firstLineChars="0"/>
-        <w:rPr>
-          <w:rFonts w:hint="default"/>
-          <w:lang w:val="en-US" w:eastAsia="zh-CN"/>
-        </w:rPr>
-      </w:pPr>
-      <w:r>
-        <w:rPr>
-          <w:rFonts w:hint="eastAsia"/>
-          <w:lang w:val="en-US" w:eastAsia="zh-Hans"/>
-        </w:rPr>
-        <w:t>角色模型库之前是有着一个专门针对“我的角色”的字典</w:t>
-      </w:r>
-      <w:r>
-        <w:rPr>
-          <w:rFonts w:hint="default"/>
-          <w:lang w:eastAsia="zh-Hans"/>
-        </w:rPr>
-        <w:t>，</w:t>
-      </w:r>
-      <w:r>
-        <w:rPr>
-          <w:rFonts w:hint="eastAsia"/>
-          <w:lang w:val="en-US" w:eastAsia="zh-Hans"/>
-        </w:rPr>
-        <w:t>这个东西是否真的还有必要</w:t>
-      </w:r>
-      <w:r>
-        <w:rPr>
-          <w:rFonts w:hint="default"/>
-          <w:lang w:eastAsia="zh-Hans"/>
-        </w:rPr>
-        <w:t>？</w:t>
+      <w:r>
+        <w:rPr>
+          <w:rFonts w:hint="default"/>
+          <w:lang w:eastAsia="zh-CN"/>
+        </w:rPr>
+        <w:t xml:space="preserve"> *</w:t>
       </w:r>
       <w:bookmarkStart w:id="0" w:name="_GoBack"/>
       <w:bookmarkEnd w:id="0"/>
-    </w:p>
-    <w:p>
-      <w:pPr>
-        <w:numPr>
-          <w:ilvl w:val="0"/>
-          <w:numId w:val="0"/>
-        </w:numPr>
-        <w:spacing w:after="200" w:line="276" w:lineRule="auto"/>
-        <w:jc w:val="both"/>
-        <w:rPr>
-          <w:rFonts w:hint="default"/>
-          <w:lang w:eastAsia="zh-Hans"/>
-        </w:rPr>
-      </w:pPr>
-    </w:p>
-    <w:p>
-      <w:pPr>
-        <w:numPr>
-          <w:ilvl w:val="0"/>
-          <w:numId w:val="0"/>
-        </w:numPr>
-        <w:spacing w:after="200" w:line="276" w:lineRule="auto"/>
-        <w:jc w:val="both"/>
-        <w:rPr>
-          <w:rFonts w:hint="default"/>
-          <w:lang w:eastAsia="zh-Hans"/>
-        </w:rPr>
-      </w:pPr>
-    </w:p>
-    <w:p>
-      <w:pPr>
-        <w:numPr>
-          <w:ilvl w:val="0"/>
-          <w:numId w:val="0"/>
-        </w:numPr>
-        <w:spacing w:after="200" w:line="276" w:lineRule="auto"/>
-        <w:jc w:val="both"/>
-        <w:rPr>
-          <w:rFonts w:hint="default"/>
-          <w:lang w:eastAsia="zh-Hans"/>
-        </w:rPr>
-      </w:pPr>
     </w:p>
     <w:p>
       <w:pPr>

--- a/计划.docx
+++ b/计划.docx
@@ -1197,8 +1197,325 @@
         </w:rPr>
         <w:t xml:space="preserve"> *</w:t>
       </w:r>
+    </w:p>
+    <w:p>
+      <w:pPr>
+        <w:numPr>
+          <w:numId w:val="0"/>
+        </w:numPr>
+        <w:spacing w:after="200" w:line="276" w:lineRule="auto"/>
+        <w:jc w:val="both"/>
+        <w:rPr>
+          <w:rFonts w:hint="default"/>
+          <w:lang w:eastAsia="zh-CN"/>
+        </w:rPr>
+      </w:pPr>
+    </w:p>
+    <w:p>
+      <w:pPr>
+        <w:numPr>
+          <w:numId w:val="0"/>
+        </w:numPr>
+        <w:spacing w:after="200" w:line="276" w:lineRule="auto"/>
+        <w:jc w:val="both"/>
+        <w:rPr>
+          <w:rFonts w:hint="default"/>
+          <w:lang w:eastAsia="zh-CN"/>
+        </w:rPr>
+      </w:pPr>
+    </w:p>
+    <w:p>
+      <w:pPr>
+        <w:numPr>
+          <w:numId w:val="0"/>
+        </w:numPr>
+        <w:spacing w:after="200" w:line="276" w:lineRule="auto"/>
+        <w:jc w:val="both"/>
+        <w:rPr>
+          <w:rFonts w:hint="default"/>
+          <w:lang w:eastAsia="zh-CN"/>
+        </w:rPr>
+      </w:pPr>
+    </w:p>
+    <w:p>
+      <w:pPr>
+        <w:numPr>
+          <w:numId w:val="0"/>
+        </w:numPr>
+        <w:spacing w:after="200" w:line="276" w:lineRule="auto"/>
+        <w:jc w:val="both"/>
+        <w:rPr>
+          <w:rFonts w:hint="eastAsia"/>
+          <w:lang w:val="en-US" w:eastAsia="zh-Hans"/>
+        </w:rPr>
+      </w:pPr>
+    </w:p>
+    <w:p>
+      <w:pPr>
+        <w:pStyle w:val="2"/>
+        <w:bidi w:val="0"/>
+        <w:rPr>
+          <w:rFonts w:hint="default"/>
+          <w:lang w:eastAsia="zh-Hans"/>
+        </w:rPr>
+      </w:pPr>
+      <w:r>
+        <w:rPr>
+          <w:rFonts w:hint="eastAsia"/>
+          <w:lang w:val="en-US" w:eastAsia="zh-Hans"/>
+        </w:rPr>
+        <w:t>上面的这个任务逻辑可以保留并且一点点添加</w:t>
+      </w:r>
+      <w:r>
+        <w:rPr>
+          <w:rFonts w:hint="default"/>
+          <w:lang w:eastAsia="zh-Hans"/>
+        </w:rPr>
+        <w:t>,</w:t>
+      </w:r>
+      <w:r>
+        <w:rPr>
+          <w:rFonts w:hint="eastAsia"/>
+          <w:lang w:val="en-US" w:eastAsia="zh-Hans"/>
+        </w:rPr>
+        <w:t>但是我们可以制定一些适合自己的进行方式</w:t>
+      </w:r>
+      <w:r>
+        <w:rPr>
+          <w:rFonts w:hint="default"/>
+          <w:lang w:eastAsia="zh-Hans"/>
+        </w:rPr>
+        <w:t>。</w:t>
+      </w:r>
+    </w:p>
+    <w:p>
+      <w:pPr>
+        <w:pStyle w:val="2"/>
+        <w:bidi w:val="0"/>
+        <w:rPr>
+          <w:rFonts w:hint="default"/>
+          <w:lang w:eastAsia="zh-Hans"/>
+        </w:rPr>
+      </w:pPr>
+      <w:r>
+        <w:rPr>
+          <w:rFonts w:hint="eastAsia"/>
+          <w:lang w:val="en-US" w:eastAsia="zh-Hans"/>
+        </w:rPr>
+        <w:t>既然随着房子就剩下自己</w:t>
+      </w:r>
+      <w:r>
+        <w:rPr>
+          <w:rFonts w:hint="default"/>
+          <w:lang w:eastAsia="zh-Hans"/>
+        </w:rPr>
+        <w:t>，</w:t>
+      </w:r>
+      <w:r>
+        <w:rPr>
+          <w:rFonts w:hint="eastAsia"/>
+          <w:lang w:val="en-US" w:eastAsia="zh-Hans"/>
+        </w:rPr>
+        <w:t>我们终于又来到了一个新阶段</w:t>
+      </w:r>
+      <w:r>
+        <w:rPr>
+          <w:rFonts w:hint="default"/>
+          <w:lang w:eastAsia="zh-Hans"/>
+        </w:rPr>
+        <w:t>，</w:t>
+      </w:r>
+      <w:r>
+        <w:rPr>
+          <w:rFonts w:hint="eastAsia"/>
+          <w:lang w:val="en-US" w:eastAsia="zh-Hans"/>
+        </w:rPr>
+        <w:t>那么之前一直在说的音效问题</w:t>
+      </w:r>
+      <w:r>
+        <w:rPr>
+          <w:rFonts w:hint="default"/>
+          <w:lang w:eastAsia="zh-Hans"/>
+        </w:rPr>
+        <w:t>，</w:t>
+      </w:r>
+      <w:r>
+        <w:rPr>
+          <w:rFonts w:hint="eastAsia"/>
+          <w:lang w:val="en-US" w:eastAsia="zh-Hans"/>
+        </w:rPr>
+        <w:t>而且这个问题不是说妈不离开房子就几乎没法进行</w:t>
+      </w:r>
+      <w:r>
+        <w:rPr>
+          <w:rFonts w:hint="default"/>
+          <w:lang w:eastAsia="zh-Hans"/>
+        </w:rPr>
+        <w:t>？</w:t>
+      </w:r>
+      <w:r>
+        <w:rPr>
+          <w:rFonts w:hint="eastAsia"/>
+          <w:lang w:val="en-US" w:eastAsia="zh-Hans"/>
+        </w:rPr>
+        <w:t>所有声音类问题</w:t>
+      </w:r>
+      <w:r>
+        <w:rPr>
+          <w:rFonts w:hint="default"/>
+          <w:lang w:eastAsia="zh-Hans"/>
+        </w:rPr>
+        <w:t>，</w:t>
+      </w:r>
+      <w:r>
+        <w:rPr>
+          <w:rFonts w:hint="eastAsia"/>
+          <w:lang w:val="en-US" w:eastAsia="zh-Hans"/>
+        </w:rPr>
+        <w:t>则可以作为接下来的重点工作</w:t>
+      </w:r>
+      <w:r>
+        <w:rPr>
+          <w:rFonts w:hint="default"/>
+          <w:lang w:eastAsia="zh-Hans"/>
+        </w:rPr>
+        <w:t>。</w:t>
+      </w:r>
+    </w:p>
+    <w:p>
+      <w:pPr>
+        <w:pStyle w:val="2"/>
+        <w:bidi w:val="0"/>
+        <w:rPr>
+          <w:rFonts w:hint="default"/>
+          <w:lang w:val="en-US" w:eastAsia="zh-CN"/>
+        </w:rPr>
+      </w:pPr>
+      <w:r>
+        <w:rPr>
+          <w:rFonts w:hint="eastAsia"/>
+          <w:lang w:val="en-US" w:eastAsia="zh-Hans"/>
+        </w:rPr>
+        <w:t>与音类问题并列的几个大块是技能平衡</w:t>
+      </w:r>
+      <w:r>
+        <w:rPr>
+          <w:rFonts w:hint="default"/>
+          <w:lang w:eastAsia="zh-Hans"/>
+        </w:rPr>
+        <w:t>，</w:t>
+      </w:r>
+      <w:r>
+        <w:rPr>
+          <w:rFonts w:hint="eastAsia"/>
+          <w:lang w:val="en-US" w:eastAsia="zh-Hans"/>
+        </w:rPr>
+        <w:t>关卡</w:t>
+      </w:r>
+      <w:r>
+        <w:rPr>
+          <w:rFonts w:hint="default"/>
+          <w:lang w:eastAsia="zh-Hans"/>
+        </w:rPr>
+        <w:t>，</w:t>
+      </w:r>
+      <w:r>
+        <w:rPr>
+          <w:rFonts w:hint="eastAsia"/>
+          <w:lang w:val="en-US" w:eastAsia="zh-Hans"/>
+        </w:rPr>
+        <w:t>以及竞技场</w:t>
+      </w:r>
+      <w:r>
+        <w:rPr>
+          <w:rFonts w:hint="default"/>
+          <w:lang w:eastAsia="zh-Hans"/>
+        </w:rPr>
+        <w:t>。</w:t>
+      </w:r>
+      <w:r>
+        <w:rPr>
+          <w:rFonts w:hint="eastAsia"/>
+          <w:lang w:val="en-US" w:eastAsia="zh-Hans"/>
+        </w:rPr>
+        <w:t>这几个大块</w:t>
+      </w:r>
+      <w:r>
+        <w:rPr>
+          <w:rFonts w:hint="default"/>
+          <w:lang w:eastAsia="zh-Hans"/>
+        </w:rPr>
+        <w:t>，</w:t>
+      </w:r>
+      <w:r>
+        <w:rPr>
+          <w:rFonts w:hint="eastAsia"/>
+          <w:lang w:val="en-US" w:eastAsia="zh-Hans"/>
+        </w:rPr>
+        <w:t>都没有完美一说</w:t>
+      </w:r>
+      <w:r>
+        <w:rPr>
+          <w:rFonts w:hint="default"/>
+          <w:lang w:eastAsia="zh-Hans"/>
+        </w:rPr>
+        <w:t>，</w:t>
+      </w:r>
+      <w:r>
+        <w:rPr>
+          <w:rFonts w:hint="eastAsia"/>
+          <w:lang w:val="en-US" w:eastAsia="zh-Hans"/>
+        </w:rPr>
+        <w:t>都是要做到一个我们能承受的住的范围</w:t>
+      </w:r>
+      <w:r>
+        <w:rPr>
+          <w:rFonts w:hint="default"/>
+          <w:lang w:eastAsia="zh-Hans"/>
+        </w:rPr>
+        <w:t>。</w:t>
+      </w:r>
+    </w:p>
+    <w:p>
+      <w:pPr>
+        <w:numPr>
+          <w:numId w:val="0"/>
+        </w:numPr>
+        <w:spacing w:after="200" w:line="276" w:lineRule="auto"/>
+        <w:jc w:val="both"/>
+        <w:rPr>
+          <w:rFonts w:hint="default"/>
+          <w:lang w:eastAsia="zh-CN"/>
+        </w:rPr>
+      </w:pPr>
       <w:bookmarkStart w:id="0" w:name="_GoBack"/>
       <w:bookmarkEnd w:id="0"/>
+    </w:p>
+    <w:p>
+      <w:pPr>
+        <w:numPr>
+          <w:numId w:val="0"/>
+        </w:numPr>
+        <w:spacing w:after="200" w:line="276" w:lineRule="auto"/>
+        <w:jc w:val="both"/>
+        <w:rPr>
+          <w:rFonts w:hint="default"/>
+          <w:lang w:eastAsia="zh-CN"/>
+        </w:rPr>
+      </w:pPr>
+    </w:p>
+    <w:p>
+      <w:pPr>
+        <w:numPr>
+          <w:numId w:val="0"/>
+        </w:numPr>
+        <w:spacing w:after="200" w:line="276" w:lineRule="auto"/>
+        <w:jc w:val="both"/>
+        <w:rPr>
+          <w:rFonts w:hint="default"/>
+          <w:lang w:eastAsia="zh-Hans"/>
+        </w:rPr>
+      </w:pPr>
     </w:p>
     <w:p>
       <w:pPr>

--- a/计划.docx
+++ b/计划.docx
@@ -1201,6 +1201,7 @@
     <w:p>
       <w:pPr>
         <w:numPr>
+          <w:ilvl w:val="0"/>
           <w:numId w:val="0"/>
         </w:numPr>
         <w:spacing w:after="200" w:line="276" w:lineRule="auto"/>
@@ -1214,6 +1215,7 @@
     <w:p>
       <w:pPr>
         <w:numPr>
+          <w:ilvl w:val="0"/>
           <w:numId w:val="0"/>
         </w:numPr>
         <w:spacing w:after="200" w:line="276" w:lineRule="auto"/>
@@ -1227,6 +1229,7 @@
     <w:p>
       <w:pPr>
         <w:numPr>
+          <w:ilvl w:val="0"/>
           <w:numId w:val="0"/>
         </w:numPr>
         <w:spacing w:after="200" w:line="276" w:lineRule="auto"/>
@@ -1240,6 +1243,7 @@
     <w:p>
       <w:pPr>
         <w:numPr>
+          <w:ilvl w:val="0"/>
           <w:numId w:val="0"/>
         </w:numPr>
         <w:spacing w:after="200" w:line="276" w:lineRule="auto"/>
@@ -1479,6 +1483,7 @@
     <w:p>
       <w:pPr>
         <w:numPr>
+          <w:ilvl w:val="0"/>
           <w:numId w:val="0"/>
         </w:numPr>
         <w:spacing w:after="200" w:line="276" w:lineRule="auto"/>
@@ -1488,25 +1493,125 @@
           <w:lang w:eastAsia="zh-CN"/>
         </w:rPr>
       </w:pPr>
+    </w:p>
+    <w:p>
+      <w:pPr>
+        <w:numPr>
+          <w:ilvl w:val="0"/>
+          <w:numId w:val="0"/>
+        </w:numPr>
+        <w:spacing w:after="200" w:line="276" w:lineRule="auto"/>
+        <w:jc w:val="both"/>
+        <w:rPr>
+          <w:rFonts w:hint="default"/>
+          <w:lang w:eastAsia="zh-Hans"/>
+        </w:rPr>
+      </w:pPr>
+      <w:r>
+        <w:rPr>
+          <w:rFonts w:hint="eastAsia"/>
+          <w:lang w:val="en-US" w:eastAsia="zh-Hans"/>
+        </w:rPr>
+        <w:t>来说一些这个时间点上明显问题比较大的大块</w:t>
+      </w:r>
+      <w:r>
+        <w:rPr>
+          <w:rFonts w:hint="default"/>
+          <w:lang w:eastAsia="zh-Hans"/>
+        </w:rPr>
+        <w:t>：</w:t>
+      </w:r>
+    </w:p>
+    <w:p>
+      <w:pPr>
+        <w:numPr>
+          <w:ilvl w:val="0"/>
+          <w:numId w:val="0"/>
+        </w:numPr>
+        <w:spacing w:after="200" w:line="276" w:lineRule="auto"/>
+        <w:jc w:val="both"/>
+        <w:rPr>
+          <w:rFonts w:hint="default"/>
+          <w:lang w:eastAsia="zh-Hans"/>
+        </w:rPr>
+      </w:pPr>
+      <w:r>
+        <w:rPr>
+          <w:rFonts w:hint="eastAsia"/>
+          <w:lang w:val="en-US" w:eastAsia="zh-Hans"/>
+        </w:rPr>
+        <w:t>邮件系统</w:t>
+      </w:r>
+      <w:r>
+        <w:rPr>
+          <w:rFonts w:hint="default"/>
+          <w:lang w:eastAsia="zh-Hans"/>
+        </w:rPr>
+        <w:t>，</w:t>
+      </w:r>
+      <w:r>
+        <w:rPr>
+          <w:rFonts w:hint="eastAsia"/>
+          <w:lang w:val="en-US" w:eastAsia="zh-Hans"/>
+        </w:rPr>
+        <w:t>战斗报酬系统</w:t>
+      </w:r>
+      <w:r>
+        <w:rPr>
+          <w:rFonts w:hint="default"/>
+          <w:lang w:eastAsia="zh-Hans"/>
+        </w:rPr>
+        <w:t>，</w:t>
+      </w:r>
+      <w:r>
+        <w:rPr>
+          <w:rFonts w:hint="eastAsia"/>
+          <w:lang w:val="en-US" w:eastAsia="zh-Hans"/>
+        </w:rPr>
+        <w:t>竞技场排名系统</w:t>
+      </w:r>
+      <w:r>
+        <w:rPr>
+          <w:rFonts w:hint="default"/>
+          <w:lang w:eastAsia="zh-Hans"/>
+        </w:rPr>
+        <w:t>。</w:t>
+      </w:r>
+      <w:r>
+        <w:rPr>
+          <w:rFonts w:hint="eastAsia"/>
+          <w:lang w:val="en-US" w:eastAsia="zh-Hans"/>
+        </w:rPr>
+        <w:t>技能石管理相关</w:t>
+      </w:r>
+      <w:r>
+        <w:rPr>
+          <w:rFonts w:hint="default"/>
+          <w:lang w:eastAsia="zh-Hans"/>
+        </w:rPr>
+        <w:t>。</w:t>
+      </w:r>
+    </w:p>
+    <w:p>
+      <w:pPr>
+        <w:numPr>
+          <w:ilvl w:val="0"/>
+          <w:numId w:val="0"/>
+        </w:numPr>
+        <w:spacing w:after="200" w:line="276" w:lineRule="auto"/>
+        <w:jc w:val="both"/>
+        <w:rPr>
+          <w:rFonts w:hint="eastAsia"/>
+          <w:lang w:val="en-US" w:eastAsia="zh-Hans"/>
+        </w:rPr>
+      </w:pPr>
       <w:bookmarkStart w:id="0" w:name="_GoBack"/>
       <w:bookmarkEnd w:id="0"/>
     </w:p>
     <w:p>
       <w:pPr>
         <w:numPr>
-          <w:numId w:val="0"/>
-        </w:numPr>
-        <w:spacing w:after="200" w:line="276" w:lineRule="auto"/>
-        <w:jc w:val="both"/>
-        <w:rPr>
-          <w:rFonts w:hint="default"/>
-          <w:lang w:eastAsia="zh-CN"/>
-        </w:rPr>
-      </w:pPr>
-    </w:p>
-    <w:p>
-      <w:pPr>
-        <w:numPr>
+          <w:ilvl w:val="0"/>
           <w:numId w:val="0"/>
         </w:numPr>
         <w:spacing w:after="200" w:line="276" w:lineRule="auto"/>

--- a/计划.docx
+++ b/计划.docx
@@ -1601,12 +1601,200 @@
         <w:spacing w:after="200" w:line="276" w:lineRule="auto"/>
         <w:jc w:val="both"/>
         <w:rPr>
-          <w:rFonts w:hint="eastAsia"/>
-          <w:lang w:val="en-US" w:eastAsia="zh-Hans"/>
-        </w:rPr>
-      </w:pPr>
+          <w:rFonts w:hint="default"/>
+          <w:lang w:eastAsia="zh-Hans"/>
+        </w:rPr>
+      </w:pPr>
+    </w:p>
+    <w:p>
+      <w:pPr>
+        <w:numPr>
+          <w:ilvl w:val="0"/>
+          <w:numId w:val="0"/>
+        </w:numPr>
+        <w:spacing w:after="200" w:line="276" w:lineRule="auto"/>
+        <w:jc w:val="both"/>
+        <w:rPr>
+          <w:rFonts w:hint="eastAsia"/>
+          <w:lang w:val="en-US" w:eastAsia="zh-Hans"/>
+        </w:rPr>
+      </w:pPr>
+      <w:r>
+        <w:rPr>
+          <w:rFonts w:hint="eastAsia"/>
+          <w:lang w:val="en-US" w:eastAsia="zh-Hans"/>
+        </w:rPr>
+        <w:t>随机技能组的更高级生成功能终究会有其很大的存在意义</w:t>
+      </w:r>
+      <w:r>
+        <w:rPr>
+          <w:rFonts w:hint="default"/>
+          <w:lang w:eastAsia="zh-Hans"/>
+        </w:rPr>
+        <w:t>，</w:t>
+      </w:r>
+      <w:r>
+        <w:rPr>
+          <w:rFonts w:hint="eastAsia"/>
+          <w:lang w:val="en-US" w:eastAsia="zh-Hans"/>
+        </w:rPr>
+        <w:t>比如</w:t>
+      </w:r>
+    </w:p>
+    <w:p>
+      <w:pPr>
+        <w:numPr>
+          <w:ilvl w:val="0"/>
+          <w:numId w:val="2"/>
+        </w:numPr>
+        <w:spacing w:after="200" w:line="276" w:lineRule="auto"/>
+        <w:jc w:val="both"/>
+        <w:rPr>
+          <w:rFonts w:hint="eastAsia"/>
+          <w:lang w:val="en-US" w:eastAsia="zh-Hans"/>
+        </w:rPr>
+      </w:pPr>
+      <w:r>
+        <w:rPr>
+          <w:rFonts w:hint="eastAsia"/>
+          <w:lang w:val="en-US" w:eastAsia="zh-Hans"/>
+        </w:rPr>
+        <w:t>关卡生成器的便利化</w:t>
+      </w:r>
+    </w:p>
+    <w:p>
+      <w:pPr>
+        <w:numPr>
+          <w:ilvl w:val="0"/>
+          <w:numId w:val="2"/>
+        </w:numPr>
+        <w:spacing w:after="200" w:line="276" w:lineRule="auto"/>
+        <w:jc w:val="both"/>
+        <w:rPr>
+          <w:rFonts w:hint="default"/>
+          <w:lang w:eastAsia="zh-Hans"/>
+        </w:rPr>
+      </w:pPr>
+      <w:r>
+        <w:rPr>
+          <w:rFonts w:hint="eastAsia"/>
+          <w:lang w:val="en-US" w:eastAsia="zh-Hans"/>
+        </w:rPr>
+        <w:t>玩家技能编辑的便利化</w:t>
+      </w:r>
+    </w:p>
+    <w:p>
+      <w:pPr>
+        <w:numPr>
+          <w:numId w:val="0"/>
+        </w:numPr>
+        <w:spacing w:after="200" w:line="276" w:lineRule="auto"/>
+        <w:jc w:val="both"/>
+        <w:rPr>
+          <w:rFonts w:hint="default"/>
+          <w:lang w:val="en-US" w:eastAsia="zh-Hans"/>
+        </w:rPr>
+      </w:pPr>
+      <w:r>
+        <w:rPr>
+          <w:rFonts w:hint="eastAsia"/>
+          <w:lang w:val="en-US" w:eastAsia="zh-Hans"/>
+        </w:rPr>
+        <w:t>这个“高级技能组生成逻辑”主要特点是以更合理的逻辑来确保总点数平衡</w:t>
+      </w:r>
+      <w:r>
+        <w:rPr>
+          <w:rFonts w:hint="default"/>
+          <w:lang w:eastAsia="zh-Hans"/>
+        </w:rPr>
+        <w:t>。</w:t>
+      </w:r>
+      <w:r>
+        <w:rPr>
+          <w:rFonts w:hint="eastAsia"/>
+          <w:lang w:val="en-US" w:eastAsia="zh-Hans"/>
+        </w:rPr>
+        <w:t>甚至可能存在这些偏好设置</w:t>
+      </w:r>
+      <w:r>
+        <w:rPr>
+          <w:rFonts w:hint="default"/>
+          <w:lang w:eastAsia="zh-Hans"/>
+        </w:rPr>
+        <w:t>：</w:t>
+      </w:r>
+      <w:r>
+        <w:rPr>
+          <w:rFonts w:hint="eastAsia"/>
+          <w:lang w:val="en-US" w:eastAsia="zh-Hans"/>
+        </w:rPr>
+        <w:t>更多或更少的必杀技</w:t>
+      </w:r>
+      <w:r>
+        <w:rPr>
+          <w:rFonts w:hint="default"/>
+          <w:lang w:eastAsia="zh-Hans"/>
+        </w:rPr>
+        <w:t>，</w:t>
+      </w:r>
+      <w:r>
+        <w:rPr>
+          <w:rFonts w:hint="eastAsia"/>
+          <w:lang w:val="en-US" w:eastAsia="zh-Hans"/>
+        </w:rPr>
+        <w:t>更多或更少的高星技能</w:t>
+      </w:r>
+      <w:r>
+        <w:rPr>
+          <w:rFonts w:hint="default"/>
+          <w:lang w:eastAsia="zh-Hans"/>
+        </w:rPr>
+        <w:t>，</w:t>
+      </w:r>
+      <w:r>
+        <w:rPr>
+          <w:rFonts w:hint="eastAsia"/>
+          <w:lang w:val="en-US" w:eastAsia="zh-Hans"/>
+        </w:rPr>
+        <w:t>配合无限sp槽模式的超分技能组</w:t>
+      </w:r>
+      <w:r>
+        <w:rPr>
+          <w:rFonts w:hint="default"/>
+          <w:lang w:eastAsia="zh-Hans"/>
+        </w:rPr>
+        <w:t>，</w:t>
+      </w:r>
+      <w:r>
+        <w:rPr>
+          <w:rFonts w:hint="eastAsia"/>
+          <w:lang w:val="en-US" w:eastAsia="zh-Hans"/>
+        </w:rPr>
+        <w:t>等等</w:t>
+      </w:r>
+      <w:r>
+        <w:rPr>
+          <w:rFonts w:hint="default"/>
+          <w:lang w:eastAsia="zh-Hans"/>
+        </w:rPr>
+        <w:t>。</w:t>
+      </w:r>
       <w:bookmarkStart w:id="0" w:name="_GoBack"/>
       <w:bookmarkEnd w:id="0"/>
+    </w:p>
+    <w:p>
+      <w:pPr>
+        <w:numPr>
+          <w:ilvl w:val="0"/>
+          <w:numId w:val="0"/>
+        </w:numPr>
+        <w:spacing w:after="200" w:line="276" w:lineRule="auto"/>
+        <w:jc w:val="both"/>
+        <w:rPr>
+          <w:rFonts w:hint="eastAsia"/>
+          <w:lang w:val="en-US" w:eastAsia="zh-Hans"/>
+        </w:rPr>
+      </w:pPr>
     </w:p>
     <w:p>
       <w:pPr>
@@ -1674,8 +1862,23 @@
       <w:lvlJc w:val="left"/>
     </w:lvl>
   </w:abstractNum>
+  <w:abstractNum w:abstractNumId="1">
+    <w:nsid w:val="5F8DA1FC"/>
+    <w:multiLevelType w:val="singleLevel"/>
+    <w:tmpl w:val="5F8DA1FC"/>
+    <w:lvl w:ilvl="0" w:tentative="0">
+      <w:start w:val="1"/>
+      <w:numFmt w:val="decimal"/>
+      <w:suff w:val="space"/>
+      <w:lvlText w:val="%1."/>
+      <w:lvlJc w:val="left"/>
+    </w:lvl>
+  </w:abstractNum>
   <w:num w:numId="1">
     <w:abstractNumId w:val="0"/>
+  </w:num>
+  <w:num w:numId="2">
+    <w:abstractNumId w:val="1"/>
   </w:num>
 </w:numbering>
 </file>

--- a/计划.docx
+++ b/计划.docx
@@ -1479,6 +1479,8 @@
         </w:rPr>
         <w:t>。</w:t>
       </w:r>
+      <w:bookmarkStart w:id="0" w:name="_GoBack"/>
+      <w:bookmarkEnd w:id="0"/>
     </w:p>
     <w:p>
       <w:pPr>
@@ -1686,6 +1688,7 @@
     <w:p>
       <w:pPr>
         <w:numPr>
+          <w:ilvl w:val="0"/>
           <w:numId w:val="0"/>
         </w:numPr>
         <w:spacing w:after="200" w:line="276" w:lineRule="auto"/>
@@ -1779,8 +1782,6 @@
         </w:rPr>
         <w:t>。</w:t>
       </w:r>
-      <w:bookmarkStart w:id="0" w:name="_GoBack"/>
-      <w:bookmarkEnd w:id="0"/>
     </w:p>
     <w:p>
       <w:pPr>

--- a/计划.docx
+++ b/计划.docx
@@ -523,6 +523,8 @@
         </w:rPr>
         <w:t>*</w:t>
       </w:r>
+      <w:bookmarkStart w:id="0" w:name="_GoBack"/>
+      <w:bookmarkEnd w:id="0"/>
     </w:p>
     <w:p>
       <w:pPr>
@@ -1479,8 +1481,6 @@
         </w:rPr>
         <w:t>。</w:t>
       </w:r>
-      <w:bookmarkStart w:id="0" w:name="_GoBack"/>
-      <w:bookmarkEnd w:id="0"/>
     </w:p>
     <w:p>
       <w:pPr>
@@ -1695,6 +1695,7 @@
         <w:jc w:val="both"/>
         <w:rPr>
           <w:rFonts w:hint="default"/>
+          <w:color w:val="0000FF"/>
           <w:lang w:val="en-US" w:eastAsia="zh-Hans"/>
         </w:rPr>
       </w:pPr>
@@ -1717,11 +1718,20 @@
           <w:rFonts w:hint="eastAsia"/>
           <w:lang w:val="en-US" w:eastAsia="zh-Hans"/>
         </w:rPr>
-        <w:t>甚至可能存在这些偏好设置</w:t>
-      </w:r>
-      <w:r>
-        <w:rPr>
-          <w:rFonts w:hint="default"/>
+        <w:t>甚至可能存在这些</w:t>
+      </w:r>
+      <w:r>
+        <w:rPr>
+          <w:rFonts w:hint="eastAsia"/>
+          <w:color w:val="0000FF"/>
+          <w:lang w:val="en-US" w:eastAsia="zh-Hans"/>
+        </w:rPr>
+        <w:t>偏好设置</w:t>
+      </w:r>
+      <w:r>
+        <w:rPr>
+          <w:rFonts w:hint="default"/>
+          <w:color w:val="0000FF"/>
           <w:lang w:eastAsia="zh-Hans"/>
         </w:rPr>
         <w:t>：</w:t>
@@ -1729,6 +1739,7 @@
       <w:r>
         <w:rPr>
           <w:rFonts w:hint="eastAsia"/>
+          <w:color w:val="0000FF"/>
           <w:lang w:val="en-US" w:eastAsia="zh-Hans"/>
         </w:rPr>
         <w:t>更多或更少的必杀技</w:t>
@@ -1736,6 +1747,7 @@
       <w:r>
         <w:rPr>
           <w:rFonts w:hint="default"/>
+          <w:color w:val="0000FF"/>
           <w:lang w:eastAsia="zh-Hans"/>
         </w:rPr>
         <w:t>，</w:t>
@@ -1743,6 +1755,7 @@
       <w:r>
         <w:rPr>
           <w:rFonts w:hint="eastAsia"/>
+          <w:color w:val="0000FF"/>
           <w:lang w:val="en-US" w:eastAsia="zh-Hans"/>
         </w:rPr>
         <w:t>更多或更少的高星技能</w:t>
@@ -1750,6 +1763,7 @@
       <w:r>
         <w:rPr>
           <w:rFonts w:hint="default"/>
+          <w:color w:val="0000FF"/>
           <w:lang w:eastAsia="zh-Hans"/>
         </w:rPr>
         <w:t>，</w:t>
@@ -1757,6 +1771,7 @@
       <w:r>
         <w:rPr>
           <w:rFonts w:hint="eastAsia"/>
+          <w:color w:val="0000FF"/>
           <w:lang w:val="en-US" w:eastAsia="zh-Hans"/>
         </w:rPr>
         <w:t>配合无限sp槽模式的超分技能组</w:t>
@@ -1764,6 +1779,7 @@
       <w:r>
         <w:rPr>
           <w:rFonts w:hint="default"/>
+          <w:color w:val="0000FF"/>
           <w:lang w:eastAsia="zh-Hans"/>
         </w:rPr>
         <w:t>，</w:t>
@@ -1771,6 +1787,7 @@
       <w:r>
         <w:rPr>
           <w:rFonts w:hint="eastAsia"/>
+          <w:color w:val="0000FF"/>
           <w:lang w:val="en-US" w:eastAsia="zh-Hans"/>
         </w:rPr>
         <w:t>等等</w:t>
@@ -1778,6 +1795,7 @@
       <w:r>
         <w:rPr>
           <w:rFonts w:hint="default"/>
+          <w:color w:val="0000FF"/>
           <w:lang w:eastAsia="zh-Hans"/>
         </w:rPr>
         <w:t>。</w:t>
